--- a/L5Y-Cue-Sheet.docx
+++ b/L5Y-Cue-Sheet.docx
@@ -486,7 +486,7 @@
                 <w:sz w:val="21"/>
                 <w:szCs w:val="21"/>
               </w:rPr>
-              <w:t xml:space="preserve">First piano bar — house settles</w:t>
+              <w:t xml:space="preserve">PROLOGUE — the wedding waltz begins. SHE is discovered on her phone.</w:t>
             </w:r>
           </w:p>
         </w:tc>
@@ -517,7 +517,7 @@
                 <w:sz w:val="20"/>
                 <w:szCs w:val="20"/>
               </w:rPr>
-              <w:t xml:space="preserve">Her phone, lit and locked, already in her hand. JUNE 2026.</w:t>
+              <w:t xml:space="preserve">Preshow card out. Her phone, lit, already in her hand. JUNE 2026, the morning after.</w:t>
             </w:r>
           </w:p>
         </w:tc>
@@ -649,7 +649,7 @@
                 <w:sz w:val="21"/>
                 <w:szCs w:val="21"/>
               </w:rPr>
-              <w:t xml:space="preserve">Intro, phrase 2</w:t>
+              <w:t xml:space="preserve">Prologue, next phrase</w:t>
             </w:r>
           </w:p>
         </w:tc>
@@ -813,7 +813,7 @@
                 <w:sz w:val="21"/>
                 <w:szCs w:val="21"/>
               </w:rPr>
-              <w:t xml:space="preserve">Intro, phrase 3 — she gives in</w:t>
+              <w:t xml:space="preserve">Prologue — she gives in</w:t>
             </w:r>
           </w:p>
         </w:tc>
@@ -844,34 +844,7 @@
                 <w:sz w:val="20"/>
                 <w:szCs w:val="20"/>
               </w:rPr>
-              <w:t xml:space="preserve">She taps the notification. Face ID, and Facebook opens straight onto ON THIS DAY — one motion, no home screen.</w:t>
-            </w:r>
-          </w:p>
-          <w:p>
-            <w:pPr>
-              <w:spacing w:after="20"/>
-            </w:pPr>
-            <w:r>
-              <w:rPr>
-                <w:rFonts w:ascii="Arial" w:cs="Arial" w:eastAsia="Arial" w:hAnsi="Arial"/>
-                <w:b/>
-                <w:bCs/>
-                <w:color w:val="8a2b52"/>
-                <w:sz w:val="18"/>
-                <w:szCs w:val="18"/>
-              </w:rPr>
-              <w:t xml:space="preserve">HOLD — </w:t>
-            </w:r>
-            <w:r>
-              <w:rPr>
-                <w:rFonts w:ascii="Arial" w:cs="Arial" w:eastAsia="Arial" w:hAnsi="Arial"/>
-                <w:i/>
-                <w:iCs/>
-                <w:color w:val="8a2b52"/>
-                <w:sz w:val="18"/>
-                <w:szCs w:val="18"/>
-              </w:rPr>
-              <w:t xml:space="preserve">A beat on the notification before she commits.</w:t>
+              <w:t xml:space="preserve">She taps it. Face ID, straight into ON THIS DAY — and the screen leans in close so the house reads every card.</w:t>
             </w:r>
           </w:p>
         </w:tc>
@@ -981,11 +954,11 @@
                 <w:rFonts w:ascii="Arial" w:cs="Arial" w:eastAsia="Arial" w:hAnsi="Arial"/>
                 <w:b/>
                 <w:bCs/>
-                <w:color w:val="7a5f1f"/>
+                <w:color w:val="2b4d8a"/>
                 <w:sz w:val="14"/>
                 <w:szCs w:val="14"/>
               </w:rPr>
-              <w:t xml:space="preserve">ON THE ACTION</w:t>
+              <w:t xml:space="preserve">ON THE MUSIC</w:t>
             </w:r>
           </w:p>
           <w:p>
@@ -1003,7 +976,7 @@
                 <w:sz w:val="21"/>
                 <w:szCs w:val="21"/>
               </w:rPr>
-              <w:t xml:space="preserve">CATHERINE is discovered. SHE wears a wedding ring.</w:t>
+              <w:t xml:space="preserve">Prologue — the first memory</w:t>
             </w:r>
           </w:p>
         </w:tc>
@@ -1129,6 +1102,1504 @@
               <w:bottom w:val="single" w:color="C4C8CF" w:sz="4"/>
               <w:right w:val="single" w:color="C4C8CF" w:sz="4"/>
             </w:tcBorders>
+            <w:tcMar>
+              <w:top w:type="dxa" w:w="90"/>
+              <w:left w:type="dxa" w:w="110"/>
+              <w:bottom w:type="dxa" w:w="90"/>
+              <w:right w:type="dxa" w:w="110"/>
+            </w:tcMar>
+          </w:tcPr>
+          <w:p>
+            <w:pPr>
+              <w:spacing w:after="30"/>
+            </w:pPr>
+            <w:r>
+              <w:rPr>
+                <w:rFonts w:ascii="Arial" w:cs="Arial" w:eastAsia="Arial" w:hAnsi="Arial"/>
+                <w:b/>
+                <w:bCs/>
+                <w:color w:val="2b4d8a"/>
+                <w:sz w:val="14"/>
+                <w:szCs w:val="14"/>
+              </w:rPr>
+              <w:t xml:space="preserve">ON THE MUSIC</w:t>
+            </w:r>
+          </w:p>
+          <w:p>
+            <w:pPr>
+              <w:spacing w:after="30"/>
+            </w:pPr>
+            <w:r>
+              <w:rPr>
+                <w:rFonts w:ascii="Arial" w:cs="Arial" w:eastAsia="Arial" w:hAnsi="Arial"/>
+                <w:b w:val="false"/>
+                <w:bCs w:val="false"/>
+                <w:i w:val="false"/>
+                <w:iCs w:val="false"/>
+                <w:color w:val="15151d"/>
+                <w:sz w:val="21"/>
+                <w:szCs w:val="21"/>
+              </w:rPr>
+              <w:t xml:space="preserve">Prologue — the second</w:t>
+            </w:r>
+          </w:p>
+        </w:tc>
+        <w:tc>
+          <w:tcPr>
+            <w:tcW w:type="dxa" w:w="5100"/>
+            <w:tcBorders>
+              <w:top w:val="single" w:color="C4C8CF" w:sz="4"/>
+              <w:left w:val="single" w:color="C4C8CF" w:sz="4"/>
+              <w:bottom w:val="single" w:color="C4C8CF" w:sz="4"/>
+              <w:right w:val="single" w:color="C4C8CF" w:sz="4"/>
+            </w:tcBorders>
+            <w:tcMar>
+              <w:top w:type="dxa" w:w="90"/>
+              <w:left w:type="dxa" w:w="110"/>
+              <w:bottom w:type="dxa" w:w="90"/>
+              <w:right w:type="dxa" w:w="110"/>
+            </w:tcMar>
+          </w:tcPr>
+          <w:p>
+            <w:pPr>
+              <w:spacing w:after="30"/>
+            </w:pPr>
+            <w:r>
+              <w:rPr>
+                <w:rFonts w:ascii="Arial" w:cs="Arial" w:eastAsia="Arial" w:hAnsi="Arial"/>
+                <w:color w:val="15151d"/>
+                <w:sz w:val="20"/>
+                <w:szCs w:val="20"/>
+              </w:rPr>
+              <w:t xml:space="preserve">2022 — the year of the couch and the second Christmas.</w:t>
+            </w:r>
+          </w:p>
+        </w:tc>
+        <w:tc>
+          <w:tcPr>
+            <w:tcW w:type="dxa" w:w="1400"/>
+            <w:tcBorders>
+              <w:top w:val="single" w:color="C4C8CF" w:sz="4"/>
+              <w:left w:val="single" w:color="C4C8CF" w:sz="4"/>
+              <w:bottom w:val="single" w:color="C4C8CF" w:sz="4"/>
+              <w:right w:val="single" w:color="C4C8CF" w:sz="4"/>
+            </w:tcBorders>
+            <w:tcMar>
+              <w:top w:type="dxa" w:w="90"/>
+              <w:left w:type="dxa" w:w="110"/>
+              <w:bottom w:type="dxa" w:w="90"/>
+              <w:right w:type="dxa" w:w="110"/>
+            </w:tcMar>
+          </w:tcPr>
+          <w:p>
+            <w:pPr>
+              <w:spacing w:after="30"/>
+            </w:pPr>
+            <w:r>
+              <w:rPr>
+                <w:rFonts w:ascii="Arial" w:cs="Arial" w:eastAsia="Arial" w:hAnsi="Arial"/>
+                <w:color w:val="6b7280"/>
+                <w:sz w:val="18"/>
+                <w:szCs w:val="18"/>
+              </w:rPr>
+              <w:t xml:space="preserve">p. ____</w:t>
+            </w:r>
+          </w:p>
+          <w:p>
+            <w:pPr>
+              <w:spacing w:after="30"/>
+            </w:pPr>
+            <w:r>
+              <w:rPr>
+                <w:rFonts w:ascii="Arial" w:cs="Arial" w:eastAsia="Arial" w:hAnsi="Arial"/>
+                <w:color w:val="6b7280"/>
+                <w:sz w:val="18"/>
+                <w:szCs w:val="18"/>
+              </w:rPr>
+              <w:t xml:space="preserve">m. ____</w:t>
+            </w:r>
+          </w:p>
+        </w:tc>
+      </w:tr>
+      <w:tr>
+        <w:tc>
+          <w:tcPr>
+            <w:tcW w:type="dxa" w:w="900"/>
+            <w:tcBorders>
+              <w:top w:val="single" w:color="C4C8CF" w:sz="4"/>
+              <w:left w:val="single" w:color="C4C8CF" w:sz="4"/>
+              <w:bottom w:val="single" w:color="C4C8CF" w:sz="4"/>
+              <w:right w:val="single" w:color="C4C8CF" w:sz="4"/>
+            </w:tcBorders>
+            <w:tcMar>
+              <w:top w:type="dxa" w:w="90"/>
+              <w:left w:type="dxa" w:w="110"/>
+              <w:bottom w:type="dxa" w:w="90"/>
+              <w:right w:type="dxa" w:w="110"/>
+            </w:tcMar>
+          </w:tcPr>
+          <w:p>
+            <w:pPr>
+              <w:spacing w:after="30"/>
+            </w:pPr>
+            <w:r>
+              <w:rPr>
+                <w:rFonts w:ascii="Arial" w:cs="Arial" w:eastAsia="Arial" w:hAnsi="Arial"/>
+                <w:b/>
+                <w:bCs/>
+                <w:color w:val="15151d"/>
+                <w:sz w:val="26"/>
+                <w:szCs w:val="26"/>
+              </w:rPr>
+              <w:t xml:space="preserve">1.6</w:t>
+            </w:r>
+          </w:p>
+        </w:tc>
+        <w:tc>
+          <w:tcPr>
+            <w:tcW w:type="dxa" w:w="3400"/>
+            <w:tcBorders>
+              <w:top w:val="single" w:color="C4C8CF" w:sz="4"/>
+              <w:left w:val="single" w:color="C4C8CF" w:sz="4"/>
+              <w:bottom w:val="single" w:color="C4C8CF" w:sz="4"/>
+              <w:right w:val="single" w:color="C4C8CF" w:sz="4"/>
+            </w:tcBorders>
+            <w:shd w:fill="F3F4F6" w:val="clear"/>
+            <w:tcMar>
+              <w:top w:type="dxa" w:w="90"/>
+              <w:left w:type="dxa" w:w="110"/>
+              <w:bottom w:type="dxa" w:w="90"/>
+              <w:right w:type="dxa" w:w="110"/>
+            </w:tcMar>
+          </w:tcPr>
+          <w:p>
+            <w:pPr>
+              <w:spacing w:after="30"/>
+            </w:pPr>
+            <w:r>
+              <w:rPr>
+                <w:rFonts w:ascii="Arial" w:cs="Arial" w:eastAsia="Arial" w:hAnsi="Arial"/>
+                <w:b/>
+                <w:bCs/>
+                <w:color w:val="2b4d8a"/>
+                <w:sz w:val="14"/>
+                <w:szCs w:val="14"/>
+              </w:rPr>
+              <w:t xml:space="preserve">ON THE MUSIC</w:t>
+            </w:r>
+          </w:p>
+          <w:p>
+            <w:pPr>
+              <w:spacing w:after="30"/>
+            </w:pPr>
+            <w:r>
+              <w:rPr>
+                <w:rFonts w:ascii="Arial" w:cs="Arial" w:eastAsia="Arial" w:hAnsi="Arial"/>
+                <w:b w:val="false"/>
+                <w:bCs w:val="false"/>
+                <w:i w:val="false"/>
+                <w:iCs w:val="false"/>
+                <w:color w:val="15151d"/>
+                <w:sz w:val="21"/>
+                <w:szCs w:val="21"/>
+              </w:rPr>
+              <w:t xml:space="preserve">Prologue — the third</w:t>
+            </w:r>
+          </w:p>
+        </w:tc>
+        <w:tc>
+          <w:tcPr>
+            <w:tcW w:type="dxa" w:w="5100"/>
+            <w:tcBorders>
+              <w:top w:val="single" w:color="C4C8CF" w:sz="4"/>
+              <w:left w:val="single" w:color="C4C8CF" w:sz="4"/>
+              <w:bottom w:val="single" w:color="C4C8CF" w:sz="4"/>
+              <w:right w:val="single" w:color="C4C8CF" w:sz="4"/>
+            </w:tcBorders>
+            <w:shd w:fill="F3F4F6" w:val="clear"/>
+            <w:tcMar>
+              <w:top w:type="dxa" w:w="90"/>
+              <w:left w:type="dxa" w:w="110"/>
+              <w:bottom w:type="dxa" w:w="90"/>
+              <w:right w:type="dxa" w:w="110"/>
+            </w:tcMar>
+          </w:tcPr>
+          <w:p>
+            <w:pPr>
+              <w:spacing w:after="30"/>
+            </w:pPr>
+            <w:r>
+              <w:rPr>
+                <w:rFonts w:ascii="Arial" w:cs="Arial" w:eastAsia="Arial" w:hAnsi="Arial"/>
+                <w:color w:val="15151d"/>
+                <w:sz w:val="20"/>
+                <w:szCs w:val="20"/>
+              </w:rPr>
+              <w:t xml:space="preserve">2023 — the proposal. Her scroll stalls halfway with the card half-revealed — a beat of not being ready — then commits.</w:t>
+            </w:r>
+          </w:p>
+        </w:tc>
+        <w:tc>
+          <w:tcPr>
+            <w:tcW w:type="dxa" w:w="1400"/>
+            <w:tcBorders>
+              <w:top w:val="single" w:color="C4C8CF" w:sz="4"/>
+              <w:left w:val="single" w:color="C4C8CF" w:sz="4"/>
+              <w:bottom w:val="single" w:color="C4C8CF" w:sz="4"/>
+              <w:right w:val="single" w:color="C4C8CF" w:sz="4"/>
+            </w:tcBorders>
+            <w:shd w:fill="F3F4F6" w:val="clear"/>
+            <w:tcMar>
+              <w:top w:type="dxa" w:w="90"/>
+              <w:left w:type="dxa" w:w="110"/>
+              <w:bottom w:type="dxa" w:w="90"/>
+              <w:right w:type="dxa" w:w="110"/>
+            </w:tcMar>
+          </w:tcPr>
+          <w:p>
+            <w:pPr>
+              <w:spacing w:after="30"/>
+            </w:pPr>
+            <w:r>
+              <w:rPr>
+                <w:rFonts w:ascii="Arial" w:cs="Arial" w:eastAsia="Arial" w:hAnsi="Arial"/>
+                <w:color w:val="6b7280"/>
+                <w:sz w:val="18"/>
+                <w:szCs w:val="18"/>
+              </w:rPr>
+              <w:t xml:space="preserve">p. ____</w:t>
+            </w:r>
+          </w:p>
+          <w:p>
+            <w:pPr>
+              <w:spacing w:after="30"/>
+            </w:pPr>
+            <w:r>
+              <w:rPr>
+                <w:rFonts w:ascii="Arial" w:cs="Arial" w:eastAsia="Arial" w:hAnsi="Arial"/>
+                <w:color w:val="6b7280"/>
+                <w:sz w:val="18"/>
+                <w:szCs w:val="18"/>
+              </w:rPr>
+              <w:t xml:space="preserve">m. ____</w:t>
+            </w:r>
+          </w:p>
+        </w:tc>
+      </w:tr>
+      <w:tr>
+        <w:tc>
+          <w:tcPr>
+            <w:tcW w:type="dxa" w:w="900"/>
+            <w:tcBorders>
+              <w:top w:val="single" w:color="C4C8CF" w:sz="4"/>
+              <w:left w:val="single" w:color="C4C8CF" w:sz="4"/>
+              <w:bottom w:val="single" w:color="C4C8CF" w:sz="4"/>
+              <w:right w:val="single" w:color="C4C8CF" w:sz="4"/>
+            </w:tcBorders>
+            <w:tcMar>
+              <w:top w:type="dxa" w:w="90"/>
+              <w:left w:type="dxa" w:w="110"/>
+              <w:bottom w:type="dxa" w:w="90"/>
+              <w:right w:type="dxa" w:w="110"/>
+            </w:tcMar>
+          </w:tcPr>
+          <w:p>
+            <w:pPr>
+              <w:spacing w:after="30"/>
+            </w:pPr>
+            <w:r>
+              <w:rPr>
+                <w:rFonts w:ascii="Arial" w:cs="Arial" w:eastAsia="Arial" w:hAnsi="Arial"/>
+                <w:b/>
+                <w:bCs/>
+                <w:color w:val="15151d"/>
+                <w:sz w:val="26"/>
+                <w:szCs w:val="26"/>
+              </w:rPr>
+              <w:t xml:space="preserve">1.7</w:t>
+            </w:r>
+          </w:p>
+        </w:tc>
+        <w:tc>
+          <w:tcPr>
+            <w:tcW w:type="dxa" w:w="3400"/>
+            <w:tcBorders>
+              <w:top w:val="single" w:color="C4C8CF" w:sz="4"/>
+              <w:left w:val="single" w:color="C4C8CF" w:sz="4"/>
+              <w:bottom w:val="single" w:color="C4C8CF" w:sz="4"/>
+              <w:right w:val="single" w:color="C4C8CF" w:sz="4"/>
+            </w:tcBorders>
+            <w:tcMar>
+              <w:top w:type="dxa" w:w="90"/>
+              <w:left w:type="dxa" w:w="110"/>
+              <w:bottom w:type="dxa" w:w="90"/>
+              <w:right w:type="dxa" w:w="110"/>
+            </w:tcMar>
+          </w:tcPr>
+          <w:p>
+            <w:pPr>
+              <w:spacing w:after="30"/>
+            </w:pPr>
+            <w:r>
+              <w:rPr>
+                <w:rFonts w:ascii="Arial" w:cs="Arial" w:eastAsia="Arial" w:hAnsi="Arial"/>
+                <w:b/>
+                <w:bCs/>
+                <w:color w:val="2b4d8a"/>
+                <w:sz w:val="14"/>
+                <w:szCs w:val="14"/>
+              </w:rPr>
+              <w:t xml:space="preserve">ON THE MUSIC</w:t>
+            </w:r>
+          </w:p>
+          <w:p>
+            <w:pPr>
+              <w:spacing w:after="30"/>
+            </w:pPr>
+            <w:r>
+              <w:rPr>
+                <w:rFonts w:ascii="Arial" w:cs="Arial" w:eastAsia="Arial" w:hAnsi="Arial"/>
+                <w:b w:val="false"/>
+                <w:bCs w:val="false"/>
+                <w:i w:val="false"/>
+                <w:iCs w:val="false"/>
+                <w:color w:val="15151d"/>
+                <w:sz w:val="21"/>
+                <w:szCs w:val="21"/>
+              </w:rPr>
+              <w:t xml:space="preserve">Prologue rolls into the INTRO of Still Hurting</w:t>
+            </w:r>
+          </w:p>
+        </w:tc>
+        <w:tc>
+          <w:tcPr>
+            <w:tcW w:type="dxa" w:w="5100"/>
+            <w:tcBorders>
+              <w:top w:val="single" w:color="C4C8CF" w:sz="4"/>
+              <w:left w:val="single" w:color="C4C8CF" w:sz="4"/>
+              <w:bottom w:val="single" w:color="C4C8CF" w:sz="4"/>
+              <w:right w:val="single" w:color="C4C8CF" w:sz="4"/>
+            </w:tcBorders>
+            <w:tcMar>
+              <w:top w:type="dxa" w:w="90"/>
+              <w:left w:type="dxa" w:w="110"/>
+              <w:bottom w:type="dxa" w:w="90"/>
+              <w:right w:type="dxa" w:w="110"/>
+            </w:tcMar>
+          </w:tcPr>
+          <w:p>
+            <w:pPr>
+              <w:spacing w:after="30"/>
+            </w:pPr>
+            <w:r>
+              <w:rPr>
+                <w:rFonts w:ascii="Arial" w:cs="Arial" w:eastAsia="Arial" w:hAnsi="Arial"/>
+                <w:color w:val="15151d"/>
+                <w:sz w:val="20"/>
+                <w:szCs w:val="20"/>
+              </w:rPr>
+              <w:t xml:space="preserve">2024 — the wedding portrait. Dragged into view slowly, thumb never leaving the glass.</w:t>
+            </w:r>
+          </w:p>
+        </w:tc>
+        <w:tc>
+          <w:tcPr>
+            <w:tcW w:type="dxa" w:w="1400"/>
+            <w:tcBorders>
+              <w:top w:val="single" w:color="C4C8CF" w:sz="4"/>
+              <w:left w:val="single" w:color="C4C8CF" w:sz="4"/>
+              <w:bottom w:val="single" w:color="C4C8CF" w:sz="4"/>
+              <w:right w:val="single" w:color="C4C8CF" w:sz="4"/>
+            </w:tcBorders>
+            <w:tcMar>
+              <w:top w:type="dxa" w:w="90"/>
+              <w:left w:type="dxa" w:w="110"/>
+              <w:bottom w:type="dxa" w:w="90"/>
+              <w:right w:type="dxa" w:w="110"/>
+            </w:tcMar>
+          </w:tcPr>
+          <w:p>
+            <w:pPr>
+              <w:spacing w:after="30"/>
+            </w:pPr>
+            <w:r>
+              <w:rPr>
+                <w:rFonts w:ascii="Arial" w:cs="Arial" w:eastAsia="Arial" w:hAnsi="Arial"/>
+                <w:color w:val="6b7280"/>
+                <w:sz w:val="18"/>
+                <w:szCs w:val="18"/>
+              </w:rPr>
+              <w:t xml:space="preserve">p. ____</w:t>
+            </w:r>
+          </w:p>
+          <w:p>
+            <w:pPr>
+              <w:spacing w:after="30"/>
+            </w:pPr>
+            <w:r>
+              <w:rPr>
+                <w:rFonts w:ascii="Arial" w:cs="Arial" w:eastAsia="Arial" w:hAnsi="Arial"/>
+                <w:color w:val="6b7280"/>
+                <w:sz w:val="18"/>
+                <w:szCs w:val="18"/>
+              </w:rPr>
+              <w:t xml:space="preserve">m. ____</w:t>
+            </w:r>
+          </w:p>
+        </w:tc>
+      </w:tr>
+      <w:tr>
+        <w:tc>
+          <w:tcPr>
+            <w:tcW w:type="dxa" w:w="900"/>
+            <w:tcBorders>
+              <w:top w:val="single" w:color="C4C8CF" w:sz="4"/>
+              <w:left w:val="single" w:color="C4C8CF" w:sz="4"/>
+              <w:bottom w:val="single" w:color="C4C8CF" w:sz="4"/>
+              <w:right w:val="single" w:color="C4C8CF" w:sz="4"/>
+            </w:tcBorders>
+            <w:tcMar>
+              <w:top w:type="dxa" w:w="90"/>
+              <w:left w:type="dxa" w:w="110"/>
+              <w:bottom w:type="dxa" w:w="90"/>
+              <w:right w:type="dxa" w:w="110"/>
+            </w:tcMar>
+          </w:tcPr>
+          <w:p>
+            <w:pPr>
+              <w:spacing w:after="30"/>
+            </w:pPr>
+            <w:r>
+              <w:rPr>
+                <w:rFonts w:ascii="Arial" w:cs="Arial" w:eastAsia="Arial" w:hAnsi="Arial"/>
+                <w:b/>
+                <w:bCs/>
+                <w:color w:val="15151d"/>
+                <w:sz w:val="26"/>
+                <w:szCs w:val="26"/>
+              </w:rPr>
+              <w:t xml:space="preserve">1.8</w:t>
+            </w:r>
+          </w:p>
+        </w:tc>
+        <w:tc>
+          <w:tcPr>
+            <w:tcW w:type="dxa" w:w="3400"/>
+            <w:tcBorders>
+              <w:top w:val="single" w:color="C4C8CF" w:sz="4"/>
+              <w:left w:val="single" w:color="C4C8CF" w:sz="4"/>
+              <w:bottom w:val="single" w:color="C4C8CF" w:sz="4"/>
+              <w:right w:val="single" w:color="C4C8CF" w:sz="4"/>
+            </w:tcBorders>
+            <w:shd w:fill="F3F4F6" w:val="clear"/>
+            <w:tcMar>
+              <w:top w:type="dxa" w:w="90"/>
+              <w:left w:type="dxa" w:w="110"/>
+              <w:bottom w:type="dxa" w:w="90"/>
+              <w:right w:type="dxa" w:w="110"/>
+            </w:tcMar>
+          </w:tcPr>
+          <w:p>
+            <w:pPr>
+              <w:spacing w:after="30"/>
+            </w:pPr>
+            <w:r>
+              <w:rPr>
+                <w:rFonts w:ascii="Arial" w:cs="Arial" w:eastAsia="Arial" w:hAnsi="Arial"/>
+                <w:b/>
+                <w:bCs/>
+                <w:color w:val="2b4d8a"/>
+                <w:sz w:val="14"/>
+                <w:szCs w:val="14"/>
+              </w:rPr>
+              <w:t xml:space="preserve">ON THE MUSIC</w:t>
+            </w:r>
+          </w:p>
+          <w:p>
+            <w:pPr>
+              <w:spacing w:after="30"/>
+            </w:pPr>
+            <w:r>
+              <w:rPr>
+                <w:rFonts w:ascii="Arial" w:cs="Arial" w:eastAsia="Arial" w:hAnsi="Arial"/>
+                <w:b w:val="false"/>
+                <w:bCs w:val="false"/>
+                <w:i w:val="false"/>
+                <w:iCs w:val="false"/>
+                <w:color w:val="15151d"/>
+                <w:sz w:val="21"/>
+                <w:szCs w:val="21"/>
+              </w:rPr>
+              <w:t xml:space="preserve">Intro — the last card</w:t>
+            </w:r>
+          </w:p>
+        </w:tc>
+        <w:tc>
+          <w:tcPr>
+            <w:tcW w:type="dxa" w:w="5100"/>
+            <w:tcBorders>
+              <w:top w:val="single" w:color="C4C8CF" w:sz="4"/>
+              <w:left w:val="single" w:color="C4C8CF" w:sz="4"/>
+              <w:bottom w:val="single" w:color="C4C8CF" w:sz="4"/>
+              <w:right w:val="single" w:color="C4C8CF" w:sz="4"/>
+            </w:tcBorders>
+            <w:shd w:fill="F3F4F6" w:val="clear"/>
+            <w:tcMar>
+              <w:top w:type="dxa" w:w="90"/>
+              <w:left w:type="dxa" w:w="110"/>
+              <w:bottom w:type="dxa" w:w="90"/>
+              <w:right w:type="dxa" w:w="110"/>
+            </w:tcMar>
+          </w:tcPr>
+          <w:p>
+            <w:pPr>
+              <w:spacing w:after="30"/>
+            </w:pPr>
+            <w:r>
+              <w:rPr>
+                <w:rFonts w:ascii="Arial" w:cs="Arial" w:eastAsia="Arial" w:hAnsi="Arial"/>
+                <w:color w:val="15151d"/>
+                <w:sz w:val="20"/>
+                <w:szCs w:val="20"/>
+              </w:rPr>
+              <w:t xml:space="preserve">2025 — the pier. Her first flick fails and the feed snaps back — she is not ready for this one — a long beat, then she drags it over herself.</w:t>
+            </w:r>
+          </w:p>
+          <w:p>
+            <w:pPr>
+              <w:spacing w:after="20"/>
+            </w:pPr>
+            <w:r>
+              <w:rPr>
+                <w:rFonts w:ascii="Arial" w:cs="Arial" w:eastAsia="Arial" w:hAnsi="Arial"/>
+                <w:b/>
+                <w:bCs/>
+                <w:color w:val="8a2b52"/>
+                <w:sz w:val="18"/>
+                <w:szCs w:val="18"/>
+              </w:rPr>
+              <w:t xml:space="preserve">HOLD — </w:t>
+            </w:r>
+            <w:r>
+              <w:rPr>
+                <w:rFonts w:ascii="Arial" w:cs="Arial" w:eastAsia="Arial" w:hAnsi="Arial"/>
+                <w:i/>
+                <w:iCs/>
+                <w:color w:val="8a2b52"/>
+                <w:sz w:val="18"/>
+                <w:szCs w:val="18"/>
+              </w:rPr>
+              <w:t xml:space="preserve">Five years in five cards, all before she sings a word. Let this one sit.</w:t>
+            </w:r>
+          </w:p>
+        </w:tc>
+        <w:tc>
+          <w:tcPr>
+            <w:tcW w:type="dxa" w:w="1400"/>
+            <w:tcBorders>
+              <w:top w:val="single" w:color="C4C8CF" w:sz="4"/>
+              <w:left w:val="single" w:color="C4C8CF" w:sz="4"/>
+              <w:bottom w:val="single" w:color="C4C8CF" w:sz="4"/>
+              <w:right w:val="single" w:color="C4C8CF" w:sz="4"/>
+            </w:tcBorders>
+            <w:shd w:fill="F3F4F6" w:val="clear"/>
+            <w:tcMar>
+              <w:top w:type="dxa" w:w="90"/>
+              <w:left w:type="dxa" w:w="110"/>
+              <w:bottom w:type="dxa" w:w="90"/>
+              <w:right w:type="dxa" w:w="110"/>
+            </w:tcMar>
+          </w:tcPr>
+          <w:p>
+            <w:pPr>
+              <w:spacing w:after="30"/>
+            </w:pPr>
+            <w:r>
+              <w:rPr>
+                <w:rFonts w:ascii="Arial" w:cs="Arial" w:eastAsia="Arial" w:hAnsi="Arial"/>
+                <w:color w:val="6b7280"/>
+                <w:sz w:val="18"/>
+                <w:szCs w:val="18"/>
+              </w:rPr>
+              <w:t xml:space="preserve">p. ____</w:t>
+            </w:r>
+          </w:p>
+          <w:p>
+            <w:pPr>
+              <w:spacing w:after="30"/>
+            </w:pPr>
+            <w:r>
+              <w:rPr>
+                <w:rFonts w:ascii="Arial" w:cs="Arial" w:eastAsia="Arial" w:hAnsi="Arial"/>
+                <w:color w:val="6b7280"/>
+                <w:sz w:val="18"/>
+                <w:szCs w:val="18"/>
+              </w:rPr>
+              <w:t xml:space="preserve">m. ____</w:t>
+            </w:r>
+          </w:p>
+        </w:tc>
+      </w:tr>
+      <w:tr>
+        <w:tc>
+          <w:tcPr>
+            <w:tcW w:type="dxa" w:w="900"/>
+            <w:tcBorders>
+              <w:top w:val="single" w:color="C4C8CF" w:sz="4"/>
+              <w:left w:val="single" w:color="C4C8CF" w:sz="4"/>
+              <w:bottom w:val="single" w:color="C4C8CF" w:sz="4"/>
+              <w:right w:val="single" w:color="C4C8CF" w:sz="4"/>
+            </w:tcBorders>
+            <w:tcMar>
+              <w:top w:type="dxa" w:w="90"/>
+              <w:left w:type="dxa" w:w="110"/>
+              <w:bottom w:type="dxa" w:w="90"/>
+              <w:right w:type="dxa" w:w="110"/>
+            </w:tcMar>
+          </w:tcPr>
+          <w:p>
+            <w:pPr>
+              <w:spacing w:after="30"/>
+            </w:pPr>
+            <w:r>
+              <w:rPr>
+                <w:rFonts w:ascii="Arial" w:cs="Arial" w:eastAsia="Arial" w:hAnsi="Arial"/>
+                <w:b/>
+                <w:bCs/>
+                <w:color w:val="15151d"/>
+                <w:sz w:val="26"/>
+                <w:szCs w:val="26"/>
+              </w:rPr>
+              <w:t xml:space="preserve">1.9</w:t>
+            </w:r>
+          </w:p>
+        </w:tc>
+        <w:tc>
+          <w:tcPr>
+            <w:tcW w:type="dxa" w:w="3400"/>
+            <w:tcBorders>
+              <w:top w:val="single" w:color="C4C8CF" w:sz="4"/>
+              <w:left w:val="single" w:color="C4C8CF" w:sz="4"/>
+              <w:bottom w:val="single" w:color="C4C8CF" w:sz="4"/>
+              <w:right w:val="single" w:color="C4C8CF" w:sz="4"/>
+            </w:tcBorders>
+            <w:tcMar>
+              <w:top w:type="dxa" w:w="90"/>
+              <w:left w:type="dxa" w:w="110"/>
+              <w:bottom w:type="dxa" w:w="90"/>
+              <w:right w:type="dxa" w:w="110"/>
+            </w:tcMar>
+          </w:tcPr>
+          <w:p>
+            <w:pPr>
+              <w:spacing w:after="30"/>
+            </w:pPr>
+            <w:r>
+              <w:rPr>
+                <w:rFonts w:ascii="Arial" w:cs="Arial" w:eastAsia="Arial" w:hAnsi="Arial"/>
+                <w:b/>
+                <w:bCs/>
+                <w:color w:val="2b4d8a"/>
+                <w:sz w:val="14"/>
+                <w:szCs w:val="14"/>
+              </w:rPr>
+              <w:t xml:space="preserve">ON THE MUSIC</w:t>
+            </w:r>
+          </w:p>
+          <w:p>
+            <w:pPr>
+              <w:spacing w:after="30"/>
+            </w:pPr>
+            <w:r>
+              <w:rPr>
+                <w:rFonts w:ascii="Arial" w:cs="Arial" w:eastAsia="Arial" w:hAnsi="Arial"/>
+                <w:b w:val="false"/>
+                <w:bCs w:val="false"/>
+                <w:i w:val="false"/>
+                <w:iCs w:val="false"/>
+                <w:color w:val="15151d"/>
+                <w:sz w:val="21"/>
+                <w:szCs w:val="21"/>
+              </w:rPr>
+              <w:t xml:space="preserve">AS SHE BEGINS TO SING</w:t>
+            </w:r>
+          </w:p>
+        </w:tc>
+        <w:tc>
+          <w:tcPr>
+            <w:tcW w:type="dxa" w:w="5100"/>
+            <w:tcBorders>
+              <w:top w:val="single" w:color="C4C8CF" w:sz="4"/>
+              <w:left w:val="single" w:color="C4C8CF" w:sz="4"/>
+              <w:bottom w:val="single" w:color="C4C8CF" w:sz="4"/>
+              <w:right w:val="single" w:color="C4C8CF" w:sz="4"/>
+            </w:tcBorders>
+            <w:tcMar>
+              <w:top w:type="dxa" w:w="90"/>
+              <w:left w:type="dxa" w:w="110"/>
+              <w:bottom w:type="dxa" w:w="90"/>
+              <w:right w:type="dxa" w:w="110"/>
+            </w:tcMar>
+          </w:tcPr>
+          <w:p>
+            <w:pPr>
+              <w:spacing w:after="30"/>
+            </w:pPr>
+            <w:r>
+              <w:rPr>
+                <w:rFonts w:ascii="Arial" w:cs="Arial" w:eastAsia="Arial" w:hAnsi="Arial"/>
+                <w:color w:val="15151d"/>
+                <w:sz w:val="20"/>
+                <w:szCs w:val="20"/>
+              </w:rPr>
+              <w:t xml:space="preserve">She puts the phone down. The song is hers — screen to black.</w:t>
+            </w:r>
+          </w:p>
+        </w:tc>
+        <w:tc>
+          <w:tcPr>
+            <w:tcW w:type="dxa" w:w="1400"/>
+            <w:tcBorders>
+              <w:top w:val="single" w:color="C4C8CF" w:sz="4"/>
+              <w:left w:val="single" w:color="C4C8CF" w:sz="4"/>
+              <w:bottom w:val="single" w:color="C4C8CF" w:sz="4"/>
+              <w:right w:val="single" w:color="C4C8CF" w:sz="4"/>
+            </w:tcBorders>
+            <w:tcMar>
+              <w:top w:type="dxa" w:w="90"/>
+              <w:left w:type="dxa" w:w="110"/>
+              <w:bottom w:type="dxa" w:w="90"/>
+              <w:right w:type="dxa" w:w="110"/>
+            </w:tcMar>
+          </w:tcPr>
+          <w:p>
+            <w:pPr>
+              <w:spacing w:after="30"/>
+            </w:pPr>
+            <w:r>
+              <w:rPr>
+                <w:rFonts w:ascii="Arial" w:cs="Arial" w:eastAsia="Arial" w:hAnsi="Arial"/>
+                <w:color w:val="6b7280"/>
+                <w:sz w:val="18"/>
+                <w:szCs w:val="18"/>
+              </w:rPr>
+              <w:t xml:space="preserve">p. ____</w:t>
+            </w:r>
+          </w:p>
+          <w:p>
+            <w:pPr>
+              <w:spacing w:after="30"/>
+            </w:pPr>
+            <w:r>
+              <w:rPr>
+                <w:rFonts w:ascii="Arial" w:cs="Arial" w:eastAsia="Arial" w:hAnsi="Arial"/>
+                <w:color w:val="6b7280"/>
+                <w:sz w:val="18"/>
+                <w:szCs w:val="18"/>
+              </w:rPr>
+              <w:t xml:space="preserve">m. ____</w:t>
+            </w:r>
+          </w:p>
+        </w:tc>
+      </w:tr>
+      <w:tr>
+        <w:tc>
+          <w:tcPr>
+            <w:tcW w:type="dxa" w:w="900"/>
+            <w:tcBorders>
+              <w:top w:val="single" w:color="C4C8CF" w:sz="4"/>
+              <w:left w:val="single" w:color="C4C8CF" w:sz="4"/>
+              <w:bottom w:val="single" w:color="C4C8CF" w:sz="4"/>
+              <w:right w:val="single" w:color="C4C8CF" w:sz="4"/>
+            </w:tcBorders>
+            <w:tcMar>
+              <w:top w:type="dxa" w:w="90"/>
+              <w:left w:type="dxa" w:w="110"/>
+              <w:bottom w:type="dxa" w:w="90"/>
+              <w:right w:type="dxa" w:w="110"/>
+            </w:tcMar>
+          </w:tcPr>
+          <w:p>
+            <w:pPr>
+              <w:spacing w:after="30"/>
+            </w:pPr>
+            <w:r>
+              <w:rPr>
+                <w:rFonts w:ascii="Arial" w:cs="Arial" w:eastAsia="Arial" w:hAnsi="Arial"/>
+                <w:b/>
+                <w:bCs/>
+                <w:color w:val="15151d"/>
+                <w:sz w:val="26"/>
+                <w:szCs w:val="26"/>
+              </w:rPr>
+              <w:t xml:space="preserve">1.10</w:t>
+            </w:r>
+          </w:p>
+        </w:tc>
+        <w:tc>
+          <w:tcPr>
+            <w:tcW w:type="dxa" w:w="3400"/>
+            <w:tcBorders>
+              <w:top w:val="single" w:color="C4C8CF" w:sz="4"/>
+              <w:left w:val="single" w:color="C4C8CF" w:sz="4"/>
+              <w:bottom w:val="single" w:color="C4C8CF" w:sz="4"/>
+              <w:right w:val="single" w:color="C4C8CF" w:sz="4"/>
+            </w:tcBorders>
+            <w:shd w:fill="F3F4F6" w:val="clear"/>
+            <w:tcMar>
+              <w:top w:type="dxa" w:w="90"/>
+              <w:left w:type="dxa" w:w="110"/>
+              <w:bottom w:type="dxa" w:w="90"/>
+              <w:right w:type="dxa" w:w="110"/>
+            </w:tcMar>
+          </w:tcPr>
+          <w:p>
+            <w:pPr>
+              <w:spacing w:after="30"/>
+            </w:pPr>
+            <w:r>
+              <w:rPr>
+                <w:rFonts w:ascii="Arial" w:cs="Arial" w:eastAsia="Arial" w:hAnsi="Arial"/>
+                <w:b/>
+                <w:bCs/>
+                <w:color w:val="2b4d8a"/>
+                <w:sz w:val="14"/>
+                <w:szCs w:val="14"/>
+              </w:rPr>
+              <w:t xml:space="preserve">ON THE MUSIC</w:t>
+            </w:r>
+          </w:p>
+          <w:p>
+            <w:pPr>
+              <w:spacing w:after="30"/>
+            </w:pPr>
+            <w:r>
+              <w:rPr>
+                <w:rFonts w:ascii="Arial" w:cs="Arial" w:eastAsia="Arial" w:hAnsi="Arial"/>
+                <w:b w:val="false"/>
+                <w:bCs w:val="false"/>
+                <w:i w:val="false"/>
+                <w:iCs w:val="false"/>
+                <w:color w:val="15151d"/>
+                <w:sz w:val="21"/>
+                <w:szCs w:val="21"/>
+              </w:rPr>
+              <w:t xml:space="preserve">INTERLUDE — measure 58. She picks the phone back up.</w:t>
+            </w:r>
+          </w:p>
+        </w:tc>
+        <w:tc>
+          <w:tcPr>
+            <w:tcW w:type="dxa" w:w="5100"/>
+            <w:tcBorders>
+              <w:top w:val="single" w:color="C4C8CF" w:sz="4"/>
+              <w:left w:val="single" w:color="C4C8CF" w:sz="4"/>
+              <w:bottom w:val="single" w:color="C4C8CF" w:sz="4"/>
+              <w:right w:val="single" w:color="C4C8CF" w:sz="4"/>
+            </w:tcBorders>
+            <w:shd w:fill="F3F4F6" w:val="clear"/>
+            <w:tcMar>
+              <w:top w:type="dxa" w:w="90"/>
+              <w:left w:type="dxa" w:w="110"/>
+              <w:bottom w:type="dxa" w:w="90"/>
+              <w:right w:type="dxa" w:w="110"/>
+            </w:tcMar>
+          </w:tcPr>
+          <w:p>
+            <w:pPr>
+              <w:spacing w:after="30"/>
+            </w:pPr>
+            <w:r>
+              <w:rPr>
+                <w:rFonts w:ascii="Arial" w:cs="Arial" w:eastAsia="Arial" w:hAnsi="Arial"/>
+                <w:color w:val="15151d"/>
+                <w:sz w:val="20"/>
+                <w:szCs w:val="20"/>
+              </w:rPr>
+              <w:t xml:space="preserve">Unlock. Messages. Everyone already knows — the whole list is condolences.</w:t>
+            </w:r>
+          </w:p>
+        </w:tc>
+        <w:tc>
+          <w:tcPr>
+            <w:tcW w:type="dxa" w:w="1400"/>
+            <w:tcBorders>
+              <w:top w:val="single" w:color="C4C8CF" w:sz="4"/>
+              <w:left w:val="single" w:color="C4C8CF" w:sz="4"/>
+              <w:bottom w:val="single" w:color="C4C8CF" w:sz="4"/>
+              <w:right w:val="single" w:color="C4C8CF" w:sz="4"/>
+            </w:tcBorders>
+            <w:shd w:fill="F3F4F6" w:val="clear"/>
+            <w:tcMar>
+              <w:top w:type="dxa" w:w="90"/>
+              <w:left w:type="dxa" w:w="110"/>
+              <w:bottom w:type="dxa" w:w="90"/>
+              <w:right w:type="dxa" w:w="110"/>
+            </w:tcMar>
+          </w:tcPr>
+          <w:p>
+            <w:pPr>
+              <w:spacing w:after="30"/>
+            </w:pPr>
+            <w:r>
+              <w:rPr>
+                <w:rFonts w:ascii="Arial" w:cs="Arial" w:eastAsia="Arial" w:hAnsi="Arial"/>
+                <w:color w:val="6b7280"/>
+                <w:sz w:val="18"/>
+                <w:szCs w:val="18"/>
+              </w:rPr>
+              <w:t xml:space="preserve">p. ____</w:t>
+            </w:r>
+          </w:p>
+          <w:p>
+            <w:pPr>
+              <w:spacing w:after="30"/>
+            </w:pPr>
+            <w:r>
+              <w:rPr>
+                <w:rFonts w:ascii="Arial" w:cs="Arial" w:eastAsia="Arial" w:hAnsi="Arial"/>
+                <w:color w:val="6b7280"/>
+                <w:sz w:val="18"/>
+                <w:szCs w:val="18"/>
+              </w:rPr>
+              <w:t xml:space="preserve">m. ____</w:t>
+            </w:r>
+          </w:p>
+        </w:tc>
+      </w:tr>
+      <w:tr>
+        <w:tc>
+          <w:tcPr>
+            <w:tcW w:type="dxa" w:w="900"/>
+            <w:tcBorders>
+              <w:top w:val="single" w:color="C4C8CF" w:sz="4"/>
+              <w:left w:val="single" w:color="C4C8CF" w:sz="4"/>
+              <w:bottom w:val="single" w:color="C4C8CF" w:sz="4"/>
+              <w:right w:val="single" w:color="C4C8CF" w:sz="4"/>
+            </w:tcBorders>
+            <w:tcMar>
+              <w:top w:type="dxa" w:w="90"/>
+              <w:left w:type="dxa" w:w="110"/>
+              <w:bottom w:type="dxa" w:w="90"/>
+              <w:right w:type="dxa" w:w="110"/>
+            </w:tcMar>
+          </w:tcPr>
+          <w:p>
+            <w:pPr>
+              <w:spacing w:after="30"/>
+            </w:pPr>
+            <w:r>
+              <w:rPr>
+                <w:rFonts w:ascii="Arial" w:cs="Arial" w:eastAsia="Arial" w:hAnsi="Arial"/>
+                <w:b/>
+                <w:bCs/>
+                <w:color w:val="15151d"/>
+                <w:sz w:val="26"/>
+                <w:szCs w:val="26"/>
+              </w:rPr>
+              <w:t xml:space="preserve">1.11</w:t>
+            </w:r>
+          </w:p>
+        </w:tc>
+        <w:tc>
+          <w:tcPr>
+            <w:tcW w:type="dxa" w:w="3400"/>
+            <w:tcBorders>
+              <w:top w:val="single" w:color="C4C8CF" w:sz="4"/>
+              <w:left w:val="single" w:color="C4C8CF" w:sz="4"/>
+              <w:bottom w:val="single" w:color="C4C8CF" w:sz="4"/>
+              <w:right w:val="single" w:color="C4C8CF" w:sz="4"/>
+            </w:tcBorders>
+            <w:tcMar>
+              <w:top w:type="dxa" w:w="90"/>
+              <w:left w:type="dxa" w:w="110"/>
+              <w:bottom w:type="dxa" w:w="90"/>
+              <w:right w:type="dxa" w:w="110"/>
+            </w:tcMar>
+          </w:tcPr>
+          <w:p>
+            <w:pPr>
+              <w:spacing w:after="30"/>
+            </w:pPr>
+            <w:r>
+              <w:rPr>
+                <w:rFonts w:ascii="Arial" w:cs="Arial" w:eastAsia="Arial" w:hAnsi="Arial"/>
+                <w:b/>
+                <w:bCs/>
+                <w:color w:val="2b4d8a"/>
+                <w:sz w:val="14"/>
+                <w:szCs w:val="14"/>
+              </w:rPr>
+              <w:t xml:space="preserve">ON THE MUSIC</w:t>
+            </w:r>
+          </w:p>
+          <w:p>
+            <w:pPr>
+              <w:spacing w:after="30"/>
+            </w:pPr>
+            <w:r>
+              <w:rPr>
+                <w:rFonts w:ascii="Arial" w:cs="Arial" w:eastAsia="Arial" w:hAnsi="Arial"/>
+                <w:b w:val="false"/>
+                <w:bCs w:val="false"/>
+                <w:i w:val="false"/>
+                <w:iCs w:val="false"/>
+                <w:color w:val="15151d"/>
+                <w:sz w:val="21"/>
+                <w:szCs w:val="21"/>
+              </w:rPr>
+              <w:t xml:space="preserve">Interlude — she opens his thread</w:t>
+            </w:r>
+          </w:p>
+        </w:tc>
+        <w:tc>
+          <w:tcPr>
+            <w:tcW w:type="dxa" w:w="5100"/>
+            <w:tcBorders>
+              <w:top w:val="single" w:color="C4C8CF" w:sz="4"/>
+              <w:left w:val="single" w:color="C4C8CF" w:sz="4"/>
+              <w:bottom w:val="single" w:color="C4C8CF" w:sz="4"/>
+              <w:right w:val="single" w:color="C4C8CF" w:sz="4"/>
+            </w:tcBorders>
+            <w:tcMar>
+              <w:top w:type="dxa" w:w="90"/>
+              <w:left w:type="dxa" w:w="110"/>
+              <w:bottom w:type="dxa" w:w="90"/>
+              <w:right w:type="dxa" w:w="110"/>
+            </w:tcMar>
+          </w:tcPr>
+          <w:p>
+            <w:pPr>
+              <w:spacing w:after="30"/>
+            </w:pPr>
+            <w:r>
+              <w:rPr>
+                <w:rFonts w:ascii="Arial" w:cs="Arial" w:eastAsia="Arial" w:hAnsi="Arial"/>
+                <w:color w:val="15151d"/>
+                <w:sz w:val="20"/>
+                <w:szCs w:val="20"/>
+              </w:rPr>
+              <w:t xml:space="preserve">His name, then the thread — mid-history, cold logistics from May going colder, days of her asking, all Delivered, all silent. Close-up on the conversation.</w:t>
+            </w:r>
+          </w:p>
+        </w:tc>
+        <w:tc>
+          <w:tcPr>
+            <w:tcW w:type="dxa" w:w="1400"/>
+            <w:tcBorders>
+              <w:top w:val="single" w:color="C4C8CF" w:sz="4"/>
+              <w:left w:val="single" w:color="C4C8CF" w:sz="4"/>
+              <w:bottom w:val="single" w:color="C4C8CF" w:sz="4"/>
+              <w:right w:val="single" w:color="C4C8CF" w:sz="4"/>
+            </w:tcBorders>
+            <w:tcMar>
+              <w:top w:type="dxa" w:w="90"/>
+              <w:left w:type="dxa" w:w="110"/>
+              <w:bottom w:type="dxa" w:w="90"/>
+              <w:right w:type="dxa" w:w="110"/>
+            </w:tcMar>
+          </w:tcPr>
+          <w:p>
+            <w:pPr>
+              <w:spacing w:after="30"/>
+            </w:pPr>
+            <w:r>
+              <w:rPr>
+                <w:rFonts w:ascii="Arial" w:cs="Arial" w:eastAsia="Arial" w:hAnsi="Arial"/>
+                <w:color w:val="6b7280"/>
+                <w:sz w:val="18"/>
+                <w:szCs w:val="18"/>
+              </w:rPr>
+              <w:t xml:space="preserve">p. ____</w:t>
+            </w:r>
+          </w:p>
+          <w:p>
+            <w:pPr>
+              <w:spacing w:after="30"/>
+            </w:pPr>
+            <w:r>
+              <w:rPr>
+                <w:rFonts w:ascii="Arial" w:cs="Arial" w:eastAsia="Arial" w:hAnsi="Arial"/>
+                <w:color w:val="6b7280"/>
+                <w:sz w:val="18"/>
+                <w:szCs w:val="18"/>
+              </w:rPr>
+              <w:t xml:space="preserve">m. ____</w:t>
+            </w:r>
+          </w:p>
+        </w:tc>
+      </w:tr>
+      <w:tr>
+        <w:tc>
+          <w:tcPr>
+            <w:tcW w:type="dxa" w:w="900"/>
+            <w:tcBorders>
+              <w:top w:val="single" w:color="C4C8CF" w:sz="4"/>
+              <w:left w:val="single" w:color="C4C8CF" w:sz="4"/>
+              <w:bottom w:val="single" w:color="C4C8CF" w:sz="4"/>
+              <w:right w:val="single" w:color="C4C8CF" w:sz="4"/>
+            </w:tcBorders>
+            <w:tcMar>
+              <w:top w:type="dxa" w:w="90"/>
+              <w:left w:type="dxa" w:w="110"/>
+              <w:bottom w:type="dxa" w:w="90"/>
+              <w:right w:type="dxa" w:w="110"/>
+            </w:tcMar>
+          </w:tcPr>
+          <w:p>
+            <w:pPr>
+              <w:spacing w:after="30"/>
+            </w:pPr>
+            <w:r>
+              <w:rPr>
+                <w:rFonts w:ascii="Arial" w:cs="Arial" w:eastAsia="Arial" w:hAnsi="Arial"/>
+                <w:b/>
+                <w:bCs/>
+                <w:color w:val="15151d"/>
+                <w:sz w:val="26"/>
+                <w:szCs w:val="26"/>
+              </w:rPr>
+              <w:t xml:space="preserve">1.12</w:t>
+            </w:r>
+          </w:p>
+        </w:tc>
+        <w:tc>
+          <w:tcPr>
+            <w:tcW w:type="dxa" w:w="3400"/>
+            <w:tcBorders>
+              <w:top w:val="single" w:color="C4C8CF" w:sz="4"/>
+              <w:left w:val="single" w:color="C4C8CF" w:sz="4"/>
+              <w:bottom w:val="single" w:color="C4C8CF" w:sz="4"/>
+              <w:right w:val="single" w:color="C4C8CF" w:sz="4"/>
+            </w:tcBorders>
+            <w:shd w:fill="F3F4F6" w:val="clear"/>
+            <w:tcMar>
+              <w:top w:type="dxa" w:w="90"/>
+              <w:left w:type="dxa" w:w="110"/>
+              <w:bottom w:type="dxa" w:w="90"/>
+              <w:right w:type="dxa" w:w="110"/>
+            </w:tcMar>
+          </w:tcPr>
+          <w:p>
+            <w:pPr>
+              <w:spacing w:after="30"/>
+            </w:pPr>
+            <w:r>
+              <w:rPr>
+                <w:rFonts w:ascii="Arial" w:cs="Arial" w:eastAsia="Arial" w:hAnsi="Arial"/>
+                <w:b/>
+                <w:bCs/>
+                <w:color w:val="2b4d8a"/>
+                <w:sz w:val="14"/>
+                <w:szCs w:val="14"/>
+              </w:rPr>
+              <w:t xml:space="preserve">ON THE MUSIC</w:t>
+            </w:r>
+          </w:p>
+          <w:p>
+            <w:pPr>
+              <w:spacing w:after="30"/>
+            </w:pPr>
+            <w:r>
+              <w:rPr>
+                <w:rFonts w:ascii="Arial" w:cs="Arial" w:eastAsia="Arial" w:hAnsi="Arial"/>
+                <w:b w:val="false"/>
+                <w:bCs w:val="false"/>
+                <w:i w:val="false"/>
+                <w:iCs w:val="false"/>
+                <w:color w:val="15151d"/>
+                <w:sz w:val="21"/>
+                <w:szCs w:val="21"/>
+              </w:rPr>
+              <w:t xml:space="preserve">Interlude — she types it live</w:t>
+            </w:r>
+          </w:p>
+        </w:tc>
+        <w:tc>
+          <w:tcPr>
+            <w:tcW w:type="dxa" w:w="5100"/>
+            <w:tcBorders>
+              <w:top w:val="single" w:color="C4C8CF" w:sz="4"/>
+              <w:left w:val="single" w:color="C4C8CF" w:sz="4"/>
+              <w:bottom w:val="single" w:color="C4C8CF" w:sz="4"/>
+              <w:right w:val="single" w:color="C4C8CF" w:sz="4"/>
+            </w:tcBorders>
+            <w:shd w:fill="F3F4F6" w:val="clear"/>
+            <w:tcMar>
+              <w:top w:type="dxa" w:w="90"/>
+              <w:left w:type="dxa" w:w="110"/>
+              <w:bottom w:type="dxa" w:w="90"/>
+              <w:right w:type="dxa" w:w="110"/>
+            </w:tcMar>
+          </w:tcPr>
+          <w:p>
+            <w:pPr>
+              <w:spacing w:after="30"/>
+            </w:pPr>
+            <w:r>
+              <w:rPr>
+                <w:rFonts w:ascii="Arial" w:cs="Arial" w:eastAsia="Arial" w:hAnsi="Arial"/>
+                <w:color w:val="15151d"/>
+                <w:sz w:val="20"/>
+                <w:szCs w:val="20"/>
+              </w:rPr>
+              <w:t xml:space="preserve">PRESENT — 9:41 this morning. Typed in real time, hesitant.</w:t>
+            </w:r>
+          </w:p>
+        </w:tc>
+        <w:tc>
+          <w:tcPr>
+            <w:tcW w:type="dxa" w:w="1400"/>
+            <w:tcBorders>
+              <w:top w:val="single" w:color="C4C8CF" w:sz="4"/>
+              <w:left w:val="single" w:color="C4C8CF" w:sz="4"/>
+              <w:bottom w:val="single" w:color="C4C8CF" w:sz="4"/>
+              <w:right w:val="single" w:color="C4C8CF" w:sz="4"/>
+            </w:tcBorders>
+            <w:shd w:fill="F3F4F6" w:val="clear"/>
+            <w:tcMar>
+              <w:top w:type="dxa" w:w="90"/>
+              <w:left w:type="dxa" w:w="110"/>
+              <w:bottom w:type="dxa" w:w="90"/>
+              <w:right w:type="dxa" w:w="110"/>
+            </w:tcMar>
+          </w:tcPr>
+          <w:p>
+            <w:pPr>
+              <w:spacing w:after="30"/>
+            </w:pPr>
+            <w:r>
+              <w:rPr>
+                <w:rFonts w:ascii="Arial" w:cs="Arial" w:eastAsia="Arial" w:hAnsi="Arial"/>
+                <w:color w:val="6b7280"/>
+                <w:sz w:val="18"/>
+                <w:szCs w:val="18"/>
+              </w:rPr>
+              <w:t xml:space="preserve">p. ____</w:t>
+            </w:r>
+          </w:p>
+          <w:p>
+            <w:pPr>
+              <w:spacing w:after="30"/>
+            </w:pPr>
+            <w:r>
+              <w:rPr>
+                <w:rFonts w:ascii="Arial" w:cs="Arial" w:eastAsia="Arial" w:hAnsi="Arial"/>
+                <w:color w:val="6b7280"/>
+                <w:sz w:val="18"/>
+                <w:szCs w:val="18"/>
+              </w:rPr>
+              <w:t xml:space="preserve">m. ____</w:t>
+            </w:r>
+          </w:p>
+        </w:tc>
+      </w:tr>
+      <w:tr>
+        <w:tc>
+          <w:tcPr>
+            <w:tcW w:type="dxa" w:w="900"/>
+            <w:tcBorders>
+              <w:top w:val="single" w:color="C4C8CF" w:sz="4"/>
+              <w:left w:val="single" w:color="C4C8CF" w:sz="4"/>
+              <w:bottom w:val="single" w:color="C4C8CF" w:sz="4"/>
+              <w:right w:val="single" w:color="C4C8CF" w:sz="4"/>
+            </w:tcBorders>
+            <w:tcMar>
+              <w:top w:type="dxa" w:w="90"/>
+              <w:left w:type="dxa" w:w="110"/>
+              <w:bottom w:type="dxa" w:w="90"/>
+              <w:right w:type="dxa" w:w="110"/>
+            </w:tcMar>
+          </w:tcPr>
+          <w:p>
+            <w:pPr>
+              <w:spacing w:after="30"/>
+            </w:pPr>
+            <w:r>
+              <w:rPr>
+                <w:rFonts w:ascii="Arial" w:cs="Arial" w:eastAsia="Arial" w:hAnsi="Arial"/>
+                <w:b/>
+                <w:bCs/>
+                <w:color w:val="15151d"/>
+                <w:sz w:val="26"/>
+                <w:szCs w:val="26"/>
+              </w:rPr>
+              <w:t xml:space="preserve">1.13</w:t>
+            </w:r>
+          </w:p>
+        </w:tc>
+        <w:tc>
+          <w:tcPr>
+            <w:tcW w:type="dxa" w:w="3400"/>
+            <w:tcBorders>
+              <w:top w:val="single" w:color="C4C8CF" w:sz="4"/>
+              <w:left w:val="single" w:color="C4C8CF" w:sz="4"/>
+              <w:bottom w:val="single" w:color="C4C8CF" w:sz="4"/>
+              <w:right w:val="single" w:color="C4C8CF" w:sz="4"/>
+            </w:tcBorders>
+            <w:tcMar>
+              <w:top w:type="dxa" w:w="90"/>
+              <w:left w:type="dxa" w:w="110"/>
+              <w:bottom w:type="dxa" w:w="90"/>
+              <w:right w:type="dxa" w:w="110"/>
+            </w:tcMar>
+          </w:tcPr>
+          <w:p>
+            <w:pPr>
+              <w:spacing w:after="30"/>
+            </w:pPr>
+            <w:r>
+              <w:rPr>
+                <w:rFonts w:ascii="Arial" w:cs="Arial" w:eastAsia="Arial" w:hAnsi="Arial"/>
+                <w:b/>
+                <w:bCs/>
+                <w:color w:val="2b4d8a"/>
+                <w:sz w:val="14"/>
+                <w:szCs w:val="14"/>
+              </w:rPr>
+              <w:t xml:space="preserve">ON THE MUSIC</w:t>
+            </w:r>
+          </w:p>
+          <w:p>
+            <w:pPr>
+              <w:spacing w:after="30"/>
+            </w:pPr>
+            <w:r>
+              <w:rPr>
+                <w:rFonts w:ascii="Arial" w:cs="Arial" w:eastAsia="Arial" w:hAnsi="Arial"/>
+                <w:b w:val="false"/>
+                <w:bCs w:val="false"/>
+                <w:i w:val="false"/>
+                <w:iCs w:val="false"/>
+                <w:color w:val="15151d"/>
+                <w:sz w:val="21"/>
+                <w:szCs w:val="21"/>
+              </w:rPr>
+              <w:t xml:space="preserve">Interlude — SHE SENDS IT</w:t>
+            </w:r>
+          </w:p>
+        </w:tc>
+        <w:tc>
+          <w:tcPr>
+            <w:tcW w:type="dxa" w:w="5100"/>
+            <w:tcBorders>
+              <w:top w:val="single" w:color="C4C8CF" w:sz="4"/>
+              <w:left w:val="single" w:color="C4C8CF" w:sz="4"/>
+              <w:bottom w:val="single" w:color="C4C8CF" w:sz="4"/>
+              <w:right w:val="single" w:color="C4C8CF" w:sz="4"/>
+            </w:tcBorders>
+            <w:tcMar>
+              <w:top w:type="dxa" w:w="90"/>
+              <w:left w:type="dxa" w:w="110"/>
+              <w:bottom w:type="dxa" w:w="90"/>
+              <w:right w:type="dxa" w:w="110"/>
+            </w:tcMar>
+          </w:tcPr>
+          <w:p>
+            <w:pPr>
+              <w:spacing w:after="30"/>
+            </w:pPr>
+            <w:r>
+              <w:rPr>
+                <w:rFonts w:ascii="Arial" w:cs="Arial" w:eastAsia="Arial" w:hAnsi="Arial"/>
+                <w:color w:val="15151d"/>
+                <w:sz w:val="20"/>
+                <w:szCs w:val="20"/>
+              </w:rPr>
+              <w:t xml:space="preserve">Send. Delivered.</w:t>
+            </w:r>
+          </w:p>
+        </w:tc>
+        <w:tc>
+          <w:tcPr>
+            <w:tcW w:type="dxa" w:w="1400"/>
+            <w:tcBorders>
+              <w:top w:val="single" w:color="C4C8CF" w:sz="4"/>
+              <w:left w:val="single" w:color="C4C8CF" w:sz="4"/>
+              <w:bottom w:val="single" w:color="C4C8CF" w:sz="4"/>
+              <w:right w:val="single" w:color="C4C8CF" w:sz="4"/>
+            </w:tcBorders>
+            <w:tcMar>
+              <w:top w:type="dxa" w:w="90"/>
+              <w:left w:type="dxa" w:w="110"/>
+              <w:bottom w:type="dxa" w:w="90"/>
+              <w:right w:type="dxa" w:w="110"/>
+            </w:tcMar>
+          </w:tcPr>
+          <w:p>
+            <w:pPr>
+              <w:spacing w:after="30"/>
+            </w:pPr>
+            <w:r>
+              <w:rPr>
+                <w:rFonts w:ascii="Arial" w:cs="Arial" w:eastAsia="Arial" w:hAnsi="Arial"/>
+                <w:color w:val="6b7280"/>
+                <w:sz w:val="18"/>
+                <w:szCs w:val="18"/>
+              </w:rPr>
+              <w:t xml:space="preserve">p. ____</w:t>
+            </w:r>
+          </w:p>
+          <w:p>
+            <w:pPr>
+              <w:spacing w:after="30"/>
+            </w:pPr>
+            <w:r>
+              <w:rPr>
+                <w:rFonts w:ascii="Arial" w:cs="Arial" w:eastAsia="Arial" w:hAnsi="Arial"/>
+                <w:color w:val="6b7280"/>
+                <w:sz w:val="18"/>
+                <w:szCs w:val="18"/>
+              </w:rPr>
+              <w:t xml:space="preserve">m. ____</w:t>
+            </w:r>
+          </w:p>
+        </w:tc>
+      </w:tr>
+      <w:tr>
+        <w:tc>
+          <w:tcPr>
+            <w:tcW w:type="dxa" w:w="900"/>
+            <w:tcBorders>
+              <w:top w:val="single" w:color="C4C8CF" w:sz="4"/>
+              <w:left w:val="single" w:color="C4C8CF" w:sz="4"/>
+              <w:bottom w:val="single" w:color="C4C8CF" w:sz="4"/>
+              <w:right w:val="single" w:color="C4C8CF" w:sz="4"/>
+            </w:tcBorders>
+            <w:tcMar>
+              <w:top w:type="dxa" w:w="90"/>
+              <w:left w:type="dxa" w:w="110"/>
+              <w:bottom w:type="dxa" w:w="90"/>
+              <w:right w:type="dxa" w:w="110"/>
+            </w:tcMar>
+          </w:tcPr>
+          <w:p>
+            <w:pPr>
+              <w:spacing w:after="30"/>
+            </w:pPr>
+            <w:r>
+              <w:rPr>
+                <w:rFonts w:ascii="Arial" w:cs="Arial" w:eastAsia="Arial" w:hAnsi="Arial"/>
+                <w:b/>
+                <w:bCs/>
+                <w:color w:val="15151d"/>
+                <w:sz w:val="26"/>
+                <w:szCs w:val="26"/>
+              </w:rPr>
+              <w:t xml:space="preserve">1.14</w:t>
+            </w:r>
+          </w:p>
+        </w:tc>
+        <w:tc>
+          <w:tcPr>
+            <w:tcW w:type="dxa" w:w="3400"/>
+            <w:tcBorders>
+              <w:top w:val="single" w:color="C4C8CF" w:sz="4"/>
+              <w:left w:val="single" w:color="C4C8CF" w:sz="4"/>
+              <w:bottom w:val="single" w:color="C4C8CF" w:sz="4"/>
+              <w:right w:val="single" w:color="C4C8CF" w:sz="4"/>
+            </w:tcBorders>
+            <w:shd w:fill="F3F4F6" w:val="clear"/>
             <w:tcMar>
               <w:top w:type="dxa" w:w="90"/>
               <w:left w:type="dxa" w:w="110"/>
@@ -1167,7 +2638,7 @@
                 <w:sz w:val="21"/>
                 <w:szCs w:val="21"/>
               </w:rPr>
-              <w:t xml:space="preserve">“Jamie is over and Jamie is gone.”</w:t>
+              <w:t xml:space="preserve">“What about lies, Jamie?”</w:t>
             </w:r>
           </w:p>
         </w:tc>
@@ -1180,6 +2651,7 @@
               <w:bottom w:val="single" w:color="C4C8CF" w:sz="4"/>
               <w:right w:val="single" w:color="C4C8CF" w:sz="4"/>
             </w:tcBorders>
+            <w:shd w:fill="F3F4F6" w:val="clear"/>
             <w:tcMar>
               <w:top w:type="dxa" w:w="90"/>
               <w:left w:type="dxa" w:w="110"/>
@@ -1198,7 +2670,34 @@
                 <w:sz w:val="20"/>
                 <w:szCs w:val="20"/>
               </w:rPr>
-              <w:t xml:space="preserve">2022 — the year of the couch and the second Christmas.</w:t>
+              <w:t xml:space="preserve">Delivered → READ, 9:44. He is awake. He is holding his phone.</w:t>
+            </w:r>
+          </w:p>
+          <w:p>
+            <w:pPr>
+              <w:spacing w:after="20"/>
+            </w:pPr>
+            <w:r>
+              <w:rPr>
+                <w:rFonts w:ascii="Arial" w:cs="Arial" w:eastAsia="Arial" w:hAnsi="Arial"/>
+                <w:b/>
+                <w:bCs/>
+                <w:color w:val="8a2b52"/>
+                <w:sz w:val="18"/>
+                <w:szCs w:val="18"/>
+              </w:rPr>
+              <w:t xml:space="preserve">HOLD — </w:t>
+            </w:r>
+            <w:r>
+              <w:rPr>
+                <w:rFonts w:ascii="Arial" w:cs="Arial" w:eastAsia="Arial" w:hAnsi="Arial"/>
+                <w:i/>
+                <w:iCs/>
+                <w:color w:val="8a2b52"/>
+                <w:sz w:val="18"/>
+                <w:szCs w:val="18"/>
+              </w:rPr>
+              <w:t xml:space="preserve">Let the receipt sit alone for a full phrase.</w:t>
             </w:r>
           </w:p>
         </w:tc>
@@ -1211,6 +2710,7 @@
               <w:bottom w:val="single" w:color="C4C8CF" w:sz="4"/>
               <w:right w:val="single" w:color="C4C8CF" w:sz="4"/>
             </w:tcBorders>
+            <w:shd w:fill="F3F4F6" w:val="clear"/>
             <w:tcMar>
               <w:top w:type="dxa" w:w="90"/>
               <w:left w:type="dxa" w:w="110"/>
@@ -1278,7 +2778,7 @@
                 <w:sz w:val="26"/>
                 <w:szCs w:val="26"/>
               </w:rPr>
-              <w:t xml:space="preserve">1.6</w:t>
+              <w:t xml:space="preserve">1.15</w:t>
             </w:r>
           </w:p>
         </w:tc>
@@ -1291,7 +2791,6 @@
               <w:bottom w:val="single" w:color="C4C8CF" w:sz="4"/>
               <w:right w:val="single" w:color="C4C8CF" w:sz="4"/>
             </w:tcBorders>
-            <w:shd w:fill="F3F4F6" w:val="clear"/>
             <w:tcMar>
               <w:top w:type="dxa" w:w="90"/>
               <w:left w:type="dxa" w:w="110"/>
@@ -1330,7 +2829,7 @@
                 <w:sz w:val="21"/>
                 <w:szCs w:val="21"/>
               </w:rPr>
-              <w:t xml:space="preserve">“Jamie’s decided it’s time to move on.”</w:t>
+              <w:t xml:space="preserve">“What about you, Jamie? — on the soft bloom”</w:t>
             </w:r>
           </w:p>
         </w:tc>
@@ -1343,7 +2842,6 @@
               <w:bottom w:val="single" w:color="C4C8CF" w:sz="4"/>
               <w:right w:val="single" w:color="C4C8CF" w:sz="4"/>
             </w:tcBorders>
-            <w:shd w:fill="F3F4F6" w:val="clear"/>
             <w:tcMar>
               <w:top w:type="dxa" w:w="90"/>
               <w:left w:type="dxa" w:w="110"/>
@@ -1362,7 +2860,7 @@
                 <w:sz w:val="20"/>
                 <w:szCs w:val="20"/>
               </w:rPr>
-              <w:t xml:space="preserve">2023 — the proposal. Her scroll stalls halfway with the card half-revealed — a beat of not being ready — then commits.</w:t>
+              <w:t xml:space="preserve">His typing bubble rises. He is answering.</w:t>
             </w:r>
           </w:p>
         </w:tc>
@@ -1375,7 +2873,6 @@
               <w:bottom w:val="single" w:color="C4C8CF" w:sz="4"/>
               <w:right w:val="single" w:color="C4C8CF" w:sz="4"/>
             </w:tcBorders>
-            <w:shd w:fill="F3F4F6" w:val="clear"/>
             <w:tcMar>
               <w:top w:type="dxa" w:w="90"/>
               <w:left w:type="dxa" w:w="110"/>
@@ -1443,7 +2940,7 @@
                 <w:sz w:val="26"/>
                 <w:szCs w:val="26"/>
               </w:rPr>
-              <w:t xml:space="preserve">1.7</w:t>
+              <w:t xml:space="preserve">1.16</w:t>
             </w:r>
           </w:p>
         </w:tc>
@@ -1456,6 +2953,7 @@
               <w:bottom w:val="single" w:color="C4C8CF" w:sz="4"/>
               <w:right w:val="single" w:color="C4C8CF" w:sz="4"/>
             </w:tcBorders>
+            <w:shd w:fill="F3F4F6" w:val="clear"/>
             <w:tcMar>
               <w:top w:type="dxa" w:w="90"/>
               <w:left w:type="dxa" w:w="110"/>
@@ -1494,7 +2992,7 @@
                 <w:sz w:val="21"/>
                 <w:szCs w:val="21"/>
               </w:rPr>
-              <w:t xml:space="preserve">“Jamie has new dreams he’s building upon,”</w:t>
+              <w:t xml:space="preserve">“What about you?”</w:t>
             </w:r>
           </w:p>
         </w:tc>
@@ -1507,6 +3005,7 @@
               <w:bottom w:val="single" w:color="C4C8CF" w:sz="4"/>
               <w:right w:val="single" w:color="C4C8CF" w:sz="4"/>
             </w:tcBorders>
+            <w:shd w:fill="F3F4F6" w:val="clear"/>
             <w:tcMar>
               <w:top w:type="dxa" w:w="90"/>
               <w:left w:type="dxa" w:w="110"/>
@@ -1525,7 +3024,34 @@
                 <w:sz w:val="20"/>
                 <w:szCs w:val="20"/>
               </w:rPr>
-              <w:t xml:space="preserve">2024 — the wedding portrait. Dragged into view slowly, thumb never leaving the glass.</w:t>
+              <w:t xml:space="preserve">It stops. Nothing comes. He read it and put the phone down.</w:t>
+            </w:r>
+          </w:p>
+          <w:p>
+            <w:pPr>
+              <w:spacing w:after="20"/>
+            </w:pPr>
+            <w:r>
+              <w:rPr>
+                <w:rFonts w:ascii="Arial" w:cs="Arial" w:eastAsia="Arial" w:hAnsi="Arial"/>
+                <w:b/>
+                <w:bCs/>
+                <w:color w:val="8a2b52"/>
+                <w:sz w:val="18"/>
+                <w:szCs w:val="18"/>
+              </w:rPr>
+              <w:t xml:space="preserve">HOLD — </w:t>
+            </w:r>
+            <w:r>
+              <w:rPr>
+                <w:rFonts w:ascii="Arial" w:cs="Arial" w:eastAsia="Arial" w:hAnsi="Arial"/>
+                <w:i/>
+                <w:iCs/>
+                <w:color w:val="8a2b52"/>
+                <w:sz w:val="18"/>
+                <w:szCs w:val="18"/>
+              </w:rPr>
+              <w:t xml:space="preserve">The cruellest silence available in 2026.</w:t>
             </w:r>
           </w:p>
         </w:tc>
@@ -1538,6 +3064,7 @@
               <w:bottom w:val="single" w:color="C4C8CF" w:sz="4"/>
               <w:right w:val="single" w:color="C4C8CF" w:sz="4"/>
             </w:tcBorders>
+            <w:shd w:fill="F3F4F6" w:val="clear"/>
             <w:tcMar>
               <w:top w:type="dxa" w:w="90"/>
               <w:left w:type="dxa" w:w="110"/>
@@ -1605,7 +3132,169 @@
                 <w:sz w:val="26"/>
                 <w:szCs w:val="26"/>
               </w:rPr>
-              <w:t xml:space="preserve">1.8</w:t>
+              <w:t xml:space="preserve">1.17</w:t>
+            </w:r>
+          </w:p>
+        </w:tc>
+        <w:tc>
+          <w:tcPr>
+            <w:tcW w:type="dxa" w:w="3400"/>
+            <w:tcBorders>
+              <w:top w:val="single" w:color="C4C8CF" w:sz="4"/>
+              <w:left w:val="single" w:color="C4C8CF" w:sz="4"/>
+              <w:bottom w:val="single" w:color="C4C8CF" w:sz="4"/>
+              <w:right w:val="single" w:color="C4C8CF" w:sz="4"/>
+            </w:tcBorders>
+            <w:tcMar>
+              <w:top w:type="dxa" w:w="90"/>
+              <w:left w:type="dxa" w:w="110"/>
+              <w:bottom w:type="dxa" w:w="90"/>
+              <w:right w:type="dxa" w:w="110"/>
+            </w:tcMar>
+          </w:tcPr>
+          <w:p>
+            <w:pPr>
+              <w:spacing w:after="30"/>
+            </w:pPr>
+            <w:r>
+              <w:rPr>
+                <w:rFonts w:ascii="Arial" w:cs="Arial" w:eastAsia="Arial" w:hAnsi="Arial"/>
+                <w:b/>
+                <w:bCs/>
+                <w:color w:val="2b4d8a"/>
+                <w:sz w:val="14"/>
+                <w:szCs w:val="14"/>
+              </w:rPr>
+              <w:t xml:space="preserve">ON THE MUSIC</w:t>
+            </w:r>
+          </w:p>
+          <w:p>
+            <w:pPr>
+              <w:spacing w:after="30"/>
+            </w:pPr>
+            <w:r>
+              <w:rPr>
+                <w:rFonts w:ascii="Arial" w:cs="Arial" w:eastAsia="Arial" w:hAnsi="Arial"/>
+                <w:b w:val="false"/>
+                <w:bCs w:val="false"/>
+                <w:i w:val="false"/>
+                <w:iCs w:val="false"/>
+                <w:color w:val="15151d"/>
+                <w:sz w:val="21"/>
+                <w:szCs w:val="21"/>
+              </w:rPr>
+              <w:t xml:space="preserve">She locks the phone</w:t>
+            </w:r>
+          </w:p>
+        </w:tc>
+        <w:tc>
+          <w:tcPr>
+            <w:tcW w:type="dxa" w:w="5100"/>
+            <w:tcBorders>
+              <w:top w:val="single" w:color="C4C8CF" w:sz="4"/>
+              <w:left w:val="single" w:color="C4C8CF" w:sz="4"/>
+              <w:bottom w:val="single" w:color="C4C8CF" w:sz="4"/>
+              <w:right w:val="single" w:color="C4C8CF" w:sz="4"/>
+            </w:tcBorders>
+            <w:tcMar>
+              <w:top w:type="dxa" w:w="90"/>
+              <w:left w:type="dxa" w:w="110"/>
+              <w:bottom w:type="dxa" w:w="90"/>
+              <w:right w:type="dxa" w:w="110"/>
+            </w:tcMar>
+          </w:tcPr>
+          <w:p>
+            <w:pPr>
+              <w:spacing w:after="30"/>
+            </w:pPr>
+            <w:r>
+              <w:rPr>
+                <w:rFonts w:ascii="Arial" w:cs="Arial" w:eastAsia="Arial" w:hAnsi="Arial"/>
+                <w:color w:val="15151d"/>
+                <w:sz w:val="20"/>
+                <w:szCs w:val="20"/>
+              </w:rPr>
+              <w:t xml:space="preserve">She puts it down. Black.</w:t>
+            </w:r>
+          </w:p>
+        </w:tc>
+        <w:tc>
+          <w:tcPr>
+            <w:tcW w:type="dxa" w:w="1400"/>
+            <w:tcBorders>
+              <w:top w:val="single" w:color="C4C8CF" w:sz="4"/>
+              <w:left w:val="single" w:color="C4C8CF" w:sz="4"/>
+              <w:bottom w:val="single" w:color="C4C8CF" w:sz="4"/>
+              <w:right w:val="single" w:color="C4C8CF" w:sz="4"/>
+            </w:tcBorders>
+            <w:tcMar>
+              <w:top w:type="dxa" w:w="90"/>
+              <w:left w:type="dxa" w:w="110"/>
+              <w:bottom w:type="dxa" w:w="90"/>
+              <w:right w:type="dxa" w:w="110"/>
+            </w:tcMar>
+          </w:tcPr>
+          <w:p>
+            <w:pPr>
+              <w:spacing w:after="30"/>
+            </w:pPr>
+            <w:r>
+              <w:rPr>
+                <w:rFonts w:ascii="Arial" w:cs="Arial" w:eastAsia="Arial" w:hAnsi="Arial"/>
+                <w:color w:val="6b7280"/>
+                <w:sz w:val="18"/>
+                <w:szCs w:val="18"/>
+              </w:rPr>
+              <w:t xml:space="preserve">p. ____</w:t>
+            </w:r>
+          </w:p>
+          <w:p>
+            <w:pPr>
+              <w:spacing w:after="30"/>
+            </w:pPr>
+            <w:r>
+              <w:rPr>
+                <w:rFonts w:ascii="Arial" w:cs="Arial" w:eastAsia="Arial" w:hAnsi="Arial"/>
+                <w:color w:val="6b7280"/>
+                <w:sz w:val="18"/>
+                <w:szCs w:val="18"/>
+              </w:rPr>
+              <w:t xml:space="preserve">m. ____</w:t>
+            </w:r>
+          </w:p>
+        </w:tc>
+      </w:tr>
+      <w:tr>
+        <w:tc>
+          <w:tcPr>
+            <w:tcW w:type="dxa" w:w="900"/>
+            <w:tcBorders>
+              <w:top w:val="single" w:color="C4C8CF" w:sz="4"/>
+              <w:left w:val="single" w:color="C4C8CF" w:sz="4"/>
+              <w:bottom w:val="single" w:color="C4C8CF" w:sz="4"/>
+              <w:right w:val="single" w:color="C4C8CF" w:sz="4"/>
+            </w:tcBorders>
+            <w:tcMar>
+              <w:top w:type="dxa" w:w="90"/>
+              <w:left w:type="dxa" w:w="110"/>
+              <w:bottom w:type="dxa" w:w="90"/>
+              <w:right w:type="dxa" w:w="110"/>
+            </w:tcMar>
+          </w:tcPr>
+          <w:p>
+            <w:pPr>
+              <w:spacing w:after="30"/>
+            </w:pPr>
+            <w:r>
+              <w:rPr>
+                <w:rFonts w:ascii="Arial" w:cs="Arial" w:eastAsia="Arial" w:hAnsi="Arial"/>
+                <w:b/>
+                <w:bCs/>
+                <w:color w:val="15151d"/>
+                <w:sz w:val="26"/>
+                <w:szCs w:val="26"/>
+              </w:rPr>
+              <w:t xml:space="preserve">1.18</w:t>
             </w:r>
           </w:p>
         </w:tc>
@@ -1657,7 +3346,7 @@
                 <w:sz w:val="21"/>
                 <w:szCs w:val="21"/>
               </w:rPr>
-              <w:t xml:space="preserve">“And I’m still hurting.”</w:t>
+              <w:t xml:space="preserve">“⚠CONFIRM LINE — “Give me a day” · the memories return”</w:t>
             </w:r>
           </w:p>
         </w:tc>
@@ -1689,34 +3378,7 @@
                 <w:sz w:val="20"/>
                 <w:szCs w:val="20"/>
               </w:rPr>
-              <w:t xml:space="preserve">2025 — the pier. Her first flick fails and the feed snaps back — she is not ready for this one — a long beat, then she drags it over herself.</w:t>
-            </w:r>
-          </w:p>
-          <w:p>
-            <w:pPr>
-              <w:spacing w:after="20"/>
-            </w:pPr>
-            <w:r>
-              <w:rPr>
-                <w:rFonts w:ascii="Arial" w:cs="Arial" w:eastAsia="Arial" w:hAnsi="Arial"/>
-                <w:b/>
-                <w:bCs/>
-                <w:color w:val="8a2b52"/>
-                <w:sz w:val="18"/>
-                <w:szCs w:val="18"/>
-              </w:rPr>
-              <w:t xml:space="preserve">HOLD — </w:t>
-            </w:r>
-            <w:r>
-              <w:rPr>
-                <w:rFonts w:ascii="Arial" w:cs="Arial" w:eastAsia="Arial" w:hAnsi="Arial"/>
-                <w:i/>
-                <w:iCs/>
-                <w:color w:val="8a2b52"/>
-                <w:sz w:val="18"/>
-                <w:szCs w:val="18"/>
-              </w:rPr>
-              <w:t xml:space="preserve">Five years in five cards. Let this one sit before she looks away.</w:t>
+              <w:t xml:space="preserve">NON-DIEGETIC — she is not holding the phone. The frame drops away and the feed fills the whole screen, resting on the wedding.</w:t>
             </w:r>
           </w:p>
         </w:tc>
@@ -1797,7 +3459,7 @@
                 <w:sz w:val="26"/>
                 <w:szCs w:val="26"/>
               </w:rPr>
-              <w:t xml:space="preserve">1.9</w:t>
+              <w:t xml:space="preserve">1.19</w:t>
             </w:r>
           </w:p>
         </w:tc>
@@ -1848,7 +3510,7 @@
                 <w:sz w:val="21"/>
                 <w:szCs w:val="21"/>
               </w:rPr>
-              <w:t xml:space="preserve">“Jamie arrived at the end of the line.”</w:t>
+              <w:t xml:space="preserve">“⚠CONFIRM LINE — “Bring back the lies” · back to the beginning”</w:t>
             </w:r>
           </w:p>
         </w:tc>
@@ -1879,7 +3541,7 @@
                 <w:sz w:val="20"/>
                 <w:szCs w:val="20"/>
               </w:rPr>
-              <w:t xml:space="preserve">She leaves Facebook. Messages. Everyone knows — the whole list is condolences.</w:t>
+              <w:t xml:space="preserve">The feed drifts back to the first summer — the happiest card, enormous, to close the song.</w:t>
             </w:r>
           </w:p>
         </w:tc>
@@ -1959,7 +3621,7 @@
                 <w:sz w:val="26"/>
                 <w:szCs w:val="26"/>
               </w:rPr>
-              <w:t xml:space="preserve">1.10</w:t>
+              <w:t xml:space="preserve">1.20</w:t>
             </w:r>
           </w:p>
         </w:tc>
@@ -1989,1772 +3651,29 @@
                 <w:rFonts w:ascii="Arial" w:cs="Arial" w:eastAsia="Arial" w:hAnsi="Arial"/>
                 <w:b/>
                 <w:bCs/>
-                <w:color w:val="8a2b52"/>
+                <w:color w:val="2b4d8a"/>
                 <w:sz w:val="14"/>
                 <w:szCs w:val="14"/>
               </w:rPr>
-              <w:t xml:space="preserve">ON THE LINE</w:t>
-            </w:r>
-          </w:p>
-          <w:p>
-            <w:pPr>
-              <w:spacing w:after="30"/>
-            </w:pPr>
-            <w:r>
-              <w:rPr>
-                <w:rFonts w:ascii="Arial" w:cs="Arial" w:eastAsia="Arial" w:hAnsi="Arial"/>
-                <w:b/>
-                <w:bCs/>
-                <w:i/>
-                <w:iCs/>
+              <w:t xml:space="preserve">ON THE MUSIC</w:t>
+            </w:r>
+          </w:p>
+          <w:p>
+            <w:pPr>
+              <w:spacing w:after="30"/>
+            </w:pPr>
+            <w:r>
+              <w:rPr>
+                <w:rFonts w:ascii="Arial" w:cs="Arial" w:eastAsia="Arial" w:hAnsi="Arial"/>
+                <w:b w:val="false"/>
+                <w:bCs w:val="false"/>
+                <w:i w:val="false"/>
+                <w:iCs w:val="false"/>
                 <w:color w:val="15151d"/>
                 <w:sz w:val="21"/>
                 <w:szCs w:val="21"/>
               </w:rPr>
-              <w:t xml:space="preserve">“Jamie’s convinced that the problems are mine.”</w:t>
-            </w:r>
-          </w:p>
-        </w:tc>
-        <w:tc>
-          <w:tcPr>
-            <w:tcW w:type="dxa" w:w="5100"/>
-            <w:tcBorders>
-              <w:top w:val="single" w:color="C4C8CF" w:sz="4"/>
-              <w:left w:val="single" w:color="C4C8CF" w:sz="4"/>
-              <w:bottom w:val="single" w:color="C4C8CF" w:sz="4"/>
-              <w:right w:val="single" w:color="C4C8CF" w:sz="4"/>
-            </w:tcBorders>
-            <w:shd w:fill="F3F4F6" w:val="clear"/>
-            <w:tcMar>
-              <w:top w:type="dxa" w:w="90"/>
-              <w:left w:type="dxa" w:w="110"/>
-              <w:bottom w:type="dxa" w:w="90"/>
-              <w:right w:type="dxa" w:w="110"/>
-            </w:tcMar>
-          </w:tcPr>
-          <w:p>
-            <w:pPr>
-              <w:spacing w:after="30"/>
-            </w:pPr>
-            <w:r>
-              <w:rPr>
-                <w:rFonts w:ascii="Arial" w:cs="Arial" w:eastAsia="Arial" w:hAnsi="Arial"/>
-                <w:color w:val="15151d"/>
-                <w:sz w:val="20"/>
-                <w:szCs w:val="20"/>
-              </w:rPr>
-              <w:t xml:space="preserve">HOLD — the touch hovers over his name and does not commit.</w:t>
-            </w:r>
-          </w:p>
-          <w:p>
-            <w:pPr>
-              <w:spacing w:after="20"/>
-            </w:pPr>
-            <w:r>
-              <w:rPr>
-                <w:rFonts w:ascii="Arial" w:cs="Arial" w:eastAsia="Arial" w:hAnsi="Arial"/>
-                <w:b/>
-                <w:bCs/>
-                <w:color w:val="8a2b52"/>
-                <w:sz w:val="18"/>
-                <w:szCs w:val="18"/>
-              </w:rPr>
-              <w:t xml:space="preserve">HOLD — </w:t>
-            </w:r>
-            <w:r>
-              <w:rPr>
-                <w:rFonts w:ascii="Arial" w:cs="Arial" w:eastAsia="Arial" w:hAnsi="Arial"/>
-                <w:i/>
-                <w:iCs/>
-                <w:color w:val="8a2b52"/>
-                <w:sz w:val="18"/>
-                <w:szCs w:val="18"/>
-              </w:rPr>
-              <w:t xml:space="preserve">FERMATA. No fixed length. This is the hesitation the whole opening is built on.</w:t>
-            </w:r>
-          </w:p>
-        </w:tc>
-        <w:tc>
-          <w:tcPr>
-            <w:tcW w:type="dxa" w:w="1400"/>
-            <w:tcBorders>
-              <w:top w:val="single" w:color="C4C8CF" w:sz="4"/>
-              <w:left w:val="single" w:color="C4C8CF" w:sz="4"/>
-              <w:bottom w:val="single" w:color="C4C8CF" w:sz="4"/>
-              <w:right w:val="single" w:color="C4C8CF" w:sz="4"/>
-            </w:tcBorders>
-            <w:shd w:fill="F3F4F6" w:val="clear"/>
-            <w:tcMar>
-              <w:top w:type="dxa" w:w="90"/>
-              <w:left w:type="dxa" w:w="110"/>
-              <w:bottom w:type="dxa" w:w="90"/>
-              <w:right w:type="dxa" w:w="110"/>
-            </w:tcMar>
-          </w:tcPr>
-          <w:p>
-            <w:pPr>
-              <w:spacing w:after="30"/>
-            </w:pPr>
-            <w:r>
-              <w:rPr>
-                <w:rFonts w:ascii="Arial" w:cs="Arial" w:eastAsia="Arial" w:hAnsi="Arial"/>
-                <w:color w:val="6b7280"/>
-                <w:sz w:val="18"/>
-                <w:szCs w:val="18"/>
-              </w:rPr>
-              <w:t xml:space="preserve">p. ____</w:t>
-            </w:r>
-          </w:p>
-          <w:p>
-            <w:pPr>
-              <w:spacing w:after="30"/>
-            </w:pPr>
-            <w:r>
-              <w:rPr>
-                <w:rFonts w:ascii="Arial" w:cs="Arial" w:eastAsia="Arial" w:hAnsi="Arial"/>
-                <w:color w:val="6b7280"/>
-                <w:sz w:val="18"/>
-                <w:szCs w:val="18"/>
-              </w:rPr>
-              <w:t xml:space="preserve">m. ____</w:t>
-            </w:r>
-          </w:p>
-        </w:tc>
-      </w:tr>
-      <w:tr>
-        <w:tc>
-          <w:tcPr>
-            <w:tcW w:type="dxa" w:w="900"/>
-            <w:tcBorders>
-              <w:top w:val="single" w:color="C4C8CF" w:sz="4"/>
-              <w:left w:val="single" w:color="C4C8CF" w:sz="4"/>
-              <w:bottom w:val="single" w:color="C4C8CF" w:sz="4"/>
-              <w:right w:val="single" w:color="C4C8CF" w:sz="4"/>
-            </w:tcBorders>
-            <w:tcMar>
-              <w:top w:type="dxa" w:w="90"/>
-              <w:left w:type="dxa" w:w="110"/>
-              <w:bottom w:type="dxa" w:w="90"/>
-              <w:right w:type="dxa" w:w="110"/>
-            </w:tcMar>
-          </w:tcPr>
-          <w:p>
-            <w:pPr>
-              <w:spacing w:after="30"/>
-            </w:pPr>
-            <w:r>
-              <w:rPr>
-                <w:rFonts w:ascii="Arial" w:cs="Arial" w:eastAsia="Arial" w:hAnsi="Arial"/>
-                <w:b/>
-                <w:bCs/>
-                <w:color w:val="15151d"/>
-                <w:sz w:val="26"/>
-                <w:szCs w:val="26"/>
-              </w:rPr>
-              <w:t xml:space="preserve">1.11</w:t>
-            </w:r>
-          </w:p>
-        </w:tc>
-        <w:tc>
-          <w:tcPr>
-            <w:tcW w:type="dxa" w:w="3400"/>
-            <w:tcBorders>
-              <w:top w:val="single" w:color="C4C8CF" w:sz="4"/>
-              <w:left w:val="single" w:color="C4C8CF" w:sz="4"/>
-              <w:bottom w:val="single" w:color="C4C8CF" w:sz="4"/>
-              <w:right w:val="single" w:color="C4C8CF" w:sz="4"/>
-            </w:tcBorders>
-            <w:tcMar>
-              <w:top w:type="dxa" w:w="90"/>
-              <w:left w:type="dxa" w:w="110"/>
-              <w:bottom w:type="dxa" w:w="90"/>
-              <w:right w:type="dxa" w:w="110"/>
-            </w:tcMar>
-          </w:tcPr>
-          <w:p>
-            <w:pPr>
-              <w:spacing w:after="30"/>
-            </w:pPr>
-            <w:r>
-              <w:rPr>
-                <w:rFonts w:ascii="Arial" w:cs="Arial" w:eastAsia="Arial" w:hAnsi="Arial"/>
-                <w:b/>
-                <w:bCs/>
-                <w:color w:val="8a2b52"/>
-                <w:sz w:val="14"/>
-                <w:szCs w:val="14"/>
-              </w:rPr>
-              <w:t xml:space="preserve">ON THE LINE</w:t>
-            </w:r>
-          </w:p>
-          <w:p>
-            <w:pPr>
-              <w:spacing w:after="30"/>
-            </w:pPr>
-            <w:r>
-              <w:rPr>
-                <w:rFonts w:ascii="Arial" w:cs="Arial" w:eastAsia="Arial" w:hAnsi="Arial"/>
-                <w:b/>
-                <w:bCs/>
-                <w:i/>
-                <w:iCs/>
-                <w:color w:val="15151d"/>
-                <w:sz w:val="21"/>
-                <w:szCs w:val="21"/>
-              </w:rPr>
-              <w:t xml:space="preserve">“Jamie is probably feeling just fine,”</w:t>
-            </w:r>
-          </w:p>
-        </w:tc>
-        <w:tc>
-          <w:tcPr>
-            <w:tcW w:type="dxa" w:w="5100"/>
-            <w:tcBorders>
-              <w:top w:val="single" w:color="C4C8CF" w:sz="4"/>
-              <w:left w:val="single" w:color="C4C8CF" w:sz="4"/>
-              <w:bottom w:val="single" w:color="C4C8CF" w:sz="4"/>
-              <w:right w:val="single" w:color="C4C8CF" w:sz="4"/>
-            </w:tcBorders>
-            <w:tcMar>
-              <w:top w:type="dxa" w:w="90"/>
-              <w:left w:type="dxa" w:w="110"/>
-              <w:bottom w:type="dxa" w:w="90"/>
-              <w:right w:type="dxa" w:w="110"/>
-            </w:tcMar>
-          </w:tcPr>
-          <w:p>
-            <w:pPr>
-              <w:spacing w:after="30"/>
-            </w:pPr>
-            <w:r>
-              <w:rPr>
-                <w:rFonts w:ascii="Arial" w:cs="Arial" w:eastAsia="Arial" w:hAnsi="Arial"/>
-                <w:color w:val="15151d"/>
-                <w:sz w:val="20"/>
-                <w:szCs w:val="20"/>
-              </w:rPr>
-              <w:t xml:space="preserve">Tap. The thread opens mid-history — cold logistics from May going colder, then days of her asking, all Delivered, all silent.</w:t>
-            </w:r>
-          </w:p>
-        </w:tc>
-        <w:tc>
-          <w:tcPr>
-            <w:tcW w:type="dxa" w:w="1400"/>
-            <w:tcBorders>
-              <w:top w:val="single" w:color="C4C8CF" w:sz="4"/>
-              <w:left w:val="single" w:color="C4C8CF" w:sz="4"/>
-              <w:bottom w:val="single" w:color="C4C8CF" w:sz="4"/>
-              <w:right w:val="single" w:color="C4C8CF" w:sz="4"/>
-            </w:tcBorders>
-            <w:tcMar>
-              <w:top w:type="dxa" w:w="90"/>
-              <w:left w:type="dxa" w:w="110"/>
-              <w:bottom w:type="dxa" w:w="90"/>
-              <w:right w:type="dxa" w:w="110"/>
-            </w:tcMar>
-          </w:tcPr>
-          <w:p>
-            <w:pPr>
-              <w:spacing w:after="30"/>
-            </w:pPr>
-            <w:r>
-              <w:rPr>
-                <w:rFonts w:ascii="Arial" w:cs="Arial" w:eastAsia="Arial" w:hAnsi="Arial"/>
-                <w:color w:val="6b7280"/>
-                <w:sz w:val="18"/>
-                <w:szCs w:val="18"/>
-              </w:rPr>
-              <w:t xml:space="preserve">p. ____</w:t>
-            </w:r>
-          </w:p>
-          <w:p>
-            <w:pPr>
-              <w:spacing w:after="30"/>
-            </w:pPr>
-            <w:r>
-              <w:rPr>
-                <w:rFonts w:ascii="Arial" w:cs="Arial" w:eastAsia="Arial" w:hAnsi="Arial"/>
-                <w:color w:val="6b7280"/>
-                <w:sz w:val="18"/>
-                <w:szCs w:val="18"/>
-              </w:rPr>
-              <w:t xml:space="preserve">m. ____</w:t>
-            </w:r>
-          </w:p>
-        </w:tc>
-      </w:tr>
-      <w:tr>
-        <w:tc>
-          <w:tcPr>
-            <w:tcW w:type="dxa" w:w="900"/>
-            <w:tcBorders>
-              <w:top w:val="single" w:color="C4C8CF" w:sz="4"/>
-              <w:left w:val="single" w:color="C4C8CF" w:sz="4"/>
-              <w:bottom w:val="single" w:color="C4C8CF" w:sz="4"/>
-              <w:right w:val="single" w:color="C4C8CF" w:sz="4"/>
-            </w:tcBorders>
-            <w:tcMar>
-              <w:top w:type="dxa" w:w="90"/>
-              <w:left w:type="dxa" w:w="110"/>
-              <w:bottom w:type="dxa" w:w="90"/>
-              <w:right w:type="dxa" w:w="110"/>
-            </w:tcMar>
-          </w:tcPr>
-          <w:p>
-            <w:pPr>
-              <w:spacing w:after="30"/>
-            </w:pPr>
-            <w:r>
-              <w:rPr>
-                <w:rFonts w:ascii="Arial" w:cs="Arial" w:eastAsia="Arial" w:hAnsi="Arial"/>
-                <w:b/>
-                <w:bCs/>
-                <w:color w:val="15151d"/>
-                <w:sz w:val="26"/>
-                <w:szCs w:val="26"/>
-              </w:rPr>
-              <w:t xml:space="preserve">1.12</w:t>
-            </w:r>
-          </w:p>
-        </w:tc>
-        <w:tc>
-          <w:tcPr>
-            <w:tcW w:type="dxa" w:w="3400"/>
-            <w:tcBorders>
-              <w:top w:val="single" w:color="C4C8CF" w:sz="4"/>
-              <w:left w:val="single" w:color="C4C8CF" w:sz="4"/>
-              <w:bottom w:val="single" w:color="C4C8CF" w:sz="4"/>
-              <w:right w:val="single" w:color="C4C8CF" w:sz="4"/>
-            </w:tcBorders>
-            <w:shd w:fill="F3F4F6" w:val="clear"/>
-            <w:tcMar>
-              <w:top w:type="dxa" w:w="90"/>
-              <w:left w:type="dxa" w:w="110"/>
-              <w:bottom w:type="dxa" w:w="90"/>
-              <w:right w:type="dxa" w:w="110"/>
-            </w:tcMar>
-          </w:tcPr>
-          <w:p>
-            <w:pPr>
-              <w:spacing w:after="30"/>
-            </w:pPr>
-            <w:r>
-              <w:rPr>
-                <w:rFonts w:ascii="Arial" w:cs="Arial" w:eastAsia="Arial" w:hAnsi="Arial"/>
-                <w:b/>
-                <w:bCs/>
-                <w:color w:val="8a2b52"/>
-                <w:sz w:val="14"/>
-                <w:szCs w:val="14"/>
-              </w:rPr>
-              <w:t xml:space="preserve">ON THE LINE</w:t>
-            </w:r>
-          </w:p>
-          <w:p>
-            <w:pPr>
-              <w:spacing w:after="30"/>
-            </w:pPr>
-            <w:r>
-              <w:rPr>
-                <w:rFonts w:ascii="Arial" w:cs="Arial" w:eastAsia="Arial" w:hAnsi="Arial"/>
-                <w:b/>
-                <w:bCs/>
-                <w:i/>
-                <w:iCs/>
-                <w:color w:val="15151d"/>
-                <w:sz w:val="21"/>
-                <w:szCs w:val="21"/>
-              </w:rPr>
-              <w:t xml:space="preserve">“And I’m still hurting.”</w:t>
-            </w:r>
-          </w:p>
-        </w:tc>
-        <w:tc>
-          <w:tcPr>
-            <w:tcW w:type="dxa" w:w="5100"/>
-            <w:tcBorders>
-              <w:top w:val="single" w:color="C4C8CF" w:sz="4"/>
-              <w:left w:val="single" w:color="C4C8CF" w:sz="4"/>
-              <w:bottom w:val="single" w:color="C4C8CF" w:sz="4"/>
-              <w:right w:val="single" w:color="C4C8CF" w:sz="4"/>
-            </w:tcBorders>
-            <w:shd w:fill="F3F4F6" w:val="clear"/>
-            <w:tcMar>
-              <w:top w:type="dxa" w:w="90"/>
-              <w:left w:type="dxa" w:w="110"/>
-              <w:bottom w:type="dxa" w:w="90"/>
-              <w:right w:type="dxa" w:w="110"/>
-            </w:tcMar>
-          </w:tcPr>
-          <w:p>
-            <w:pPr>
-              <w:spacing w:after="30"/>
-            </w:pPr>
-            <w:r>
-              <w:rPr>
-                <w:rFonts w:ascii="Arial" w:cs="Arial" w:eastAsia="Arial" w:hAnsi="Arial"/>
-                <w:color w:val="15151d"/>
-                <w:sz w:val="20"/>
-                <w:szCs w:val="20"/>
-              </w:rPr>
-              <w:t xml:space="preserve">PRESENT — 9:41 this morning. She types it live.</w:t>
-            </w:r>
-          </w:p>
-        </w:tc>
-        <w:tc>
-          <w:tcPr>
-            <w:tcW w:type="dxa" w:w="1400"/>
-            <w:tcBorders>
-              <w:top w:val="single" w:color="C4C8CF" w:sz="4"/>
-              <w:left w:val="single" w:color="C4C8CF" w:sz="4"/>
-              <w:bottom w:val="single" w:color="C4C8CF" w:sz="4"/>
-              <w:right w:val="single" w:color="C4C8CF" w:sz="4"/>
-            </w:tcBorders>
-            <w:shd w:fill="F3F4F6" w:val="clear"/>
-            <w:tcMar>
-              <w:top w:type="dxa" w:w="90"/>
-              <w:left w:type="dxa" w:w="110"/>
-              <w:bottom w:type="dxa" w:w="90"/>
-              <w:right w:type="dxa" w:w="110"/>
-            </w:tcMar>
-          </w:tcPr>
-          <w:p>
-            <w:pPr>
-              <w:spacing w:after="30"/>
-            </w:pPr>
-            <w:r>
-              <w:rPr>
-                <w:rFonts w:ascii="Arial" w:cs="Arial" w:eastAsia="Arial" w:hAnsi="Arial"/>
-                <w:color w:val="6b7280"/>
-                <w:sz w:val="18"/>
-                <w:szCs w:val="18"/>
-              </w:rPr>
-              <w:t xml:space="preserve">p. ____</w:t>
-            </w:r>
-          </w:p>
-          <w:p>
-            <w:pPr>
-              <w:spacing w:after="30"/>
-            </w:pPr>
-            <w:r>
-              <w:rPr>
-                <w:rFonts w:ascii="Arial" w:cs="Arial" w:eastAsia="Arial" w:hAnsi="Arial"/>
-                <w:color w:val="6b7280"/>
-                <w:sz w:val="18"/>
-                <w:szCs w:val="18"/>
-              </w:rPr>
-              <w:t xml:space="preserve">m. ____</w:t>
-            </w:r>
-          </w:p>
-        </w:tc>
-      </w:tr>
-      <w:tr>
-        <w:tc>
-          <w:tcPr>
-            <w:tcW w:type="dxa" w:w="900"/>
-            <w:tcBorders>
-              <w:top w:val="single" w:color="C4C8CF" w:sz="4"/>
-              <w:left w:val="single" w:color="C4C8CF" w:sz="4"/>
-              <w:bottom w:val="single" w:color="C4C8CF" w:sz="4"/>
-              <w:right w:val="single" w:color="C4C8CF" w:sz="4"/>
-            </w:tcBorders>
-            <w:tcMar>
-              <w:top w:type="dxa" w:w="90"/>
-              <w:left w:type="dxa" w:w="110"/>
-              <w:bottom w:type="dxa" w:w="90"/>
-              <w:right w:type="dxa" w:w="110"/>
-            </w:tcMar>
-          </w:tcPr>
-          <w:p>
-            <w:pPr>
-              <w:spacing w:after="30"/>
-            </w:pPr>
-            <w:r>
-              <w:rPr>
-                <w:rFonts w:ascii="Arial" w:cs="Arial" w:eastAsia="Arial" w:hAnsi="Arial"/>
-                <w:b/>
-                <w:bCs/>
-                <w:color w:val="15151d"/>
-                <w:sz w:val="26"/>
-                <w:szCs w:val="26"/>
-              </w:rPr>
-              <w:t xml:space="preserve">1.13</w:t>
-            </w:r>
-          </w:p>
-        </w:tc>
-        <w:tc>
-          <w:tcPr>
-            <w:tcW w:type="dxa" w:w="3400"/>
-            <w:tcBorders>
-              <w:top w:val="single" w:color="C4C8CF" w:sz="4"/>
-              <w:left w:val="single" w:color="C4C8CF" w:sz="4"/>
-              <w:bottom w:val="single" w:color="C4C8CF" w:sz="4"/>
-              <w:right w:val="single" w:color="C4C8CF" w:sz="4"/>
-            </w:tcBorders>
-            <w:tcMar>
-              <w:top w:type="dxa" w:w="90"/>
-              <w:left w:type="dxa" w:w="110"/>
-              <w:bottom w:type="dxa" w:w="90"/>
-              <w:right w:type="dxa" w:w="110"/>
-            </w:tcMar>
-          </w:tcPr>
-          <w:p>
-            <w:pPr>
-              <w:spacing w:after="30"/>
-            </w:pPr>
-            <w:r>
-              <w:rPr>
-                <w:rFonts w:ascii="Arial" w:cs="Arial" w:eastAsia="Arial" w:hAnsi="Arial"/>
-                <w:b/>
-                <w:bCs/>
-                <w:color w:val="8a2b52"/>
-                <w:sz w:val="14"/>
-                <w:szCs w:val="14"/>
-              </w:rPr>
-              <w:t xml:space="preserve">ON THE LINE</w:t>
-            </w:r>
-          </w:p>
-          <w:p>
-            <w:pPr>
-              <w:spacing w:after="30"/>
-            </w:pPr>
-            <w:r>
-              <w:rPr>
-                <w:rFonts w:ascii="Arial" w:cs="Arial" w:eastAsia="Arial" w:hAnsi="Arial"/>
-                <w:b/>
-                <w:bCs/>
-                <w:i/>
-                <w:iCs/>
-                <w:color w:val="15151d"/>
-                <w:sz w:val="21"/>
-                <w:szCs w:val="21"/>
-              </w:rPr>
-              <w:t xml:space="preserve">“What about lies, Jamie?”</w:t>
-            </w:r>
-          </w:p>
-        </w:tc>
-        <w:tc>
-          <w:tcPr>
-            <w:tcW w:type="dxa" w:w="5100"/>
-            <w:tcBorders>
-              <w:top w:val="single" w:color="C4C8CF" w:sz="4"/>
-              <w:left w:val="single" w:color="C4C8CF" w:sz="4"/>
-              <w:bottom w:val="single" w:color="C4C8CF" w:sz="4"/>
-              <w:right w:val="single" w:color="C4C8CF" w:sz="4"/>
-            </w:tcBorders>
-            <w:tcMar>
-              <w:top w:type="dxa" w:w="90"/>
-              <w:left w:type="dxa" w:w="110"/>
-              <w:bottom w:type="dxa" w:w="90"/>
-              <w:right w:type="dxa" w:w="110"/>
-            </w:tcMar>
-          </w:tcPr>
-          <w:p>
-            <w:pPr>
-              <w:spacing w:after="30"/>
-            </w:pPr>
-            <w:r>
-              <w:rPr>
-                <w:rFonts w:ascii="Arial" w:cs="Arial" w:eastAsia="Arial" w:hAnsi="Arial"/>
-                <w:color w:val="15151d"/>
-                <w:sz w:val="20"/>
-                <w:szCs w:val="20"/>
-              </w:rPr>
-              <w:t xml:space="preserve">SHE SENDS IT. Delivered.</w:t>
-            </w:r>
-          </w:p>
-        </w:tc>
-        <w:tc>
-          <w:tcPr>
-            <w:tcW w:type="dxa" w:w="1400"/>
-            <w:tcBorders>
-              <w:top w:val="single" w:color="C4C8CF" w:sz="4"/>
-              <w:left w:val="single" w:color="C4C8CF" w:sz="4"/>
-              <w:bottom w:val="single" w:color="C4C8CF" w:sz="4"/>
-              <w:right w:val="single" w:color="C4C8CF" w:sz="4"/>
-            </w:tcBorders>
-            <w:tcMar>
-              <w:top w:type="dxa" w:w="90"/>
-              <w:left w:type="dxa" w:w="110"/>
-              <w:bottom w:type="dxa" w:w="90"/>
-              <w:right w:type="dxa" w:w="110"/>
-            </w:tcMar>
-          </w:tcPr>
-          <w:p>
-            <w:pPr>
-              <w:spacing w:after="30"/>
-            </w:pPr>
-            <w:r>
-              <w:rPr>
-                <w:rFonts w:ascii="Arial" w:cs="Arial" w:eastAsia="Arial" w:hAnsi="Arial"/>
-                <w:color w:val="6b7280"/>
-                <w:sz w:val="18"/>
-                <w:szCs w:val="18"/>
-              </w:rPr>
-              <w:t xml:space="preserve">p. ____</w:t>
-            </w:r>
-          </w:p>
-          <w:p>
-            <w:pPr>
-              <w:spacing w:after="30"/>
-            </w:pPr>
-            <w:r>
-              <w:rPr>
-                <w:rFonts w:ascii="Arial" w:cs="Arial" w:eastAsia="Arial" w:hAnsi="Arial"/>
-                <w:color w:val="6b7280"/>
-                <w:sz w:val="18"/>
-                <w:szCs w:val="18"/>
-              </w:rPr>
-              <w:t xml:space="preserve">m. ____</w:t>
-            </w:r>
-          </w:p>
-        </w:tc>
-      </w:tr>
-      <w:tr>
-        <w:tc>
-          <w:tcPr>
-            <w:tcW w:type="dxa" w:w="900"/>
-            <w:tcBorders>
-              <w:top w:val="single" w:color="C4C8CF" w:sz="4"/>
-              <w:left w:val="single" w:color="C4C8CF" w:sz="4"/>
-              <w:bottom w:val="single" w:color="C4C8CF" w:sz="4"/>
-              <w:right w:val="single" w:color="C4C8CF" w:sz="4"/>
-            </w:tcBorders>
-            <w:tcMar>
-              <w:top w:type="dxa" w:w="90"/>
-              <w:left w:type="dxa" w:w="110"/>
-              <w:bottom w:type="dxa" w:w="90"/>
-              <w:right w:type="dxa" w:w="110"/>
-            </w:tcMar>
-          </w:tcPr>
-          <w:p>
-            <w:pPr>
-              <w:spacing w:after="30"/>
-            </w:pPr>
-            <w:r>
-              <w:rPr>
-                <w:rFonts w:ascii="Arial" w:cs="Arial" w:eastAsia="Arial" w:hAnsi="Arial"/>
-                <w:b/>
-                <w:bCs/>
-                <w:color w:val="15151d"/>
-                <w:sz w:val="26"/>
-                <w:szCs w:val="26"/>
-              </w:rPr>
-              <w:t xml:space="preserve">1.14</w:t>
-            </w:r>
-          </w:p>
-        </w:tc>
-        <w:tc>
-          <w:tcPr>
-            <w:tcW w:type="dxa" w:w="3400"/>
-            <w:tcBorders>
-              <w:top w:val="single" w:color="C4C8CF" w:sz="4"/>
-              <w:left w:val="single" w:color="C4C8CF" w:sz="4"/>
-              <w:bottom w:val="single" w:color="C4C8CF" w:sz="4"/>
-              <w:right w:val="single" w:color="C4C8CF" w:sz="4"/>
-            </w:tcBorders>
-            <w:shd w:fill="F3F4F6" w:val="clear"/>
-            <w:tcMar>
-              <w:top w:type="dxa" w:w="90"/>
-              <w:left w:type="dxa" w:w="110"/>
-              <w:bottom w:type="dxa" w:w="90"/>
-              <w:right w:type="dxa" w:w="110"/>
-            </w:tcMar>
-          </w:tcPr>
-          <w:p>
-            <w:pPr>
-              <w:spacing w:after="30"/>
-            </w:pPr>
-            <w:r>
-              <w:rPr>
-                <w:rFonts w:ascii="Arial" w:cs="Arial" w:eastAsia="Arial" w:hAnsi="Arial"/>
-                <w:b/>
-                <w:bCs/>
-                <w:color w:val="8a2b52"/>
-                <w:sz w:val="14"/>
-                <w:szCs w:val="14"/>
-              </w:rPr>
-              <w:t xml:space="preserve">ON THE LINE</w:t>
-            </w:r>
-          </w:p>
-          <w:p>
-            <w:pPr>
-              <w:spacing w:after="30"/>
-            </w:pPr>
-            <w:r>
-              <w:rPr>
-                <w:rFonts w:ascii="Arial" w:cs="Arial" w:eastAsia="Arial" w:hAnsi="Arial"/>
-                <w:b/>
-                <w:bCs/>
-                <w:i/>
-                <w:iCs/>
-                <w:color w:val="15151d"/>
-                <w:sz w:val="21"/>
-                <w:szCs w:val="21"/>
-              </w:rPr>
-              <w:t xml:space="preserve">“What about things that you swore to be true?”</w:t>
-            </w:r>
-          </w:p>
-        </w:tc>
-        <w:tc>
-          <w:tcPr>
-            <w:tcW w:type="dxa" w:w="5100"/>
-            <w:tcBorders>
-              <w:top w:val="single" w:color="C4C8CF" w:sz="4"/>
-              <w:left w:val="single" w:color="C4C8CF" w:sz="4"/>
-              <w:bottom w:val="single" w:color="C4C8CF" w:sz="4"/>
-              <w:right w:val="single" w:color="C4C8CF" w:sz="4"/>
-            </w:tcBorders>
-            <w:shd w:fill="F3F4F6" w:val="clear"/>
-            <w:tcMar>
-              <w:top w:type="dxa" w:w="90"/>
-              <w:left w:type="dxa" w:w="110"/>
-              <w:bottom w:type="dxa" w:w="90"/>
-              <w:right w:type="dxa" w:w="110"/>
-            </w:tcMar>
-          </w:tcPr>
-          <w:p>
-            <w:pPr>
-              <w:spacing w:after="30"/>
-            </w:pPr>
-            <w:r>
-              <w:rPr>
-                <w:rFonts w:ascii="Arial" w:cs="Arial" w:eastAsia="Arial" w:hAnsi="Arial"/>
-                <w:color w:val="15151d"/>
-                <w:sz w:val="20"/>
-                <w:szCs w:val="20"/>
-              </w:rPr>
-              <w:t xml:space="preserve">Delivered → READ. He is awake. He is holding his phone.</w:t>
-            </w:r>
-          </w:p>
-          <w:p>
-            <w:pPr>
-              <w:spacing w:after="20"/>
-            </w:pPr>
-            <w:r>
-              <w:rPr>
-                <w:rFonts w:ascii="Arial" w:cs="Arial" w:eastAsia="Arial" w:hAnsi="Arial"/>
-                <w:b/>
-                <w:bCs/>
-                <w:color w:val="8a2b52"/>
-                <w:sz w:val="18"/>
-                <w:szCs w:val="18"/>
-              </w:rPr>
-              <w:t xml:space="preserve">HOLD — </w:t>
-            </w:r>
-            <w:r>
-              <w:rPr>
-                <w:rFonts w:ascii="Arial" w:cs="Arial" w:eastAsia="Arial" w:hAnsi="Arial"/>
-                <w:i/>
-                <w:iCs/>
-                <w:color w:val="8a2b52"/>
-                <w:sz w:val="18"/>
-                <w:szCs w:val="18"/>
-              </w:rPr>
-              <w:t xml:space="preserve">Let the receipt sit alone for a full phrase.</w:t>
-            </w:r>
-          </w:p>
-        </w:tc>
-        <w:tc>
-          <w:tcPr>
-            <w:tcW w:type="dxa" w:w="1400"/>
-            <w:tcBorders>
-              <w:top w:val="single" w:color="C4C8CF" w:sz="4"/>
-              <w:left w:val="single" w:color="C4C8CF" w:sz="4"/>
-              <w:bottom w:val="single" w:color="C4C8CF" w:sz="4"/>
-              <w:right w:val="single" w:color="C4C8CF" w:sz="4"/>
-            </w:tcBorders>
-            <w:shd w:fill="F3F4F6" w:val="clear"/>
-            <w:tcMar>
-              <w:top w:type="dxa" w:w="90"/>
-              <w:left w:type="dxa" w:w="110"/>
-              <w:bottom w:type="dxa" w:w="90"/>
-              <w:right w:type="dxa" w:w="110"/>
-            </w:tcMar>
-          </w:tcPr>
-          <w:p>
-            <w:pPr>
-              <w:spacing w:after="30"/>
-            </w:pPr>
-            <w:r>
-              <w:rPr>
-                <w:rFonts w:ascii="Arial" w:cs="Arial" w:eastAsia="Arial" w:hAnsi="Arial"/>
-                <w:color w:val="6b7280"/>
-                <w:sz w:val="18"/>
-                <w:szCs w:val="18"/>
-              </w:rPr>
-              <w:t xml:space="preserve">p. ____</w:t>
-            </w:r>
-          </w:p>
-          <w:p>
-            <w:pPr>
-              <w:spacing w:after="30"/>
-            </w:pPr>
-            <w:r>
-              <w:rPr>
-                <w:rFonts w:ascii="Arial" w:cs="Arial" w:eastAsia="Arial" w:hAnsi="Arial"/>
-                <w:color w:val="6b7280"/>
-                <w:sz w:val="18"/>
-                <w:szCs w:val="18"/>
-              </w:rPr>
-              <w:t xml:space="preserve">m. ____</w:t>
-            </w:r>
-          </w:p>
-        </w:tc>
-      </w:tr>
-      <w:tr>
-        <w:tc>
-          <w:tcPr>
-            <w:tcW w:type="dxa" w:w="900"/>
-            <w:tcBorders>
-              <w:top w:val="single" w:color="C4C8CF" w:sz="4"/>
-              <w:left w:val="single" w:color="C4C8CF" w:sz="4"/>
-              <w:bottom w:val="single" w:color="C4C8CF" w:sz="4"/>
-              <w:right w:val="single" w:color="C4C8CF" w:sz="4"/>
-            </w:tcBorders>
-            <w:tcMar>
-              <w:top w:type="dxa" w:w="90"/>
-              <w:left w:type="dxa" w:w="110"/>
-              <w:bottom w:type="dxa" w:w="90"/>
-              <w:right w:type="dxa" w:w="110"/>
-            </w:tcMar>
-          </w:tcPr>
-          <w:p>
-            <w:pPr>
-              <w:spacing w:after="30"/>
-            </w:pPr>
-            <w:r>
-              <w:rPr>
-                <w:rFonts w:ascii="Arial" w:cs="Arial" w:eastAsia="Arial" w:hAnsi="Arial"/>
-                <w:b/>
-                <w:bCs/>
-                <w:color w:val="15151d"/>
-                <w:sz w:val="26"/>
-                <w:szCs w:val="26"/>
-              </w:rPr>
-              <w:t xml:space="preserve">1.15</w:t>
-            </w:r>
-          </w:p>
-        </w:tc>
-        <w:tc>
-          <w:tcPr>
-            <w:tcW w:type="dxa" w:w="3400"/>
-            <w:tcBorders>
-              <w:top w:val="single" w:color="C4C8CF" w:sz="4"/>
-              <w:left w:val="single" w:color="C4C8CF" w:sz="4"/>
-              <w:bottom w:val="single" w:color="C4C8CF" w:sz="4"/>
-              <w:right w:val="single" w:color="C4C8CF" w:sz="4"/>
-            </w:tcBorders>
-            <w:tcMar>
-              <w:top w:type="dxa" w:w="90"/>
-              <w:left w:type="dxa" w:w="110"/>
-              <w:bottom w:type="dxa" w:w="90"/>
-              <w:right w:type="dxa" w:w="110"/>
-            </w:tcMar>
-          </w:tcPr>
-          <w:p>
-            <w:pPr>
-              <w:spacing w:after="30"/>
-            </w:pPr>
-            <w:r>
-              <w:rPr>
-                <w:rFonts w:ascii="Arial" w:cs="Arial" w:eastAsia="Arial" w:hAnsi="Arial"/>
-                <w:b/>
-                <w:bCs/>
-                <w:color w:val="8a2b52"/>
-                <w:sz w:val="14"/>
-                <w:szCs w:val="14"/>
-              </w:rPr>
-              <w:t xml:space="preserve">ON THE LINE</w:t>
-            </w:r>
-          </w:p>
-          <w:p>
-            <w:pPr>
-              <w:spacing w:after="30"/>
-            </w:pPr>
-            <w:r>
-              <w:rPr>
-                <w:rFonts w:ascii="Arial" w:cs="Arial" w:eastAsia="Arial" w:hAnsi="Arial"/>
-                <w:b/>
-                <w:bCs/>
-                <w:i/>
-                <w:iCs/>
-                <w:color w:val="15151d"/>
-                <w:sz w:val="21"/>
-                <w:szCs w:val="21"/>
-              </w:rPr>
-              <w:t xml:space="preserve">“What about you, Jamie?”</w:t>
-            </w:r>
-          </w:p>
-        </w:tc>
-        <w:tc>
-          <w:tcPr>
-            <w:tcW w:type="dxa" w:w="5100"/>
-            <w:tcBorders>
-              <w:top w:val="single" w:color="C4C8CF" w:sz="4"/>
-              <w:left w:val="single" w:color="C4C8CF" w:sz="4"/>
-              <w:bottom w:val="single" w:color="C4C8CF" w:sz="4"/>
-              <w:right w:val="single" w:color="C4C8CF" w:sz="4"/>
-            </w:tcBorders>
-            <w:tcMar>
-              <w:top w:type="dxa" w:w="90"/>
-              <w:left w:type="dxa" w:w="110"/>
-              <w:bottom w:type="dxa" w:w="90"/>
-              <w:right w:type="dxa" w:w="110"/>
-            </w:tcMar>
-          </w:tcPr>
-          <w:p>
-            <w:pPr>
-              <w:spacing w:after="30"/>
-            </w:pPr>
-            <w:r>
-              <w:rPr>
-                <w:rFonts w:ascii="Arial" w:cs="Arial" w:eastAsia="Arial" w:hAnsi="Arial"/>
-                <w:color w:val="15151d"/>
-                <w:sz w:val="20"/>
-                <w:szCs w:val="20"/>
-              </w:rPr>
-              <w:t xml:space="preserve">His typing bubble rises. He is answering.</w:t>
-            </w:r>
-          </w:p>
-        </w:tc>
-        <w:tc>
-          <w:tcPr>
-            <w:tcW w:type="dxa" w:w="1400"/>
-            <w:tcBorders>
-              <w:top w:val="single" w:color="C4C8CF" w:sz="4"/>
-              <w:left w:val="single" w:color="C4C8CF" w:sz="4"/>
-              <w:bottom w:val="single" w:color="C4C8CF" w:sz="4"/>
-              <w:right w:val="single" w:color="C4C8CF" w:sz="4"/>
-            </w:tcBorders>
-            <w:tcMar>
-              <w:top w:type="dxa" w:w="90"/>
-              <w:left w:type="dxa" w:w="110"/>
-              <w:bottom w:type="dxa" w:w="90"/>
-              <w:right w:type="dxa" w:w="110"/>
-            </w:tcMar>
-          </w:tcPr>
-          <w:p>
-            <w:pPr>
-              <w:spacing w:after="30"/>
-            </w:pPr>
-            <w:r>
-              <w:rPr>
-                <w:rFonts w:ascii="Arial" w:cs="Arial" w:eastAsia="Arial" w:hAnsi="Arial"/>
-                <w:color w:val="6b7280"/>
-                <w:sz w:val="18"/>
-                <w:szCs w:val="18"/>
-              </w:rPr>
-              <w:t xml:space="preserve">p. ____</w:t>
-            </w:r>
-          </w:p>
-          <w:p>
-            <w:pPr>
-              <w:spacing w:after="30"/>
-            </w:pPr>
-            <w:r>
-              <w:rPr>
-                <w:rFonts w:ascii="Arial" w:cs="Arial" w:eastAsia="Arial" w:hAnsi="Arial"/>
-                <w:color w:val="6b7280"/>
-                <w:sz w:val="18"/>
-                <w:szCs w:val="18"/>
-              </w:rPr>
-              <w:t xml:space="preserve">m. ____</w:t>
-            </w:r>
-          </w:p>
-        </w:tc>
-      </w:tr>
-      <w:tr>
-        <w:tc>
-          <w:tcPr>
-            <w:tcW w:type="dxa" w:w="900"/>
-            <w:tcBorders>
-              <w:top w:val="single" w:color="C4C8CF" w:sz="4"/>
-              <w:left w:val="single" w:color="C4C8CF" w:sz="4"/>
-              <w:bottom w:val="single" w:color="C4C8CF" w:sz="4"/>
-              <w:right w:val="single" w:color="C4C8CF" w:sz="4"/>
-            </w:tcBorders>
-            <w:tcMar>
-              <w:top w:type="dxa" w:w="90"/>
-              <w:left w:type="dxa" w:w="110"/>
-              <w:bottom w:type="dxa" w:w="90"/>
-              <w:right w:type="dxa" w:w="110"/>
-            </w:tcMar>
-          </w:tcPr>
-          <w:p>
-            <w:pPr>
-              <w:spacing w:after="30"/>
-            </w:pPr>
-            <w:r>
-              <w:rPr>
-                <w:rFonts w:ascii="Arial" w:cs="Arial" w:eastAsia="Arial" w:hAnsi="Arial"/>
-                <w:b/>
-                <w:bCs/>
-                <w:color w:val="15151d"/>
-                <w:sz w:val="26"/>
-                <w:szCs w:val="26"/>
-              </w:rPr>
-              <w:t xml:space="preserve">1.16</w:t>
-            </w:r>
-          </w:p>
-        </w:tc>
-        <w:tc>
-          <w:tcPr>
-            <w:tcW w:type="dxa" w:w="3400"/>
-            <w:tcBorders>
-              <w:top w:val="single" w:color="C4C8CF" w:sz="4"/>
-              <w:left w:val="single" w:color="C4C8CF" w:sz="4"/>
-              <w:bottom w:val="single" w:color="C4C8CF" w:sz="4"/>
-              <w:right w:val="single" w:color="C4C8CF" w:sz="4"/>
-            </w:tcBorders>
-            <w:shd w:fill="F3F4F6" w:val="clear"/>
-            <w:tcMar>
-              <w:top w:type="dxa" w:w="90"/>
-              <w:left w:type="dxa" w:w="110"/>
-              <w:bottom w:type="dxa" w:w="90"/>
-              <w:right w:type="dxa" w:w="110"/>
-            </w:tcMar>
-          </w:tcPr>
-          <w:p>
-            <w:pPr>
-              <w:spacing w:after="30"/>
-            </w:pPr>
-            <w:r>
-              <w:rPr>
-                <w:rFonts w:ascii="Arial" w:cs="Arial" w:eastAsia="Arial" w:hAnsi="Arial"/>
-                <w:b/>
-                <w:bCs/>
-                <w:color w:val="8a2b52"/>
-                <w:sz w:val="14"/>
-                <w:szCs w:val="14"/>
-              </w:rPr>
-              <w:t xml:space="preserve">ON THE LINE</w:t>
-            </w:r>
-          </w:p>
-          <w:p>
-            <w:pPr>
-              <w:spacing w:after="30"/>
-            </w:pPr>
-            <w:r>
-              <w:rPr>
-                <w:rFonts w:ascii="Arial" w:cs="Arial" w:eastAsia="Arial" w:hAnsi="Arial"/>
-                <w:b/>
-                <w:bCs/>
-                <w:i/>
-                <w:iCs/>
-                <w:color w:val="15151d"/>
-                <w:sz w:val="21"/>
-                <w:szCs w:val="21"/>
-              </w:rPr>
-              <w:t xml:space="preserve">“What about you?”</w:t>
-            </w:r>
-          </w:p>
-        </w:tc>
-        <w:tc>
-          <w:tcPr>
-            <w:tcW w:type="dxa" w:w="5100"/>
-            <w:tcBorders>
-              <w:top w:val="single" w:color="C4C8CF" w:sz="4"/>
-              <w:left w:val="single" w:color="C4C8CF" w:sz="4"/>
-              <w:bottom w:val="single" w:color="C4C8CF" w:sz="4"/>
-              <w:right w:val="single" w:color="C4C8CF" w:sz="4"/>
-            </w:tcBorders>
-            <w:shd w:fill="F3F4F6" w:val="clear"/>
-            <w:tcMar>
-              <w:top w:type="dxa" w:w="90"/>
-              <w:left w:type="dxa" w:w="110"/>
-              <w:bottom w:type="dxa" w:w="90"/>
-              <w:right w:type="dxa" w:w="110"/>
-            </w:tcMar>
-          </w:tcPr>
-          <w:p>
-            <w:pPr>
-              <w:spacing w:after="30"/>
-            </w:pPr>
-            <w:r>
-              <w:rPr>
-                <w:rFonts w:ascii="Arial" w:cs="Arial" w:eastAsia="Arial" w:hAnsi="Arial"/>
-                <w:color w:val="15151d"/>
-                <w:sz w:val="20"/>
-                <w:szCs w:val="20"/>
-              </w:rPr>
-              <w:t xml:space="preserve">It stops. Nothing comes. He read it and put the phone down.</w:t>
-            </w:r>
-          </w:p>
-          <w:p>
-            <w:pPr>
-              <w:spacing w:after="20"/>
-            </w:pPr>
-            <w:r>
-              <w:rPr>
-                <w:rFonts w:ascii="Arial" w:cs="Arial" w:eastAsia="Arial" w:hAnsi="Arial"/>
-                <w:b/>
-                <w:bCs/>
-                <w:color w:val="8a2b52"/>
-                <w:sz w:val="18"/>
-                <w:szCs w:val="18"/>
-              </w:rPr>
-              <w:t xml:space="preserve">HOLD — </w:t>
-            </w:r>
-            <w:r>
-              <w:rPr>
-                <w:rFonts w:ascii="Arial" w:cs="Arial" w:eastAsia="Arial" w:hAnsi="Arial"/>
-                <w:i/>
-                <w:iCs/>
-                <w:color w:val="8a2b52"/>
-                <w:sz w:val="18"/>
-                <w:szCs w:val="18"/>
-              </w:rPr>
-              <w:t xml:space="preserve">The cruellest silence available in 2026.</w:t>
-            </w:r>
-          </w:p>
-        </w:tc>
-        <w:tc>
-          <w:tcPr>
-            <w:tcW w:type="dxa" w:w="1400"/>
-            <w:tcBorders>
-              <w:top w:val="single" w:color="C4C8CF" w:sz="4"/>
-              <w:left w:val="single" w:color="C4C8CF" w:sz="4"/>
-              <w:bottom w:val="single" w:color="C4C8CF" w:sz="4"/>
-              <w:right w:val="single" w:color="C4C8CF" w:sz="4"/>
-            </w:tcBorders>
-            <w:shd w:fill="F3F4F6" w:val="clear"/>
-            <w:tcMar>
-              <w:top w:type="dxa" w:w="90"/>
-              <w:left w:type="dxa" w:w="110"/>
-              <w:bottom w:type="dxa" w:w="90"/>
-              <w:right w:type="dxa" w:w="110"/>
-            </w:tcMar>
-          </w:tcPr>
-          <w:p>
-            <w:pPr>
-              <w:spacing w:after="30"/>
-            </w:pPr>
-            <w:r>
-              <w:rPr>
-                <w:rFonts w:ascii="Arial" w:cs="Arial" w:eastAsia="Arial" w:hAnsi="Arial"/>
-                <w:color w:val="6b7280"/>
-                <w:sz w:val="18"/>
-                <w:szCs w:val="18"/>
-              </w:rPr>
-              <w:t xml:space="preserve">p. ____</w:t>
-            </w:r>
-          </w:p>
-          <w:p>
-            <w:pPr>
-              <w:spacing w:after="30"/>
-            </w:pPr>
-            <w:r>
-              <w:rPr>
-                <w:rFonts w:ascii="Arial" w:cs="Arial" w:eastAsia="Arial" w:hAnsi="Arial"/>
-                <w:color w:val="6b7280"/>
-                <w:sz w:val="18"/>
-                <w:szCs w:val="18"/>
-              </w:rPr>
-              <w:t xml:space="preserve">m. ____</w:t>
-            </w:r>
-          </w:p>
-        </w:tc>
-      </w:tr>
-      <w:tr>
-        <w:tc>
-          <w:tcPr>
-            <w:tcW w:type="dxa" w:w="900"/>
-            <w:tcBorders>
-              <w:top w:val="single" w:color="C4C8CF" w:sz="4"/>
-              <w:left w:val="single" w:color="C4C8CF" w:sz="4"/>
-              <w:bottom w:val="single" w:color="C4C8CF" w:sz="4"/>
-              <w:right w:val="single" w:color="C4C8CF" w:sz="4"/>
-            </w:tcBorders>
-            <w:tcMar>
-              <w:top w:type="dxa" w:w="90"/>
-              <w:left w:type="dxa" w:w="110"/>
-              <w:bottom w:type="dxa" w:w="90"/>
-              <w:right w:type="dxa" w:w="110"/>
-            </w:tcMar>
-          </w:tcPr>
-          <w:p>
-            <w:pPr>
-              <w:spacing w:after="30"/>
-            </w:pPr>
-            <w:r>
-              <w:rPr>
-                <w:rFonts w:ascii="Arial" w:cs="Arial" w:eastAsia="Arial" w:hAnsi="Arial"/>
-                <w:b/>
-                <w:bCs/>
-                <w:color w:val="15151d"/>
-                <w:sz w:val="26"/>
-                <w:szCs w:val="26"/>
-              </w:rPr>
-              <w:t xml:space="preserve">1.17</w:t>
-            </w:r>
-          </w:p>
-        </w:tc>
-        <w:tc>
-          <w:tcPr>
-            <w:tcW w:type="dxa" w:w="3400"/>
-            <w:tcBorders>
-              <w:top w:val="single" w:color="C4C8CF" w:sz="4"/>
-              <w:left w:val="single" w:color="C4C8CF" w:sz="4"/>
-              <w:bottom w:val="single" w:color="C4C8CF" w:sz="4"/>
-              <w:right w:val="single" w:color="C4C8CF" w:sz="4"/>
-            </w:tcBorders>
-            <w:tcMar>
-              <w:top w:type="dxa" w:w="90"/>
-              <w:left w:type="dxa" w:w="110"/>
-              <w:bottom w:type="dxa" w:w="90"/>
-              <w:right w:type="dxa" w:w="110"/>
-            </w:tcMar>
-          </w:tcPr>
-          <w:p>
-            <w:pPr>
-              <w:spacing w:after="30"/>
-            </w:pPr>
-            <w:r>
-              <w:rPr>
-                <w:rFonts w:ascii="Arial" w:cs="Arial" w:eastAsia="Arial" w:hAnsi="Arial"/>
-                <w:b/>
-                <w:bCs/>
-                <w:color w:val="8a2b52"/>
-                <w:sz w:val="14"/>
-                <w:szCs w:val="14"/>
-              </w:rPr>
-              <w:t xml:space="preserve">ON THE LINE</w:t>
-            </w:r>
-          </w:p>
-          <w:p>
-            <w:pPr>
-              <w:spacing w:after="30"/>
-            </w:pPr>
-            <w:r>
-              <w:rPr>
-                <w:rFonts w:ascii="Arial" w:cs="Arial" w:eastAsia="Arial" w:hAnsi="Arial"/>
-                <w:b/>
-                <w:bCs/>
-                <w:i/>
-                <w:iCs/>
-                <w:color w:val="15151d"/>
-                <w:sz w:val="21"/>
-                <w:szCs w:val="21"/>
-              </w:rPr>
-              <w:t xml:space="preserve">“Jamie is sure something wonderful died.”</w:t>
-            </w:r>
-          </w:p>
-        </w:tc>
-        <w:tc>
-          <w:tcPr>
-            <w:tcW w:type="dxa" w:w="5100"/>
-            <w:tcBorders>
-              <w:top w:val="single" w:color="C4C8CF" w:sz="4"/>
-              <w:left w:val="single" w:color="C4C8CF" w:sz="4"/>
-              <w:bottom w:val="single" w:color="C4C8CF" w:sz="4"/>
-              <w:right w:val="single" w:color="C4C8CF" w:sz="4"/>
-            </w:tcBorders>
-            <w:tcMar>
-              <w:top w:type="dxa" w:w="90"/>
-              <w:left w:type="dxa" w:w="110"/>
-              <w:bottom w:type="dxa" w:w="90"/>
-              <w:right w:type="dxa" w:w="110"/>
-            </w:tcMar>
-          </w:tcPr>
-          <w:p>
-            <w:pPr>
-              <w:spacing w:after="30"/>
-            </w:pPr>
-            <w:r>
-              <w:rPr>
-                <w:rFonts w:ascii="Arial" w:cs="Arial" w:eastAsia="Arial" w:hAnsi="Arial"/>
-                <w:color w:val="15151d"/>
-                <w:sz w:val="20"/>
-                <w:szCs w:val="20"/>
-              </w:rPr>
-              <w:t xml:space="preserve">She opens Mail. His name sits in the middle of a life that kept sending promotions — read Wednesday, and she has been living with it since. He did not text. He EMAILED.</w:t>
-            </w:r>
-          </w:p>
-        </w:tc>
-        <w:tc>
-          <w:tcPr>
-            <w:tcW w:type="dxa" w:w="1400"/>
-            <w:tcBorders>
-              <w:top w:val="single" w:color="C4C8CF" w:sz="4"/>
-              <w:left w:val="single" w:color="C4C8CF" w:sz="4"/>
-              <w:bottom w:val="single" w:color="C4C8CF" w:sz="4"/>
-              <w:right w:val="single" w:color="C4C8CF" w:sz="4"/>
-            </w:tcBorders>
-            <w:tcMar>
-              <w:top w:type="dxa" w:w="90"/>
-              <w:left w:type="dxa" w:w="110"/>
-              <w:bottom w:type="dxa" w:w="90"/>
-              <w:right w:type="dxa" w:w="110"/>
-            </w:tcMar>
-          </w:tcPr>
-          <w:p>
-            <w:pPr>
-              <w:spacing w:after="30"/>
-            </w:pPr>
-            <w:r>
-              <w:rPr>
-                <w:rFonts w:ascii="Arial" w:cs="Arial" w:eastAsia="Arial" w:hAnsi="Arial"/>
-                <w:color w:val="6b7280"/>
-                <w:sz w:val="18"/>
-                <w:szCs w:val="18"/>
-              </w:rPr>
-              <w:t xml:space="preserve">p. ____</w:t>
-            </w:r>
-          </w:p>
-          <w:p>
-            <w:pPr>
-              <w:spacing w:after="30"/>
-            </w:pPr>
-            <w:r>
-              <w:rPr>
-                <w:rFonts w:ascii="Arial" w:cs="Arial" w:eastAsia="Arial" w:hAnsi="Arial"/>
-                <w:color w:val="6b7280"/>
-                <w:sz w:val="18"/>
-                <w:szCs w:val="18"/>
-              </w:rPr>
-              <w:t xml:space="preserve">m. ____</w:t>
-            </w:r>
-          </w:p>
-        </w:tc>
-      </w:tr>
-      <w:tr>
-        <w:tc>
-          <w:tcPr>
-            <w:tcW w:type="dxa" w:w="900"/>
-            <w:tcBorders>
-              <w:top w:val="single" w:color="C4C8CF" w:sz="4"/>
-              <w:left w:val="single" w:color="C4C8CF" w:sz="4"/>
-              <w:bottom w:val="single" w:color="C4C8CF" w:sz="4"/>
-              <w:right w:val="single" w:color="C4C8CF" w:sz="4"/>
-            </w:tcBorders>
-            <w:tcMar>
-              <w:top w:type="dxa" w:w="90"/>
-              <w:left w:type="dxa" w:w="110"/>
-              <w:bottom w:type="dxa" w:w="90"/>
-              <w:right w:type="dxa" w:w="110"/>
-            </w:tcMar>
-          </w:tcPr>
-          <w:p>
-            <w:pPr>
-              <w:spacing w:after="30"/>
-            </w:pPr>
-            <w:r>
-              <w:rPr>
-                <w:rFonts w:ascii="Arial" w:cs="Arial" w:eastAsia="Arial" w:hAnsi="Arial"/>
-                <w:b/>
-                <w:bCs/>
-                <w:color w:val="15151d"/>
-                <w:sz w:val="26"/>
-                <w:szCs w:val="26"/>
-              </w:rPr>
-              <w:t xml:space="preserve">1.18</w:t>
-            </w:r>
-          </w:p>
-        </w:tc>
-        <w:tc>
-          <w:tcPr>
-            <w:tcW w:type="dxa" w:w="3400"/>
-            <w:tcBorders>
-              <w:top w:val="single" w:color="C4C8CF" w:sz="4"/>
-              <w:left w:val="single" w:color="C4C8CF" w:sz="4"/>
-              <w:bottom w:val="single" w:color="C4C8CF" w:sz="4"/>
-              <w:right w:val="single" w:color="C4C8CF" w:sz="4"/>
-            </w:tcBorders>
-            <w:shd w:fill="F3F4F6" w:val="clear"/>
-            <w:tcMar>
-              <w:top w:type="dxa" w:w="90"/>
-              <w:left w:type="dxa" w:w="110"/>
-              <w:bottom w:type="dxa" w:w="90"/>
-              <w:right w:type="dxa" w:w="110"/>
-            </w:tcMar>
-          </w:tcPr>
-          <w:p>
-            <w:pPr>
-              <w:spacing w:after="30"/>
-            </w:pPr>
-            <w:r>
-              <w:rPr>
-                <w:rFonts w:ascii="Arial" w:cs="Arial" w:eastAsia="Arial" w:hAnsi="Arial"/>
-                <w:b/>
-                <w:bCs/>
-                <w:color w:val="8a2b52"/>
-                <w:sz w:val="14"/>
-                <w:szCs w:val="14"/>
-              </w:rPr>
-              <w:t xml:space="preserve">ON THE LINE</w:t>
-            </w:r>
-          </w:p>
-          <w:p>
-            <w:pPr>
-              <w:spacing w:after="30"/>
-            </w:pPr>
-            <w:r>
-              <w:rPr>
-                <w:rFonts w:ascii="Arial" w:cs="Arial" w:eastAsia="Arial" w:hAnsi="Arial"/>
-                <w:b/>
-                <w:bCs/>
-                <w:i/>
-                <w:iCs/>
-                <w:color w:val="15151d"/>
-                <w:sz w:val="21"/>
-                <w:szCs w:val="21"/>
-              </w:rPr>
-              <w:t xml:space="preserve">“Jamie decides it’s his right to decide.”</w:t>
-            </w:r>
-          </w:p>
-        </w:tc>
-        <w:tc>
-          <w:tcPr>
-            <w:tcW w:type="dxa" w:w="5100"/>
-            <w:tcBorders>
-              <w:top w:val="single" w:color="C4C8CF" w:sz="4"/>
-              <w:left w:val="single" w:color="C4C8CF" w:sz="4"/>
-              <w:bottom w:val="single" w:color="C4C8CF" w:sz="4"/>
-              <w:right w:val="single" w:color="C4C8CF" w:sz="4"/>
-            </w:tcBorders>
-            <w:shd w:fill="F3F4F6" w:val="clear"/>
-            <w:tcMar>
-              <w:top w:type="dxa" w:w="90"/>
-              <w:left w:type="dxa" w:w="110"/>
-              <w:bottom w:type="dxa" w:w="90"/>
-              <w:right w:type="dxa" w:w="110"/>
-            </w:tcMar>
-          </w:tcPr>
-          <w:p>
-            <w:pPr>
-              <w:spacing w:after="30"/>
-            </w:pPr>
-            <w:r>
-              <w:rPr>
-                <w:rFonts w:ascii="Arial" w:cs="Arial" w:eastAsia="Arial" w:hAnsi="Arial"/>
-                <w:color w:val="15151d"/>
-                <w:sz w:val="20"/>
-                <w:szCs w:val="20"/>
-              </w:rPr>
-              <w:t xml:space="preserve">She opens his email. The break-up, formatted like a memo — he has already done everything.</w:t>
-            </w:r>
-          </w:p>
-        </w:tc>
-        <w:tc>
-          <w:tcPr>
-            <w:tcW w:type="dxa" w:w="1400"/>
-            <w:tcBorders>
-              <w:top w:val="single" w:color="C4C8CF" w:sz="4"/>
-              <w:left w:val="single" w:color="C4C8CF" w:sz="4"/>
-              <w:bottom w:val="single" w:color="C4C8CF" w:sz="4"/>
-              <w:right w:val="single" w:color="C4C8CF" w:sz="4"/>
-            </w:tcBorders>
-            <w:shd w:fill="F3F4F6" w:val="clear"/>
-            <w:tcMar>
-              <w:top w:type="dxa" w:w="90"/>
-              <w:left w:type="dxa" w:w="110"/>
-              <w:bottom w:type="dxa" w:w="90"/>
-              <w:right w:type="dxa" w:w="110"/>
-            </w:tcMar>
-          </w:tcPr>
-          <w:p>
-            <w:pPr>
-              <w:spacing w:after="30"/>
-            </w:pPr>
-            <w:r>
-              <w:rPr>
-                <w:rFonts w:ascii="Arial" w:cs="Arial" w:eastAsia="Arial" w:hAnsi="Arial"/>
-                <w:color w:val="6b7280"/>
-                <w:sz w:val="18"/>
-                <w:szCs w:val="18"/>
-              </w:rPr>
-              <w:t xml:space="preserve">p. ____</w:t>
-            </w:r>
-          </w:p>
-          <w:p>
-            <w:pPr>
-              <w:spacing w:after="30"/>
-            </w:pPr>
-            <w:r>
-              <w:rPr>
-                <w:rFonts w:ascii="Arial" w:cs="Arial" w:eastAsia="Arial" w:hAnsi="Arial"/>
-                <w:color w:val="6b7280"/>
-                <w:sz w:val="18"/>
-                <w:szCs w:val="18"/>
-              </w:rPr>
-              <w:t xml:space="preserve">m. ____</w:t>
-            </w:r>
-          </w:p>
-        </w:tc>
-      </w:tr>
-      <w:tr>
-        <w:tc>
-          <w:tcPr>
-            <w:tcW w:type="dxa" w:w="900"/>
-            <w:tcBorders>
-              <w:top w:val="single" w:color="C4C8CF" w:sz="4"/>
-              <w:left w:val="single" w:color="C4C8CF" w:sz="4"/>
-              <w:bottom w:val="single" w:color="C4C8CF" w:sz="4"/>
-              <w:right w:val="single" w:color="C4C8CF" w:sz="4"/>
-            </w:tcBorders>
-            <w:tcMar>
-              <w:top w:type="dxa" w:w="90"/>
-              <w:left w:type="dxa" w:w="110"/>
-              <w:bottom w:type="dxa" w:w="90"/>
-              <w:right w:type="dxa" w:w="110"/>
-            </w:tcMar>
-          </w:tcPr>
-          <w:p>
-            <w:pPr>
-              <w:spacing w:after="30"/>
-            </w:pPr>
-            <w:r>
-              <w:rPr>
-                <w:rFonts w:ascii="Arial" w:cs="Arial" w:eastAsia="Arial" w:hAnsi="Arial"/>
-                <w:b/>
-                <w:bCs/>
-                <w:color w:val="15151d"/>
-                <w:sz w:val="26"/>
-                <w:szCs w:val="26"/>
-              </w:rPr>
-              <w:t xml:space="preserve">1.19</w:t>
-            </w:r>
-          </w:p>
-        </w:tc>
-        <w:tc>
-          <w:tcPr>
-            <w:tcW w:type="dxa" w:w="3400"/>
-            <w:tcBorders>
-              <w:top w:val="single" w:color="C4C8CF" w:sz="4"/>
-              <w:left w:val="single" w:color="C4C8CF" w:sz="4"/>
-              <w:bottom w:val="single" w:color="C4C8CF" w:sz="4"/>
-              <w:right w:val="single" w:color="C4C8CF" w:sz="4"/>
-            </w:tcBorders>
-            <w:tcMar>
-              <w:top w:type="dxa" w:w="90"/>
-              <w:left w:type="dxa" w:w="110"/>
-              <w:bottom w:type="dxa" w:w="90"/>
-              <w:right w:type="dxa" w:w="110"/>
-            </w:tcMar>
-          </w:tcPr>
-          <w:p>
-            <w:pPr>
-              <w:spacing w:after="30"/>
-            </w:pPr>
-            <w:r>
-              <w:rPr>
-                <w:rFonts w:ascii="Arial" w:cs="Arial" w:eastAsia="Arial" w:hAnsi="Arial"/>
-                <w:b/>
-                <w:bCs/>
-                <w:color w:val="8a2b52"/>
-                <w:sz w:val="14"/>
-                <w:szCs w:val="14"/>
-              </w:rPr>
-              <w:t xml:space="preserve">ON THE LINE</w:t>
-            </w:r>
-          </w:p>
-          <w:p>
-            <w:pPr>
-              <w:spacing w:after="30"/>
-            </w:pPr>
-            <w:r>
-              <w:rPr>
-                <w:rFonts w:ascii="Arial" w:cs="Arial" w:eastAsia="Arial" w:hAnsi="Arial"/>
-                <w:b/>
-                <w:bCs/>
-                <w:i/>
-                <w:iCs/>
-                <w:color w:val="15151d"/>
-                <w:sz w:val="21"/>
-                <w:szCs w:val="21"/>
-              </w:rPr>
-              <w:t xml:space="preserve">“Jamie’s got secrets he can’t confide,”</w:t>
-            </w:r>
-          </w:p>
-        </w:tc>
-        <w:tc>
-          <w:tcPr>
-            <w:tcW w:type="dxa" w:w="5100"/>
-            <w:tcBorders>
-              <w:top w:val="single" w:color="C4C8CF" w:sz="4"/>
-              <w:left w:val="single" w:color="C4C8CF" w:sz="4"/>
-              <w:bottom w:val="single" w:color="C4C8CF" w:sz="4"/>
-              <w:right w:val="single" w:color="C4C8CF" w:sz="4"/>
-            </w:tcBorders>
-            <w:tcMar>
-              <w:top w:type="dxa" w:w="90"/>
-              <w:left w:type="dxa" w:w="110"/>
-              <w:bottom w:type="dxa" w:w="90"/>
-              <w:right w:type="dxa" w:w="110"/>
-            </w:tcMar>
-          </w:tcPr>
-          <w:p>
-            <w:pPr>
-              <w:spacing w:after="30"/>
-            </w:pPr>
-            <w:r>
-              <w:rPr>
-                <w:rFonts w:ascii="Arial" w:cs="Arial" w:eastAsia="Arial" w:hAnsi="Arial"/>
-                <w:color w:val="15151d"/>
-                <w:sz w:val="20"/>
-                <w:szCs w:val="20"/>
-              </w:rPr>
-              <w:t xml:space="preserve">Back to the list — and the lawyer’s email sits stamped 2:50 PM, before the one he sent her. He told the lawyer first.</w:t>
-            </w:r>
-          </w:p>
-          <w:p>
-            <w:pPr>
-              <w:spacing w:after="20"/>
-            </w:pPr>
-            <w:r>
-              <w:rPr>
-                <w:rFonts w:ascii="Arial" w:cs="Arial" w:eastAsia="Arial" w:hAnsi="Arial"/>
-                <w:b/>
-                <w:bCs/>
-                <w:color w:val="8a2b52"/>
-                <w:sz w:val="18"/>
-                <w:szCs w:val="18"/>
-              </w:rPr>
-              <w:t xml:space="preserve">HOLD — </w:t>
-            </w:r>
-            <w:r>
-              <w:rPr>
-                <w:rFonts w:ascii="Arial" w:cs="Arial" w:eastAsia="Arial" w:hAnsi="Arial"/>
-                <w:i/>
-                <w:iCs/>
-                <w:color w:val="8a2b52"/>
-                <w:sz w:val="18"/>
-                <w:szCs w:val="18"/>
-              </w:rPr>
-              <w:t xml:space="preserve">The dot hovers over Kessler &amp; Roth… and she cannot open it. Land it alone.</w:t>
-            </w:r>
-          </w:p>
-        </w:tc>
-        <w:tc>
-          <w:tcPr>
-            <w:tcW w:type="dxa" w:w="1400"/>
-            <w:tcBorders>
-              <w:top w:val="single" w:color="C4C8CF" w:sz="4"/>
-              <w:left w:val="single" w:color="C4C8CF" w:sz="4"/>
-              <w:bottom w:val="single" w:color="C4C8CF" w:sz="4"/>
-              <w:right w:val="single" w:color="C4C8CF" w:sz="4"/>
-            </w:tcBorders>
-            <w:tcMar>
-              <w:top w:type="dxa" w:w="90"/>
-              <w:left w:type="dxa" w:w="110"/>
-              <w:bottom w:type="dxa" w:w="90"/>
-              <w:right w:type="dxa" w:w="110"/>
-            </w:tcMar>
-          </w:tcPr>
-          <w:p>
-            <w:pPr>
-              <w:spacing w:after="30"/>
-            </w:pPr>
-            <w:r>
-              <w:rPr>
-                <w:rFonts w:ascii="Arial" w:cs="Arial" w:eastAsia="Arial" w:hAnsi="Arial"/>
-                <w:color w:val="6b7280"/>
-                <w:sz w:val="18"/>
-                <w:szCs w:val="18"/>
-              </w:rPr>
-              <w:t xml:space="preserve">p. ____</w:t>
-            </w:r>
-          </w:p>
-          <w:p>
-            <w:pPr>
-              <w:spacing w:after="30"/>
-            </w:pPr>
-            <w:r>
-              <w:rPr>
-                <w:rFonts w:ascii="Arial" w:cs="Arial" w:eastAsia="Arial" w:hAnsi="Arial"/>
-                <w:color w:val="6b7280"/>
-                <w:sz w:val="18"/>
-                <w:szCs w:val="18"/>
-              </w:rPr>
-              <w:t xml:space="preserve">m. ____</w:t>
-            </w:r>
-          </w:p>
-        </w:tc>
-      </w:tr>
-      <w:tr>
-        <w:tc>
-          <w:tcPr>
-            <w:tcW w:type="dxa" w:w="900"/>
-            <w:tcBorders>
-              <w:top w:val="single" w:color="C4C8CF" w:sz="4"/>
-              <w:left w:val="single" w:color="C4C8CF" w:sz="4"/>
-              <w:bottom w:val="single" w:color="C4C8CF" w:sz="4"/>
-              <w:right w:val="single" w:color="C4C8CF" w:sz="4"/>
-            </w:tcBorders>
-            <w:tcMar>
-              <w:top w:type="dxa" w:w="90"/>
-              <w:left w:type="dxa" w:w="110"/>
-              <w:bottom w:type="dxa" w:w="90"/>
-              <w:right w:type="dxa" w:w="110"/>
-            </w:tcMar>
-          </w:tcPr>
-          <w:p>
-            <w:pPr>
-              <w:spacing w:after="30"/>
-            </w:pPr>
-            <w:r>
-              <w:rPr>
-                <w:rFonts w:ascii="Arial" w:cs="Arial" w:eastAsia="Arial" w:hAnsi="Arial"/>
-                <w:b/>
-                <w:bCs/>
-                <w:color w:val="15151d"/>
-                <w:sz w:val="26"/>
-                <w:szCs w:val="26"/>
-              </w:rPr>
-              <w:t xml:space="preserve">1.20</w:t>
-            </w:r>
-          </w:p>
-        </w:tc>
-        <w:tc>
-          <w:tcPr>
-            <w:tcW w:type="dxa" w:w="3400"/>
-            <w:tcBorders>
-              <w:top w:val="single" w:color="C4C8CF" w:sz="4"/>
-              <w:left w:val="single" w:color="C4C8CF" w:sz="4"/>
-              <w:bottom w:val="single" w:color="C4C8CF" w:sz="4"/>
-              <w:right w:val="single" w:color="C4C8CF" w:sz="4"/>
-            </w:tcBorders>
-            <w:shd w:fill="F3F4F6" w:val="clear"/>
-            <w:tcMar>
-              <w:top w:type="dxa" w:w="90"/>
-              <w:left w:type="dxa" w:w="110"/>
-              <w:bottom w:type="dxa" w:w="90"/>
-              <w:right w:type="dxa" w:w="110"/>
-            </w:tcMar>
-          </w:tcPr>
-          <w:p>
-            <w:pPr>
-              <w:spacing w:after="30"/>
-            </w:pPr>
-            <w:r>
-              <w:rPr>
-                <w:rFonts w:ascii="Arial" w:cs="Arial" w:eastAsia="Arial" w:hAnsi="Arial"/>
-                <w:b/>
-                <w:bCs/>
-                <w:color w:val="8a2b52"/>
-                <w:sz w:val="14"/>
-                <w:szCs w:val="14"/>
-              </w:rPr>
-              <w:t xml:space="preserve">ON THE LINE</w:t>
-            </w:r>
-          </w:p>
-          <w:p>
-            <w:pPr>
-              <w:spacing w:after="30"/>
-            </w:pPr>
-            <w:r>
-              <w:rPr>
-                <w:rFonts w:ascii="Arial" w:cs="Arial" w:eastAsia="Arial" w:hAnsi="Arial"/>
-                <w:b/>
-                <w:bCs/>
-                <w:i/>
-                <w:iCs/>
-                <w:color w:val="15151d"/>
-                <w:sz w:val="21"/>
-                <w:szCs w:val="21"/>
-              </w:rPr>
-              <w:t xml:space="preserve">“And I’m still hurting. (final)”</w:t>
+              <w:t xml:space="preserve">FINAL CUTOFF</w:t>
             </w:r>
           </w:p>
         </w:tc>
@@ -3895,7 +3814,7 @@
           <w:sz w:val="20"/>
           <w:szCs w:val="20"/>
         </w:rPr>
-        <w:t xml:space="preserve">   ·   10 cues</w:t>
+        <w:t xml:space="preserve">   ·   11 cues</w:t>
       </w:r>
     </w:p>
     <w:tbl>
@@ -5655,6 +5574,168 @@
               <w:right w:val="single" w:color="C4C8CF" w:sz="4"/>
             </w:tcBorders>
             <w:shd w:fill="F3F4F6" w:val="clear"/>
+            <w:tcMar>
+              <w:top w:type="dxa" w:w="90"/>
+              <w:left w:type="dxa" w:w="110"/>
+              <w:bottom w:type="dxa" w:w="90"/>
+              <w:right w:type="dxa" w:w="110"/>
+            </w:tcMar>
+          </w:tcPr>
+          <w:p>
+            <w:pPr>
+              <w:spacing w:after="30"/>
+            </w:pPr>
+            <w:r>
+              <w:rPr>
+                <w:rFonts w:ascii="Arial" w:cs="Arial" w:eastAsia="Arial" w:hAnsi="Arial"/>
+                <w:color w:val="6b7280"/>
+                <w:sz w:val="18"/>
+                <w:szCs w:val="18"/>
+              </w:rPr>
+              <w:t xml:space="preserve">p. ____</w:t>
+            </w:r>
+          </w:p>
+          <w:p>
+            <w:pPr>
+              <w:spacing w:after="30"/>
+            </w:pPr>
+            <w:r>
+              <w:rPr>
+                <w:rFonts w:ascii="Arial" w:cs="Arial" w:eastAsia="Arial" w:hAnsi="Arial"/>
+                <w:color w:val="6b7280"/>
+                <w:sz w:val="18"/>
+                <w:szCs w:val="18"/>
+              </w:rPr>
+              <w:t xml:space="preserve">m. ____</w:t>
+            </w:r>
+          </w:p>
+        </w:tc>
+      </w:tr>
+      <w:tr>
+        <w:tc>
+          <w:tcPr>
+            <w:tcW w:type="dxa" w:w="900"/>
+            <w:tcBorders>
+              <w:top w:val="single" w:color="C4C8CF" w:sz="4"/>
+              <w:left w:val="single" w:color="C4C8CF" w:sz="4"/>
+              <w:bottom w:val="single" w:color="C4C8CF" w:sz="4"/>
+              <w:right w:val="single" w:color="C4C8CF" w:sz="4"/>
+            </w:tcBorders>
+            <w:tcMar>
+              <w:top w:type="dxa" w:w="90"/>
+              <w:left w:type="dxa" w:w="110"/>
+              <w:bottom w:type="dxa" w:w="90"/>
+              <w:right w:type="dxa" w:w="110"/>
+            </w:tcMar>
+          </w:tcPr>
+          <w:p>
+            <w:pPr>
+              <w:spacing w:after="30"/>
+            </w:pPr>
+            <w:r>
+              <w:rPr>
+                <w:rFonts w:ascii="Arial" w:cs="Arial" w:eastAsia="Arial" w:hAnsi="Arial"/>
+                <w:b/>
+                <w:bCs/>
+                <w:color w:val="15151d"/>
+                <w:sz w:val="26"/>
+                <w:szCs w:val="26"/>
+              </w:rPr>
+              <w:t xml:space="preserve">2.11</w:t>
+            </w:r>
+          </w:p>
+        </w:tc>
+        <w:tc>
+          <w:tcPr>
+            <w:tcW w:type="dxa" w:w="3400"/>
+            <w:tcBorders>
+              <w:top w:val="single" w:color="C4C8CF" w:sz="4"/>
+              <w:left w:val="single" w:color="C4C8CF" w:sz="4"/>
+              <w:bottom w:val="single" w:color="C4C8CF" w:sz="4"/>
+              <w:right w:val="single" w:color="C4C8CF" w:sz="4"/>
+            </w:tcBorders>
+            <w:tcMar>
+              <w:top w:type="dxa" w:w="90"/>
+              <w:left w:type="dxa" w:w="110"/>
+              <w:bottom w:type="dxa" w:w="90"/>
+              <w:right w:type="dxa" w:w="110"/>
+            </w:tcMar>
+          </w:tcPr>
+          <w:p>
+            <w:pPr>
+              <w:spacing w:after="30"/>
+            </w:pPr>
+            <w:r>
+              <w:rPr>
+                <w:rFonts w:ascii="Arial" w:cs="Arial" w:eastAsia="Arial" w:hAnsi="Arial"/>
+                <w:b/>
+                <w:bCs/>
+                <w:color w:val="2b4d8a"/>
+                <w:sz w:val="14"/>
+                <w:szCs w:val="14"/>
+              </w:rPr>
+              <w:t xml:space="preserve">ON THE MUSIC</w:t>
+            </w:r>
+          </w:p>
+          <w:p>
+            <w:pPr>
+              <w:spacing w:after="30"/>
+            </w:pPr>
+            <w:r>
+              <w:rPr>
+                <w:rFonts w:ascii="Arial" w:cs="Arial" w:eastAsia="Arial" w:hAnsi="Arial"/>
+                <w:b w:val="false"/>
+                <w:bCs w:val="false"/>
+                <w:i w:val="false"/>
+                <w:iCs w:val="false"/>
+                <w:color w:val="15151d"/>
+                <w:sz w:val="21"/>
+                <w:szCs w:val="21"/>
+              </w:rPr>
+              <w:t xml:space="preserve">After the vamp settles</w:t>
+            </w:r>
+          </w:p>
+        </w:tc>
+        <w:tc>
+          <w:tcPr>
+            <w:tcW w:type="dxa" w:w="5100"/>
+            <w:tcBorders>
+              <w:top w:val="single" w:color="C4C8CF" w:sz="4"/>
+              <w:left w:val="single" w:color="C4C8CF" w:sz="4"/>
+              <w:bottom w:val="single" w:color="C4C8CF" w:sz="4"/>
+              <w:right w:val="single" w:color="C4C8CF" w:sz="4"/>
+            </w:tcBorders>
+            <w:tcMar>
+              <w:top w:type="dxa" w:w="90"/>
+              <w:left w:type="dxa" w:w="110"/>
+              <w:bottom w:type="dxa" w:w="90"/>
+              <w:right w:type="dxa" w:w="110"/>
+            </w:tcMar>
+          </w:tcPr>
+          <w:p>
+            <w:pPr>
+              <w:spacing w:after="30"/>
+            </w:pPr>
+            <w:r>
+              <w:rPr>
+                <w:rFonts w:ascii="Arial" w:cs="Arial" w:eastAsia="Arial" w:hAnsi="Arial"/>
+                <w:color w:val="15151d"/>
+                <w:sz w:val="20"/>
+                <w:szCs w:val="20"/>
+              </w:rPr>
+              <w:t xml:space="preserve">Blackout on the screen for the rest of the number. The song is his.</w:t>
+            </w:r>
+          </w:p>
+        </w:tc>
+        <w:tc>
+          <w:tcPr>
+            <w:tcW w:type="dxa" w:w="1400"/>
+            <w:tcBorders>
+              <w:top w:val="single" w:color="C4C8CF" w:sz="4"/>
+              <w:left w:val="single" w:color="C4C8CF" w:sz="4"/>
+              <w:bottom w:val="single" w:color="C4C8CF" w:sz="4"/>
+              <w:right w:val="single" w:color="C4C8CF" w:sz="4"/>
+            </w:tcBorders>
             <w:tcMar>
               <w:top w:type="dxa" w:w="90"/>
               <w:left w:type="dxa" w:w="110"/>
@@ -5723,7 +5804,7 @@
           <w:sz w:val="20"/>
           <w:szCs w:val="20"/>
         </w:rPr>
-        <w:t xml:space="preserve">CATHY</w:t>
+        <w:t xml:space="preserve">DUET — projection follows the singer</w:t>
       </w:r>
       <w:r>
         <w:rPr>
@@ -5741,7 +5822,7 @@
           <w:sz w:val="20"/>
           <w:szCs w:val="20"/>
         </w:rPr>
-        <w:t xml:space="preserve">   ·   JULY 2025 · OHIO · HER BIRTHDAY</w:t>
+        <w:t xml:space="preserve">   ·   JULY 2025 · OHIO</w:t>
       </w:r>
       <w:r>
         <w:rPr>
@@ -5750,7 +5831,7 @@
           <w:sz w:val="20"/>
           <w:szCs w:val="20"/>
         </w:rPr>
-        <w:t xml:space="preserve">   ·   15 cues</w:t>
+        <w:t xml:space="preserve">   ·   5 cues</w:t>
       </w:r>
     </w:p>
     <w:tbl>
@@ -5993,7 +6074,7 @@
                 <w:sz w:val="21"/>
                 <w:szCs w:val="21"/>
               </w:rPr>
-              <w:t xml:space="preserve">Scene change into Ohio</w:t>
+              <w:t xml:space="preserve">Scene change — her phone rolls back to July 19, 2025</w:t>
             </w:r>
           </w:p>
         </w:tc>
@@ -6024,7 +6105,7 @@
                 <w:sz w:val="20"/>
                 <w:szCs w:val="20"/>
               </w:rPr>
-              <w:t xml:space="preserve">Her phone. OHIO, July 2025 — her birthday at the summer theatre, and he came.</w:t>
+              <w:t xml:space="preserve">Ohio, her birthday. Facebook opens on the post she just made — the pier photo, close-up so the house can read it.</w:t>
             </w:r>
           </w:p>
         </w:tc>
@@ -6134,338 +6215,11 @@
                 <w:rFonts w:ascii="Arial" w:cs="Arial" w:eastAsia="Arial" w:hAnsi="Arial"/>
                 <w:b/>
                 <w:bCs/>
-                <w:color w:val="8a2b52"/>
+                <w:color w:val="2b4d8a"/>
                 <w:sz w:val="14"/>
                 <w:szCs w:val="14"/>
               </w:rPr>
-              <w:t xml:space="preserve">ON THE LINE</w:t>
-            </w:r>
-          </w:p>
-          <w:p>
-            <w:pPr>
-              <w:spacing w:after="30"/>
-            </w:pPr>
-            <w:r>
-              <w:rPr>
-                <w:rFonts w:ascii="Arial" w:cs="Arial" w:eastAsia="Arial" w:hAnsi="Arial"/>
-                <w:b/>
-                <w:bCs/>
-                <w:i/>
-                <w:iCs/>
-                <w:color w:val="15151d"/>
-                <w:sz w:val="21"/>
-                <w:szCs w:val="21"/>
-              </w:rPr>
-              <w:t xml:space="preserve">“Jamie, I’m so happy you’re here!”</w:t>
-            </w:r>
-          </w:p>
-        </w:tc>
-        <w:tc>
-          <w:tcPr>
-            <w:tcW w:type="dxa" w:w="5100"/>
-            <w:tcBorders>
-              <w:top w:val="single" w:color="C4C8CF" w:sz="4"/>
-              <w:left w:val="single" w:color="C4C8CF" w:sz="4"/>
-              <w:bottom w:val="single" w:color="C4C8CF" w:sz="4"/>
-              <w:right w:val="single" w:color="C4C8CF" w:sz="4"/>
-            </w:tcBorders>
-            <w:shd w:fill="F3F4F6" w:val="clear"/>
-            <w:tcMar>
-              <w:top w:type="dxa" w:w="90"/>
-              <w:left w:type="dxa" w:w="110"/>
-              <w:bottom w:type="dxa" w:w="90"/>
-              <w:right w:type="dxa" w:w="110"/>
-            </w:tcMar>
-          </w:tcPr>
-          <w:p>
-            <w:pPr>
-              <w:spacing w:after="30"/>
-            </w:pPr>
-            <w:r>
-              <w:rPr>
-                <w:rFonts w:ascii="Arial" w:cs="Arial" w:eastAsia="Arial" w:hAnsi="Arial"/>
-                <w:color w:val="15151d"/>
-                <w:sz w:val="20"/>
-                <w:szCs w:val="20"/>
-              </w:rPr>
-              <w:t xml:space="preserve">She posts the pier photo.</w:t>
-            </w:r>
-          </w:p>
-        </w:tc>
-        <w:tc>
-          <w:tcPr>
-            <w:tcW w:type="dxa" w:w="1400"/>
-            <w:tcBorders>
-              <w:top w:val="single" w:color="C4C8CF" w:sz="4"/>
-              <w:left w:val="single" w:color="C4C8CF" w:sz="4"/>
-              <w:bottom w:val="single" w:color="C4C8CF" w:sz="4"/>
-              <w:right w:val="single" w:color="C4C8CF" w:sz="4"/>
-            </w:tcBorders>
-            <w:shd w:fill="F3F4F6" w:val="clear"/>
-            <w:tcMar>
-              <w:top w:type="dxa" w:w="90"/>
-              <w:left w:type="dxa" w:w="110"/>
-              <w:bottom w:type="dxa" w:w="90"/>
-              <w:right w:type="dxa" w:w="110"/>
-            </w:tcMar>
-          </w:tcPr>
-          <w:p>
-            <w:pPr>
-              <w:spacing w:after="30"/>
-            </w:pPr>
-            <w:r>
-              <w:rPr>
-                <w:rFonts w:ascii="Arial" w:cs="Arial" w:eastAsia="Arial" w:hAnsi="Arial"/>
-                <w:color w:val="6b7280"/>
-                <w:sz w:val="18"/>
-                <w:szCs w:val="18"/>
-              </w:rPr>
-              <w:t xml:space="preserve">p. ____</w:t>
-            </w:r>
-          </w:p>
-          <w:p>
-            <w:pPr>
-              <w:spacing w:after="30"/>
-            </w:pPr>
-            <w:r>
-              <w:rPr>
-                <w:rFonts w:ascii="Arial" w:cs="Arial" w:eastAsia="Arial" w:hAnsi="Arial"/>
-                <w:color w:val="6b7280"/>
-                <w:sz w:val="18"/>
-                <w:szCs w:val="18"/>
-              </w:rPr>
-              <w:t xml:space="preserve">m. ____</w:t>
-            </w:r>
-          </w:p>
-        </w:tc>
-      </w:tr>
-      <w:tr>
-        <w:tc>
-          <w:tcPr>
-            <w:tcW w:type="dxa" w:w="900"/>
-            <w:tcBorders>
-              <w:top w:val="single" w:color="C4C8CF" w:sz="4"/>
-              <w:left w:val="single" w:color="C4C8CF" w:sz="4"/>
-              <w:bottom w:val="single" w:color="C4C8CF" w:sz="4"/>
-              <w:right w:val="single" w:color="C4C8CF" w:sz="4"/>
-            </w:tcBorders>
-            <w:tcMar>
-              <w:top w:type="dxa" w:w="90"/>
-              <w:left w:type="dxa" w:w="110"/>
-              <w:bottom w:type="dxa" w:w="90"/>
-              <w:right w:type="dxa" w:w="110"/>
-            </w:tcMar>
-          </w:tcPr>
-          <w:p>
-            <w:pPr>
-              <w:spacing w:after="30"/>
-            </w:pPr>
-            <w:r>
-              <w:rPr>
-                <w:rFonts w:ascii="Arial" w:cs="Arial" w:eastAsia="Arial" w:hAnsi="Arial"/>
-                <w:b/>
-                <w:bCs/>
-                <w:color w:val="15151d"/>
-                <w:sz w:val="26"/>
-                <w:szCs w:val="26"/>
-              </w:rPr>
-              <w:t xml:space="preserve">3.3</w:t>
-            </w:r>
-          </w:p>
-        </w:tc>
-        <w:tc>
-          <w:tcPr>
-            <w:tcW w:type="dxa" w:w="3400"/>
-            <w:tcBorders>
-              <w:top w:val="single" w:color="C4C8CF" w:sz="4"/>
-              <w:left w:val="single" w:color="C4C8CF" w:sz="4"/>
-              <w:bottom w:val="single" w:color="C4C8CF" w:sz="4"/>
-              <w:right w:val="single" w:color="C4C8CF" w:sz="4"/>
-            </w:tcBorders>
-            <w:tcMar>
-              <w:top w:type="dxa" w:w="90"/>
-              <w:left w:type="dxa" w:w="110"/>
-              <w:bottom w:type="dxa" w:w="90"/>
-              <w:right w:type="dxa" w:w="110"/>
-            </w:tcMar>
-          </w:tcPr>
-          <w:p>
-            <w:pPr>
-              <w:spacing w:after="30"/>
-            </w:pPr>
-            <w:r>
-              <w:rPr>
-                <w:rFonts w:ascii="Arial" w:cs="Arial" w:eastAsia="Arial" w:hAnsi="Arial"/>
-                <w:b/>
-                <w:bCs/>
-                <w:color w:val="8a2b52"/>
-                <w:sz w:val="14"/>
-                <w:szCs w:val="14"/>
-              </w:rPr>
-              <w:t xml:space="preserve">ON THE LINE</w:t>
-            </w:r>
-          </w:p>
-          <w:p>
-            <w:pPr>
-              <w:spacing w:after="30"/>
-            </w:pPr>
-            <w:r>
-              <w:rPr>
-                <w:rFonts w:ascii="Arial" w:cs="Arial" w:eastAsia="Arial" w:hAnsi="Arial"/>
-                <w:b/>
-                <w:bCs/>
-                <w:i/>
-                <w:iCs/>
-                <w:color w:val="15151d"/>
-                <w:sz w:val="21"/>
-                <w:szCs w:val="21"/>
-              </w:rPr>
-              <w:t xml:space="preserve">“I could sing, I could scream!”</w:t>
-            </w:r>
-          </w:p>
-        </w:tc>
-        <w:tc>
-          <w:tcPr>
-            <w:tcW w:type="dxa" w:w="5100"/>
-            <w:tcBorders>
-              <w:top w:val="single" w:color="C4C8CF" w:sz="4"/>
-              <w:left w:val="single" w:color="C4C8CF" w:sz="4"/>
-              <w:bottom w:val="single" w:color="C4C8CF" w:sz="4"/>
-              <w:right w:val="single" w:color="C4C8CF" w:sz="4"/>
-            </w:tcBorders>
-            <w:tcMar>
-              <w:top w:type="dxa" w:w="90"/>
-              <w:left w:type="dxa" w:w="110"/>
-              <w:bottom w:type="dxa" w:w="90"/>
-              <w:right w:type="dxa" w:w="110"/>
-            </w:tcMar>
-          </w:tcPr>
-          <w:p>
-            <w:pPr>
-              <w:spacing w:after="30"/>
-            </w:pPr>
-            <w:r>
-              <w:rPr>
-                <w:rFonts w:ascii="Arial" w:cs="Arial" w:eastAsia="Arial" w:hAnsi="Arial"/>
-                <w:color w:val="15151d"/>
-                <w:sz w:val="20"/>
-                <w:szCs w:val="20"/>
-              </w:rPr>
-              <w:t xml:space="preserve">Likes climb.</w:t>
-            </w:r>
-          </w:p>
-        </w:tc>
-        <w:tc>
-          <w:tcPr>
-            <w:tcW w:type="dxa" w:w="1400"/>
-            <w:tcBorders>
-              <w:top w:val="single" w:color="C4C8CF" w:sz="4"/>
-              <w:left w:val="single" w:color="C4C8CF" w:sz="4"/>
-              <w:bottom w:val="single" w:color="C4C8CF" w:sz="4"/>
-              <w:right w:val="single" w:color="C4C8CF" w:sz="4"/>
-            </w:tcBorders>
-            <w:tcMar>
-              <w:top w:type="dxa" w:w="90"/>
-              <w:left w:type="dxa" w:w="110"/>
-              <w:bottom w:type="dxa" w:w="90"/>
-              <w:right w:type="dxa" w:w="110"/>
-            </w:tcMar>
-          </w:tcPr>
-          <w:p>
-            <w:pPr>
-              <w:spacing w:after="30"/>
-            </w:pPr>
-            <w:r>
-              <w:rPr>
-                <w:rFonts w:ascii="Arial" w:cs="Arial" w:eastAsia="Arial" w:hAnsi="Arial"/>
-                <w:color w:val="6b7280"/>
-                <w:sz w:val="18"/>
-                <w:szCs w:val="18"/>
-              </w:rPr>
-              <w:t xml:space="preserve">p. ____</w:t>
-            </w:r>
-          </w:p>
-          <w:p>
-            <w:pPr>
-              <w:spacing w:after="30"/>
-            </w:pPr>
-            <w:r>
-              <w:rPr>
-                <w:rFonts w:ascii="Arial" w:cs="Arial" w:eastAsia="Arial" w:hAnsi="Arial"/>
-                <w:color w:val="6b7280"/>
-                <w:sz w:val="18"/>
-                <w:szCs w:val="18"/>
-              </w:rPr>
-              <w:t xml:space="preserve">m. ____</w:t>
-            </w:r>
-          </w:p>
-        </w:tc>
-      </w:tr>
-      <w:tr>
-        <w:tc>
-          <w:tcPr>
-            <w:tcW w:type="dxa" w:w="900"/>
-            <w:tcBorders>
-              <w:top w:val="single" w:color="C4C8CF" w:sz="4"/>
-              <w:left w:val="single" w:color="C4C8CF" w:sz="4"/>
-              <w:bottom w:val="single" w:color="C4C8CF" w:sz="4"/>
-              <w:right w:val="single" w:color="C4C8CF" w:sz="4"/>
-            </w:tcBorders>
-            <w:tcMar>
-              <w:top w:type="dxa" w:w="90"/>
-              <w:left w:type="dxa" w:w="110"/>
-              <w:bottom w:type="dxa" w:w="90"/>
-              <w:right w:type="dxa" w:w="110"/>
-            </w:tcMar>
-          </w:tcPr>
-          <w:p>
-            <w:pPr>
-              <w:spacing w:after="30"/>
-            </w:pPr>
-            <w:r>
-              <w:rPr>
-                <w:rFonts w:ascii="Arial" w:cs="Arial" w:eastAsia="Arial" w:hAnsi="Arial"/>
-                <w:b/>
-                <w:bCs/>
-                <w:color w:val="15151d"/>
-                <w:sz w:val="26"/>
-                <w:szCs w:val="26"/>
-              </w:rPr>
-              <w:t xml:space="preserve">3.4</w:t>
-            </w:r>
-          </w:p>
-        </w:tc>
-        <w:tc>
-          <w:tcPr>
-            <w:tcW w:type="dxa" w:w="3400"/>
-            <w:tcBorders>
-              <w:top w:val="single" w:color="C4C8CF" w:sz="4"/>
-              <w:left w:val="single" w:color="C4C8CF" w:sz="4"/>
-              <w:bottom w:val="single" w:color="C4C8CF" w:sz="4"/>
-              <w:right w:val="single" w:color="C4C8CF" w:sz="4"/>
-            </w:tcBorders>
-            <w:shd w:fill="F3F4F6" w:val="clear"/>
-            <w:tcMar>
-              <w:top w:type="dxa" w:w="90"/>
-              <w:left w:type="dxa" w:w="110"/>
-              <w:bottom w:type="dxa" w:w="90"/>
-              <w:right w:type="dxa" w:w="110"/>
-            </w:tcMar>
-          </w:tcPr>
-          <w:p>
-            <w:pPr>
-              <w:spacing w:after="30"/>
-            </w:pPr>
-            <w:r>
-              <w:rPr>
-                <w:rFonts w:ascii="Arial" w:cs="Arial" w:eastAsia="Arial" w:hAnsi="Arial"/>
-                <w:b/>
-                <w:bCs/>
-                <w:color w:val="7a5f1f"/>
-                <w:sz w:val="14"/>
-                <w:szCs w:val="14"/>
-              </w:rPr>
-              <w:t xml:space="preserve">ON THE ACTION</w:t>
+              <w:t xml:space="preserve">ON THE MUSIC</w:t>
             </w:r>
           </w:p>
           <w:p>
@@ -6483,7 +6237,7 @@
                 <w:sz w:val="21"/>
                 <w:szCs w:val="21"/>
               </w:rPr>
-              <w:t xml:space="preserve">HER face falls — JAMIE tells her he is leaving tomorrow.</w:t>
+              <w:t xml:space="preserve">A beat later — the likes climb</w:t>
             </w:r>
           </w:p>
         </w:tc>
@@ -6515,34 +6269,7 @@
                 <w:sz w:val="20"/>
                 <w:szCs w:val="20"/>
               </w:rPr>
-              <w:t xml:space="preserve">Still in Facebook when the banner drops over the likes: Fwd from Jamie. She leaves Facebook, opens Mail — his forward sits on top, unread.</w:t>
-            </w:r>
-          </w:p>
-          <w:p>
-            <w:pPr>
-              <w:spacing w:after="20"/>
-            </w:pPr>
-            <w:r>
-              <w:rPr>
-                <w:rFonts w:ascii="Arial" w:cs="Arial" w:eastAsia="Arial" w:hAnsi="Arial"/>
-                <w:b/>
-                <w:bCs/>
-                <w:color w:val="8a2b52"/>
-                <w:sz w:val="18"/>
-                <w:szCs w:val="18"/>
-              </w:rPr>
-              <w:t xml:space="preserve">HOLD — </w:t>
-            </w:r>
-            <w:r>
-              <w:rPr>
-                <w:rFonts w:ascii="Arial" w:cs="Arial" w:eastAsia="Arial" w:hAnsi="Arial"/>
-                <w:i/>
-                <w:iCs/>
-                <w:color w:val="8a2b52"/>
-                <w:sz w:val="18"/>
-                <w:szCs w:val="18"/>
-              </w:rPr>
-              <w:t xml:space="preserve">She finds out the way anyone finds out: a forwarded receipt over something happy. Fire on the blocking, not the score.</w:t>
+              <w:t xml:space="preserve">The likes climb on it. Small, happy animation.</w:t>
             </w:r>
           </w:p>
         </w:tc>
@@ -6623,7 +6350,7 @@
                 <w:sz w:val="26"/>
                 <w:szCs w:val="26"/>
               </w:rPr>
-              <w:t xml:space="preserve">3.5</w:t>
+              <w:t xml:space="preserve">3.3</w:t>
             </w:r>
           </w:p>
         </w:tc>
@@ -6674,7 +6401,7 @@
                 <w:sz w:val="21"/>
                 <w:szCs w:val="21"/>
               </w:rPr>
-              <w:t xml:space="preserve">Underscore turns into the flashback</w:t>
+              <w:t xml:space="preserve">She puts the phone away</w:t>
             </w:r>
           </w:p>
         </w:tc>
@@ -6705,7 +6432,7 @@
                 <w:sz w:val="20"/>
                 <w:szCs w:val="20"/>
               </w:rPr>
-              <w:t xml:space="preserve">The stamp spins five years back. Her phone the whole way.</w:t>
+              <w:t xml:space="preserve">Black. The song is theirs — the screens stay out of it.</w:t>
             </w:r>
           </w:p>
         </w:tc>
@@ -6785,7 +6512,7 @@
                 <w:sz w:val="26"/>
                 <w:szCs w:val="26"/>
               </w:rPr>
-              <w:t xml:space="preserve">3.6</w:t>
+              <w:t xml:space="preserve">3.4</w:t>
             </w:r>
           </w:p>
         </w:tc>
@@ -6815,11 +6542,11 @@
                 <w:rFonts w:ascii="Arial" w:cs="Arial" w:eastAsia="Arial" w:hAnsi="Arial"/>
                 <w:b/>
                 <w:bCs/>
-                <w:color w:val="2b4d8a"/>
+                <w:color w:val="7a5f1f"/>
                 <w:sz w:val="14"/>
                 <w:szCs w:val="14"/>
               </w:rPr>
-              <w:t xml:space="preserve">ON THE MUSIC</w:t>
+              <w:t xml:space="preserve">ON THE ACTION</w:t>
             </w:r>
           </w:p>
           <w:p>
@@ -6837,7 +6564,7 @@
                 <w:sz w:val="21"/>
                 <w:szCs w:val="21"/>
               </w:rPr>
-              <w:t xml:space="preserve">One bar later</w:t>
+              <w:t xml:space="preserve">JAMIE takes the phone call (the flashback)</w:t>
             </w:r>
           </w:p>
         </w:tc>
@@ -6869,7 +6596,7 @@
                 <w:sz w:val="20"/>
                 <w:szCs w:val="20"/>
               </w:rPr>
-              <w:t xml:space="preserve">September 2021. She is waiting to hear from him.</w:t>
+              <w:t xml:space="preserve">HIS phone — back in 2021 — dialing out. ⚠CONFIRM the name from the script (the room said “Mary”).</w:t>
             </w:r>
           </w:p>
         </w:tc>
@@ -6950,7 +6677,7 @@
                 <w:sz w:val="26"/>
                 <w:szCs w:val="26"/>
               </w:rPr>
-              <w:t xml:space="preserve">3.7</w:t>
+              <w:t xml:space="preserve">3.5</w:t>
             </w:r>
           </w:p>
         </w:tc>
@@ -7001,7 +6728,7 @@
                 <w:sz w:val="21"/>
                 <w:szCs w:val="21"/>
               </w:rPr>
-              <w:t xml:space="preserve">JAMIE, on the phone with his agent</w:t>
+              <w:t xml:space="preserve">He hangs up</w:t>
             </w:r>
           </w:p>
         </w:tc>
@@ -7032,1342 +6759,7 @@
                 <w:sz w:val="20"/>
                 <w:szCs w:val="20"/>
               </w:rPr>
-              <w:t xml:space="preserve">Her phone rings. It is him, calling with the news.</w:t>
-            </w:r>
-          </w:p>
-        </w:tc>
-        <w:tc>
-          <w:tcPr>
-            <w:tcW w:type="dxa" w:w="1400"/>
-            <w:tcBorders>
-              <w:top w:val="single" w:color="C4C8CF" w:sz="4"/>
-              <w:left w:val="single" w:color="C4C8CF" w:sz="4"/>
-              <w:bottom w:val="single" w:color="C4C8CF" w:sz="4"/>
-              <w:right w:val="single" w:color="C4C8CF" w:sz="4"/>
-            </w:tcBorders>
-            <w:tcMar>
-              <w:top w:type="dxa" w:w="90"/>
-              <w:left w:type="dxa" w:w="110"/>
-              <w:bottom w:type="dxa" w:w="90"/>
-              <w:right w:type="dxa" w:w="110"/>
-            </w:tcMar>
-          </w:tcPr>
-          <w:p>
-            <w:pPr>
-              <w:spacing w:after="30"/>
-            </w:pPr>
-            <w:r>
-              <w:rPr>
-                <w:rFonts w:ascii="Arial" w:cs="Arial" w:eastAsia="Arial" w:hAnsi="Arial"/>
-                <w:color w:val="6b7280"/>
-                <w:sz w:val="18"/>
-                <w:szCs w:val="18"/>
-              </w:rPr>
-              <w:t xml:space="preserve">p. ____</w:t>
-            </w:r>
-          </w:p>
-          <w:p>
-            <w:pPr>
-              <w:spacing w:after="30"/>
-            </w:pPr>
-            <w:r>
-              <w:rPr>
-                <w:rFonts w:ascii="Arial" w:cs="Arial" w:eastAsia="Arial" w:hAnsi="Arial"/>
-                <w:color w:val="6b7280"/>
-                <w:sz w:val="18"/>
-                <w:szCs w:val="18"/>
-              </w:rPr>
-              <w:t xml:space="preserve">m. ____</w:t>
-            </w:r>
-          </w:p>
-        </w:tc>
-      </w:tr>
-      <w:tr>
-        <w:tc>
-          <w:tcPr>
-            <w:tcW w:type="dxa" w:w="900"/>
-            <w:tcBorders>
-              <w:top w:val="single" w:color="C4C8CF" w:sz="4"/>
-              <w:left w:val="single" w:color="C4C8CF" w:sz="4"/>
-              <w:bottom w:val="single" w:color="C4C8CF" w:sz="4"/>
-              <w:right w:val="single" w:color="C4C8CF" w:sz="4"/>
-            </w:tcBorders>
-            <w:tcMar>
-              <w:top w:type="dxa" w:w="90"/>
-              <w:left w:type="dxa" w:w="110"/>
-              <w:bottom w:type="dxa" w:w="90"/>
-              <w:right w:type="dxa" w:w="110"/>
-            </w:tcMar>
-          </w:tcPr>
-          <w:p>
-            <w:pPr>
-              <w:spacing w:after="30"/>
-            </w:pPr>
-            <w:r>
-              <w:rPr>
-                <w:rFonts w:ascii="Arial" w:cs="Arial" w:eastAsia="Arial" w:hAnsi="Arial"/>
-                <w:b/>
-                <w:bCs/>
-                <w:color w:val="15151d"/>
-                <w:sz w:val="26"/>
-                <w:szCs w:val="26"/>
-              </w:rPr>
-              <w:t xml:space="preserve">3.8</w:t>
-            </w:r>
-          </w:p>
-        </w:tc>
-        <w:tc>
-          <w:tcPr>
-            <w:tcW w:type="dxa" w:w="3400"/>
-            <w:tcBorders>
-              <w:top w:val="single" w:color="C4C8CF" w:sz="4"/>
-              <w:left w:val="single" w:color="C4C8CF" w:sz="4"/>
-              <w:bottom w:val="single" w:color="C4C8CF" w:sz="4"/>
-              <w:right w:val="single" w:color="C4C8CF" w:sz="4"/>
-            </w:tcBorders>
-            <w:shd w:fill="F3F4F6" w:val="clear"/>
-            <w:tcMar>
-              <w:top w:type="dxa" w:w="90"/>
-              <w:left w:type="dxa" w:w="110"/>
-              <w:bottom w:type="dxa" w:w="90"/>
-              <w:right w:type="dxa" w:w="110"/>
-            </w:tcMar>
-          </w:tcPr>
-          <w:p>
-            <w:pPr>
-              <w:spacing w:after="30"/>
-            </w:pPr>
-            <w:r>
-              <w:rPr>
-                <w:rFonts w:ascii="Arial" w:cs="Arial" w:eastAsia="Arial" w:hAnsi="Arial"/>
-                <w:b/>
-                <w:bCs/>
-                <w:color w:val="8a2b52"/>
-                <w:sz w:val="14"/>
-                <w:szCs w:val="14"/>
-              </w:rPr>
-              <w:t xml:space="preserve">ON THE LINE</w:t>
-            </w:r>
-          </w:p>
-          <w:p>
-            <w:pPr>
-              <w:spacing w:after="30"/>
-            </w:pPr>
-            <w:r>
-              <w:rPr>
-                <w:rFonts w:ascii="Arial" w:cs="Arial" w:eastAsia="Arial" w:hAnsi="Arial"/>
-                <w:b/>
-                <w:bCs/>
-                <w:i/>
-                <w:iCs/>
-                <w:color w:val="15151d"/>
-                <w:sz w:val="21"/>
-                <w:szCs w:val="21"/>
-              </w:rPr>
-              <w:t xml:space="preserve">“They want the book.”</w:t>
-            </w:r>
-          </w:p>
-        </w:tc>
-        <w:tc>
-          <w:tcPr>
-            <w:tcW w:type="dxa" w:w="5100"/>
-            <w:tcBorders>
-              <w:top w:val="single" w:color="C4C8CF" w:sz="4"/>
-              <w:left w:val="single" w:color="C4C8CF" w:sz="4"/>
-              <w:bottom w:val="single" w:color="C4C8CF" w:sz="4"/>
-              <w:right w:val="single" w:color="C4C8CF" w:sz="4"/>
-            </w:tcBorders>
-            <w:shd w:fill="F3F4F6" w:val="clear"/>
-            <w:tcMar>
-              <w:top w:type="dxa" w:w="90"/>
-              <w:left w:type="dxa" w:w="110"/>
-              <w:bottom w:type="dxa" w:w="90"/>
-              <w:right w:type="dxa" w:w="110"/>
-            </w:tcMar>
-          </w:tcPr>
-          <w:p>
-            <w:pPr>
-              <w:spacing w:after="30"/>
-            </w:pPr>
-            <w:r>
-              <w:rPr>
-                <w:rFonts w:ascii="Arial" w:cs="Arial" w:eastAsia="Arial" w:hAnsi="Arial"/>
-                <w:color w:val="15151d"/>
-                <w:sz w:val="20"/>
-                <w:szCs w:val="20"/>
-              </w:rPr>
-              <w:t xml:space="preserve">She answers. Two minutes of the best news of his life.</w:t>
-            </w:r>
-          </w:p>
-        </w:tc>
-        <w:tc>
-          <w:tcPr>
-            <w:tcW w:type="dxa" w:w="1400"/>
-            <w:tcBorders>
-              <w:top w:val="single" w:color="C4C8CF" w:sz="4"/>
-              <w:left w:val="single" w:color="C4C8CF" w:sz="4"/>
-              <w:bottom w:val="single" w:color="C4C8CF" w:sz="4"/>
-              <w:right w:val="single" w:color="C4C8CF" w:sz="4"/>
-            </w:tcBorders>
-            <w:shd w:fill="F3F4F6" w:val="clear"/>
-            <w:tcMar>
-              <w:top w:type="dxa" w:w="90"/>
-              <w:left w:type="dxa" w:w="110"/>
-              <w:bottom w:type="dxa" w:w="90"/>
-              <w:right w:type="dxa" w:w="110"/>
-            </w:tcMar>
-          </w:tcPr>
-          <w:p>
-            <w:pPr>
-              <w:spacing w:after="30"/>
-            </w:pPr>
-            <w:r>
-              <w:rPr>
-                <w:rFonts w:ascii="Arial" w:cs="Arial" w:eastAsia="Arial" w:hAnsi="Arial"/>
-                <w:color w:val="6b7280"/>
-                <w:sz w:val="18"/>
-                <w:szCs w:val="18"/>
-              </w:rPr>
-              <w:t xml:space="preserve">p. ____</w:t>
-            </w:r>
-          </w:p>
-          <w:p>
-            <w:pPr>
-              <w:spacing w:after="30"/>
-            </w:pPr>
-            <w:r>
-              <w:rPr>
-                <w:rFonts w:ascii="Arial" w:cs="Arial" w:eastAsia="Arial" w:hAnsi="Arial"/>
-                <w:color w:val="6b7280"/>
-                <w:sz w:val="18"/>
-                <w:szCs w:val="18"/>
-              </w:rPr>
-              <w:t xml:space="preserve">m. ____</w:t>
-            </w:r>
-          </w:p>
-        </w:tc>
-      </w:tr>
-      <w:tr>
-        <w:tc>
-          <w:tcPr>
-            <w:tcW w:type="dxa" w:w="900"/>
-            <w:tcBorders>
-              <w:top w:val="single" w:color="C4C8CF" w:sz="4"/>
-              <w:left w:val="single" w:color="C4C8CF" w:sz="4"/>
-              <w:bottom w:val="single" w:color="C4C8CF" w:sz="4"/>
-              <w:right w:val="single" w:color="C4C8CF" w:sz="4"/>
-            </w:tcBorders>
-            <w:tcMar>
-              <w:top w:type="dxa" w:w="90"/>
-              <w:left w:type="dxa" w:w="110"/>
-              <w:bottom w:type="dxa" w:w="90"/>
-              <w:right w:type="dxa" w:w="110"/>
-            </w:tcMar>
-          </w:tcPr>
-          <w:p>
-            <w:pPr>
-              <w:spacing w:after="30"/>
-            </w:pPr>
-            <w:r>
-              <w:rPr>
-                <w:rFonts w:ascii="Arial" w:cs="Arial" w:eastAsia="Arial" w:hAnsi="Arial"/>
-                <w:b/>
-                <w:bCs/>
-                <w:color w:val="15151d"/>
-                <w:sz w:val="26"/>
-                <w:szCs w:val="26"/>
-              </w:rPr>
-              <w:t xml:space="preserve">3.9</w:t>
-            </w:r>
-          </w:p>
-        </w:tc>
-        <w:tc>
-          <w:tcPr>
-            <w:tcW w:type="dxa" w:w="3400"/>
-            <w:tcBorders>
-              <w:top w:val="single" w:color="C4C8CF" w:sz="4"/>
-              <w:left w:val="single" w:color="C4C8CF" w:sz="4"/>
-              <w:bottom w:val="single" w:color="C4C8CF" w:sz="4"/>
-              <w:right w:val="single" w:color="C4C8CF" w:sz="4"/>
-            </w:tcBorders>
-            <w:tcMar>
-              <w:top w:type="dxa" w:w="90"/>
-              <w:left w:type="dxa" w:w="110"/>
-              <w:bottom w:type="dxa" w:w="90"/>
-              <w:right w:type="dxa" w:w="110"/>
-            </w:tcMar>
-          </w:tcPr>
-          <w:p>
-            <w:pPr>
-              <w:spacing w:after="30"/>
-            </w:pPr>
-            <w:r>
-              <w:rPr>
-                <w:rFonts w:ascii="Arial" w:cs="Arial" w:eastAsia="Arial" w:hAnsi="Arial"/>
-                <w:b/>
-                <w:bCs/>
-                <w:color w:val="2b4d8a"/>
-                <w:sz w:val="14"/>
-                <w:szCs w:val="14"/>
-              </w:rPr>
-              <w:t xml:space="preserve">ON THE MUSIC</w:t>
-            </w:r>
-          </w:p>
-          <w:p>
-            <w:pPr>
-              <w:spacing w:after="30"/>
-            </w:pPr>
-            <w:r>
-              <w:rPr>
-                <w:rFonts w:ascii="Arial" w:cs="Arial" w:eastAsia="Arial" w:hAnsi="Arial"/>
-                <w:b w:val="false"/>
-                <w:bCs w:val="false"/>
-                <w:i w:val="false"/>
-                <w:iCs w:val="false"/>
-                <w:color w:val="15151d"/>
-                <w:sz w:val="21"/>
-                <w:szCs w:val="21"/>
-              </w:rPr>
-              <w:t xml:space="preserve">Lights restore on her — Ohio, July 2025</w:t>
-            </w:r>
-          </w:p>
-        </w:tc>
-        <w:tc>
-          <w:tcPr>
-            <w:tcW w:type="dxa" w:w="5100"/>
-            <w:tcBorders>
-              <w:top w:val="single" w:color="C4C8CF" w:sz="4"/>
-              <w:left w:val="single" w:color="C4C8CF" w:sz="4"/>
-              <w:bottom w:val="single" w:color="C4C8CF" w:sz="4"/>
-              <w:right w:val="single" w:color="C4C8CF" w:sz="4"/>
-            </w:tcBorders>
-            <w:tcMar>
-              <w:top w:type="dxa" w:w="90"/>
-              <w:left w:type="dxa" w:w="110"/>
-              <w:bottom w:type="dxa" w:w="90"/>
-              <w:right w:type="dxa" w:w="110"/>
-            </w:tcMar>
-          </w:tcPr>
-          <w:p>
-            <w:pPr>
-              <w:spacing w:after="30"/>
-            </w:pPr>
-            <w:r>
-              <w:rPr>
-                <w:rFonts w:ascii="Arial" w:cs="Arial" w:eastAsia="Arial" w:hAnsi="Arial"/>
-                <w:color w:val="15151d"/>
-                <w:sz w:val="20"/>
-                <w:szCs w:val="20"/>
-              </w:rPr>
-              <w:t xml:space="preserve">Back to the present. Her lock screen, 11:58 PM.</w:t>
-            </w:r>
-          </w:p>
-        </w:tc>
-        <w:tc>
-          <w:tcPr>
-            <w:tcW w:type="dxa" w:w="1400"/>
-            <w:tcBorders>
-              <w:top w:val="single" w:color="C4C8CF" w:sz="4"/>
-              <w:left w:val="single" w:color="C4C8CF" w:sz="4"/>
-              <w:bottom w:val="single" w:color="C4C8CF" w:sz="4"/>
-              <w:right w:val="single" w:color="C4C8CF" w:sz="4"/>
-            </w:tcBorders>
-            <w:tcMar>
-              <w:top w:type="dxa" w:w="90"/>
-              <w:left w:type="dxa" w:w="110"/>
-              <w:bottom w:type="dxa" w:w="90"/>
-              <w:right w:type="dxa" w:w="110"/>
-            </w:tcMar>
-          </w:tcPr>
-          <w:p>
-            <w:pPr>
-              <w:spacing w:after="30"/>
-            </w:pPr>
-            <w:r>
-              <w:rPr>
-                <w:rFonts w:ascii="Arial" w:cs="Arial" w:eastAsia="Arial" w:hAnsi="Arial"/>
-                <w:color w:val="6b7280"/>
-                <w:sz w:val="18"/>
-                <w:szCs w:val="18"/>
-              </w:rPr>
-              <w:t xml:space="preserve">p. ____</w:t>
-            </w:r>
-          </w:p>
-          <w:p>
-            <w:pPr>
-              <w:spacing w:after="30"/>
-            </w:pPr>
-            <w:r>
-              <w:rPr>
-                <w:rFonts w:ascii="Arial" w:cs="Arial" w:eastAsia="Arial" w:hAnsi="Arial"/>
-                <w:color w:val="6b7280"/>
-                <w:sz w:val="18"/>
-                <w:szCs w:val="18"/>
-              </w:rPr>
-              <w:t xml:space="preserve">m. ____</w:t>
-            </w:r>
-          </w:p>
-        </w:tc>
-      </w:tr>
-      <w:tr>
-        <w:tc>
-          <w:tcPr>
-            <w:tcW w:type="dxa" w:w="900"/>
-            <w:tcBorders>
-              <w:top w:val="single" w:color="C4C8CF" w:sz="4"/>
-              <w:left w:val="single" w:color="C4C8CF" w:sz="4"/>
-              <w:bottom w:val="single" w:color="C4C8CF" w:sz="4"/>
-              <w:right w:val="single" w:color="C4C8CF" w:sz="4"/>
-            </w:tcBorders>
-            <w:tcMar>
-              <w:top w:type="dxa" w:w="90"/>
-              <w:left w:type="dxa" w:w="110"/>
-              <w:bottom w:type="dxa" w:w="90"/>
-              <w:right w:type="dxa" w:w="110"/>
-            </w:tcMar>
-          </w:tcPr>
-          <w:p>
-            <w:pPr>
-              <w:spacing w:after="30"/>
-            </w:pPr>
-            <w:r>
-              <w:rPr>
-                <w:rFonts w:ascii="Arial" w:cs="Arial" w:eastAsia="Arial" w:hAnsi="Arial"/>
-                <w:b/>
-                <w:bCs/>
-                <w:color w:val="15151d"/>
-                <w:sz w:val="26"/>
-                <w:szCs w:val="26"/>
-              </w:rPr>
-              <w:t xml:space="preserve">3.10</w:t>
-            </w:r>
-          </w:p>
-        </w:tc>
-        <w:tc>
-          <w:tcPr>
-            <w:tcW w:type="dxa" w:w="3400"/>
-            <w:tcBorders>
-              <w:top w:val="single" w:color="C4C8CF" w:sz="4"/>
-              <w:left w:val="single" w:color="C4C8CF" w:sz="4"/>
-              <w:bottom w:val="single" w:color="C4C8CF" w:sz="4"/>
-              <w:right w:val="single" w:color="C4C8CF" w:sz="4"/>
-            </w:tcBorders>
-            <w:shd w:fill="F3F4F6" w:val="clear"/>
-            <w:tcMar>
-              <w:top w:type="dxa" w:w="90"/>
-              <w:left w:type="dxa" w:w="110"/>
-              <w:bottom w:type="dxa" w:w="90"/>
-              <w:right w:type="dxa" w:w="110"/>
-            </w:tcMar>
-          </w:tcPr>
-          <w:p>
-            <w:pPr>
-              <w:spacing w:after="30"/>
-            </w:pPr>
-            <w:r>
-              <w:rPr>
-                <w:rFonts w:ascii="Arial" w:cs="Arial" w:eastAsia="Arial" w:hAnsi="Arial"/>
-                <w:b/>
-                <w:bCs/>
-                <w:color w:val="8a2b52"/>
-                <w:sz w:val="14"/>
-                <w:szCs w:val="14"/>
-              </w:rPr>
-              <w:t xml:space="preserve">ON THE LINE</w:t>
-            </w:r>
-          </w:p>
-          <w:p>
-            <w:pPr>
-              <w:spacing w:after="30"/>
-            </w:pPr>
-            <w:r>
-              <w:rPr>
-                <w:rFonts w:ascii="Arial" w:cs="Arial" w:eastAsia="Arial" w:hAnsi="Arial"/>
-                <w:b/>
-                <w:bCs/>
-                <w:i/>
-                <w:iCs/>
-                <w:color w:val="15151d"/>
-                <w:sz w:val="21"/>
-                <w:szCs w:val="21"/>
-              </w:rPr>
-              <w:t xml:space="preserve">“See, I’m smiling —”</w:t>
-            </w:r>
-          </w:p>
-        </w:tc>
-        <w:tc>
-          <w:tcPr>
-            <w:tcW w:type="dxa" w:w="5100"/>
-            <w:tcBorders>
-              <w:top w:val="single" w:color="C4C8CF" w:sz="4"/>
-              <w:left w:val="single" w:color="C4C8CF" w:sz="4"/>
-              <w:bottom w:val="single" w:color="C4C8CF" w:sz="4"/>
-              <w:right w:val="single" w:color="C4C8CF" w:sz="4"/>
-            </w:tcBorders>
-            <w:shd w:fill="F3F4F6" w:val="clear"/>
-            <w:tcMar>
-              <w:top w:type="dxa" w:w="90"/>
-              <w:left w:type="dxa" w:w="110"/>
-              <w:bottom w:type="dxa" w:w="90"/>
-              <w:right w:type="dxa" w:w="110"/>
-            </w:tcMar>
-          </w:tcPr>
-          <w:p>
-            <w:pPr>
-              <w:spacing w:after="30"/>
-            </w:pPr>
-            <w:r>
-              <w:rPr>
-                <w:rFonts w:ascii="Arial" w:cs="Arial" w:eastAsia="Arial" w:hAnsi="Arial"/>
-                <w:color w:val="15151d"/>
-                <w:sz w:val="20"/>
-                <w:szCs w:val="20"/>
-              </w:rPr>
-              <w:t xml:space="preserve">The birthday drawer fills. Mom first.</w:t>
-            </w:r>
-          </w:p>
-        </w:tc>
-        <w:tc>
-          <w:tcPr>
-            <w:tcW w:type="dxa" w:w="1400"/>
-            <w:tcBorders>
-              <w:top w:val="single" w:color="C4C8CF" w:sz="4"/>
-              <w:left w:val="single" w:color="C4C8CF" w:sz="4"/>
-              <w:bottom w:val="single" w:color="C4C8CF" w:sz="4"/>
-              <w:right w:val="single" w:color="C4C8CF" w:sz="4"/>
-            </w:tcBorders>
-            <w:shd w:fill="F3F4F6" w:val="clear"/>
-            <w:tcMar>
-              <w:top w:type="dxa" w:w="90"/>
-              <w:left w:type="dxa" w:w="110"/>
-              <w:bottom w:type="dxa" w:w="90"/>
-              <w:right w:type="dxa" w:w="110"/>
-            </w:tcMar>
-          </w:tcPr>
-          <w:p>
-            <w:pPr>
-              <w:spacing w:after="30"/>
-            </w:pPr>
-            <w:r>
-              <w:rPr>
-                <w:rFonts w:ascii="Arial" w:cs="Arial" w:eastAsia="Arial" w:hAnsi="Arial"/>
-                <w:color w:val="6b7280"/>
-                <w:sz w:val="18"/>
-                <w:szCs w:val="18"/>
-              </w:rPr>
-              <w:t xml:space="preserve">p. ____</w:t>
-            </w:r>
-          </w:p>
-          <w:p>
-            <w:pPr>
-              <w:spacing w:after="30"/>
-            </w:pPr>
-            <w:r>
-              <w:rPr>
-                <w:rFonts w:ascii="Arial" w:cs="Arial" w:eastAsia="Arial" w:hAnsi="Arial"/>
-                <w:color w:val="6b7280"/>
-                <w:sz w:val="18"/>
-                <w:szCs w:val="18"/>
-              </w:rPr>
-              <w:t xml:space="preserve">m. ____</w:t>
-            </w:r>
-          </w:p>
-        </w:tc>
-      </w:tr>
-      <w:tr>
-        <w:tc>
-          <w:tcPr>
-            <w:tcW w:type="dxa" w:w="900"/>
-            <w:tcBorders>
-              <w:top w:val="single" w:color="C4C8CF" w:sz="4"/>
-              <w:left w:val="single" w:color="C4C8CF" w:sz="4"/>
-              <w:bottom w:val="single" w:color="C4C8CF" w:sz="4"/>
-              <w:right w:val="single" w:color="C4C8CF" w:sz="4"/>
-            </w:tcBorders>
-            <w:tcMar>
-              <w:top w:type="dxa" w:w="90"/>
-              <w:left w:type="dxa" w:w="110"/>
-              <w:bottom w:type="dxa" w:w="90"/>
-              <w:right w:type="dxa" w:w="110"/>
-            </w:tcMar>
-          </w:tcPr>
-          <w:p>
-            <w:pPr>
-              <w:spacing w:after="30"/>
-            </w:pPr>
-            <w:r>
-              <w:rPr>
-                <w:rFonts w:ascii="Arial" w:cs="Arial" w:eastAsia="Arial" w:hAnsi="Arial"/>
-                <w:b/>
-                <w:bCs/>
-                <w:color w:val="15151d"/>
-                <w:sz w:val="26"/>
-                <w:szCs w:val="26"/>
-              </w:rPr>
-              <w:t xml:space="preserve">3.11</w:t>
-            </w:r>
-          </w:p>
-        </w:tc>
-        <w:tc>
-          <w:tcPr>
-            <w:tcW w:type="dxa" w:w="3400"/>
-            <w:tcBorders>
-              <w:top w:val="single" w:color="C4C8CF" w:sz="4"/>
-              <w:left w:val="single" w:color="C4C8CF" w:sz="4"/>
-              <w:bottom w:val="single" w:color="C4C8CF" w:sz="4"/>
-              <w:right w:val="single" w:color="C4C8CF" w:sz="4"/>
-            </w:tcBorders>
-            <w:tcMar>
-              <w:top w:type="dxa" w:w="90"/>
-              <w:left w:type="dxa" w:w="110"/>
-              <w:bottom w:type="dxa" w:w="90"/>
-              <w:right w:type="dxa" w:w="110"/>
-            </w:tcMar>
-          </w:tcPr>
-          <w:p>
-            <w:pPr>
-              <w:spacing w:after="30"/>
-            </w:pPr>
-            <w:r>
-              <w:rPr>
-                <w:rFonts w:ascii="Arial" w:cs="Arial" w:eastAsia="Arial" w:hAnsi="Arial"/>
-                <w:b/>
-                <w:bCs/>
-                <w:color w:val="8a2b52"/>
-                <w:sz w:val="14"/>
-                <w:szCs w:val="14"/>
-              </w:rPr>
-              <w:t xml:space="preserve">ON THE LINE</w:t>
-            </w:r>
-          </w:p>
-          <w:p>
-            <w:pPr>
-              <w:spacing w:after="30"/>
-            </w:pPr>
-            <w:r>
-              <w:rPr>
-                <w:rFonts w:ascii="Arial" w:cs="Arial" w:eastAsia="Arial" w:hAnsi="Arial"/>
-                <w:b/>
-                <w:bCs/>
-                <w:i/>
-                <w:iCs/>
-                <w:color w:val="15151d"/>
-                <w:sz w:val="21"/>
-                <w:szCs w:val="21"/>
-              </w:rPr>
-              <w:t xml:space="preserve">“That’s what I do —”</w:t>
-            </w:r>
-          </w:p>
-        </w:tc>
-        <w:tc>
-          <w:tcPr>
-            <w:tcW w:type="dxa" w:w="5100"/>
-            <w:tcBorders>
-              <w:top w:val="single" w:color="C4C8CF" w:sz="4"/>
-              <w:left w:val="single" w:color="C4C8CF" w:sz="4"/>
-              <w:bottom w:val="single" w:color="C4C8CF" w:sz="4"/>
-              <w:right w:val="single" w:color="C4C8CF" w:sz="4"/>
-            </w:tcBorders>
-            <w:tcMar>
-              <w:top w:type="dxa" w:w="90"/>
-              <w:left w:type="dxa" w:w="110"/>
-              <w:bottom w:type="dxa" w:w="90"/>
-              <w:right w:type="dxa" w:w="110"/>
-            </w:tcMar>
-          </w:tcPr>
-          <w:p>
-            <w:pPr>
-              <w:spacing w:after="30"/>
-            </w:pPr>
-            <w:r>
-              <w:rPr>
-                <w:rFonts w:ascii="Arial" w:cs="Arial" w:eastAsia="Arial" w:hAnsi="Arial"/>
-                <w:color w:val="15151d"/>
-                <w:sz w:val="20"/>
-                <w:szCs w:val="20"/>
-              </w:rPr>
-              <w:t xml:space="preserve">Richard, from the show.</w:t>
-            </w:r>
-          </w:p>
-        </w:tc>
-        <w:tc>
-          <w:tcPr>
-            <w:tcW w:type="dxa" w:w="1400"/>
-            <w:tcBorders>
-              <w:top w:val="single" w:color="C4C8CF" w:sz="4"/>
-              <w:left w:val="single" w:color="C4C8CF" w:sz="4"/>
-              <w:bottom w:val="single" w:color="C4C8CF" w:sz="4"/>
-              <w:right w:val="single" w:color="C4C8CF" w:sz="4"/>
-            </w:tcBorders>
-            <w:tcMar>
-              <w:top w:type="dxa" w:w="90"/>
-              <w:left w:type="dxa" w:w="110"/>
-              <w:bottom w:type="dxa" w:w="90"/>
-              <w:right w:type="dxa" w:w="110"/>
-            </w:tcMar>
-          </w:tcPr>
-          <w:p>
-            <w:pPr>
-              <w:spacing w:after="30"/>
-            </w:pPr>
-            <w:r>
-              <w:rPr>
-                <w:rFonts w:ascii="Arial" w:cs="Arial" w:eastAsia="Arial" w:hAnsi="Arial"/>
-                <w:color w:val="6b7280"/>
-                <w:sz w:val="18"/>
-                <w:szCs w:val="18"/>
-              </w:rPr>
-              <w:t xml:space="preserve">p. ____</w:t>
-            </w:r>
-          </w:p>
-          <w:p>
-            <w:pPr>
-              <w:spacing w:after="30"/>
-            </w:pPr>
-            <w:r>
-              <w:rPr>
-                <w:rFonts w:ascii="Arial" w:cs="Arial" w:eastAsia="Arial" w:hAnsi="Arial"/>
-                <w:color w:val="6b7280"/>
-                <w:sz w:val="18"/>
-                <w:szCs w:val="18"/>
-              </w:rPr>
-              <w:t xml:space="preserve">m. ____</w:t>
-            </w:r>
-          </w:p>
-        </w:tc>
-      </w:tr>
-      <w:tr>
-        <w:tc>
-          <w:tcPr>
-            <w:tcW w:type="dxa" w:w="900"/>
-            <w:tcBorders>
-              <w:top w:val="single" w:color="C4C8CF" w:sz="4"/>
-              <w:left w:val="single" w:color="C4C8CF" w:sz="4"/>
-              <w:bottom w:val="single" w:color="C4C8CF" w:sz="4"/>
-              <w:right w:val="single" w:color="C4C8CF" w:sz="4"/>
-            </w:tcBorders>
-            <w:tcMar>
-              <w:top w:type="dxa" w:w="90"/>
-              <w:left w:type="dxa" w:w="110"/>
-              <w:bottom w:type="dxa" w:w="90"/>
-              <w:right w:type="dxa" w:w="110"/>
-            </w:tcMar>
-          </w:tcPr>
-          <w:p>
-            <w:pPr>
-              <w:spacing w:after="30"/>
-            </w:pPr>
-            <w:r>
-              <w:rPr>
-                <w:rFonts w:ascii="Arial" w:cs="Arial" w:eastAsia="Arial" w:hAnsi="Arial"/>
-                <w:b/>
-                <w:bCs/>
-                <w:color w:val="15151d"/>
-                <w:sz w:val="26"/>
-                <w:szCs w:val="26"/>
-              </w:rPr>
-              <w:t xml:space="preserve">3.12</w:t>
-            </w:r>
-          </w:p>
-        </w:tc>
-        <w:tc>
-          <w:tcPr>
-            <w:tcW w:type="dxa" w:w="3400"/>
-            <w:tcBorders>
-              <w:top w:val="single" w:color="C4C8CF" w:sz="4"/>
-              <w:left w:val="single" w:color="C4C8CF" w:sz="4"/>
-              <w:bottom w:val="single" w:color="C4C8CF" w:sz="4"/>
-              <w:right w:val="single" w:color="C4C8CF" w:sz="4"/>
-            </w:tcBorders>
-            <w:shd w:fill="F3F4F6" w:val="clear"/>
-            <w:tcMar>
-              <w:top w:type="dxa" w:w="90"/>
-              <w:left w:type="dxa" w:w="110"/>
-              <w:bottom w:type="dxa" w:w="90"/>
-              <w:right w:type="dxa" w:w="110"/>
-            </w:tcMar>
-          </w:tcPr>
-          <w:p>
-            <w:pPr>
-              <w:spacing w:after="30"/>
-            </w:pPr>
-            <w:r>
-              <w:rPr>
-                <w:rFonts w:ascii="Arial" w:cs="Arial" w:eastAsia="Arial" w:hAnsi="Arial"/>
-                <w:b/>
-                <w:bCs/>
-                <w:color w:val="8a2b52"/>
-                <w:sz w:val="14"/>
-                <w:szCs w:val="14"/>
-              </w:rPr>
-              <w:t xml:space="preserve">ON THE LINE</w:t>
-            </w:r>
-          </w:p>
-          <w:p>
-            <w:pPr>
-              <w:spacing w:after="30"/>
-            </w:pPr>
-            <w:r>
-              <w:rPr>
-                <w:rFonts w:ascii="Arial" w:cs="Arial" w:eastAsia="Arial" w:hAnsi="Arial"/>
-                <w:b/>
-                <w:bCs/>
-                <w:i/>
-                <w:iCs/>
-                <w:color w:val="15151d"/>
-                <w:sz w:val="21"/>
-                <w:szCs w:val="21"/>
-              </w:rPr>
-              <w:t xml:space="preserve">“When you come home to me.”</w:t>
-            </w:r>
-          </w:p>
-        </w:tc>
-        <w:tc>
-          <w:tcPr>
-            <w:tcW w:type="dxa" w:w="5100"/>
-            <w:tcBorders>
-              <w:top w:val="single" w:color="C4C8CF" w:sz="4"/>
-              <w:left w:val="single" w:color="C4C8CF" w:sz="4"/>
-              <w:bottom w:val="single" w:color="C4C8CF" w:sz="4"/>
-              <w:right w:val="single" w:color="C4C8CF" w:sz="4"/>
-            </w:tcBorders>
-            <w:shd w:fill="F3F4F6" w:val="clear"/>
-            <w:tcMar>
-              <w:top w:type="dxa" w:w="90"/>
-              <w:left w:type="dxa" w:w="110"/>
-              <w:bottom w:type="dxa" w:w="90"/>
-              <w:right w:type="dxa" w:w="110"/>
-            </w:tcMar>
-          </w:tcPr>
-          <w:p>
-            <w:pPr>
-              <w:spacing w:after="30"/>
-            </w:pPr>
-            <w:r>
-              <w:rPr>
-                <w:rFonts w:ascii="Arial" w:cs="Arial" w:eastAsia="Arial" w:hAnsi="Arial"/>
-                <w:color w:val="15151d"/>
-                <w:sz w:val="20"/>
-                <w:szCs w:val="20"/>
-              </w:rPr>
-              <w:t xml:space="preserve">Grammy’s voicemail already knows.</w:t>
-            </w:r>
-          </w:p>
-        </w:tc>
-        <w:tc>
-          <w:tcPr>
-            <w:tcW w:type="dxa" w:w="1400"/>
-            <w:tcBorders>
-              <w:top w:val="single" w:color="C4C8CF" w:sz="4"/>
-              <w:left w:val="single" w:color="C4C8CF" w:sz="4"/>
-              <w:bottom w:val="single" w:color="C4C8CF" w:sz="4"/>
-              <w:right w:val="single" w:color="C4C8CF" w:sz="4"/>
-            </w:tcBorders>
-            <w:shd w:fill="F3F4F6" w:val="clear"/>
-            <w:tcMar>
-              <w:top w:type="dxa" w:w="90"/>
-              <w:left w:type="dxa" w:w="110"/>
-              <w:bottom w:type="dxa" w:w="90"/>
-              <w:right w:type="dxa" w:w="110"/>
-            </w:tcMar>
-          </w:tcPr>
-          <w:p>
-            <w:pPr>
-              <w:spacing w:after="30"/>
-            </w:pPr>
-            <w:r>
-              <w:rPr>
-                <w:rFonts w:ascii="Arial" w:cs="Arial" w:eastAsia="Arial" w:hAnsi="Arial"/>
-                <w:color w:val="6b7280"/>
-                <w:sz w:val="18"/>
-                <w:szCs w:val="18"/>
-              </w:rPr>
-              <w:t xml:space="preserve">p. ____</w:t>
-            </w:r>
-          </w:p>
-          <w:p>
-            <w:pPr>
-              <w:spacing w:after="30"/>
-            </w:pPr>
-            <w:r>
-              <w:rPr>
-                <w:rFonts w:ascii="Arial" w:cs="Arial" w:eastAsia="Arial" w:hAnsi="Arial"/>
-                <w:color w:val="6b7280"/>
-                <w:sz w:val="18"/>
-                <w:szCs w:val="18"/>
-              </w:rPr>
-              <w:t xml:space="preserve">m. ____</w:t>
-            </w:r>
-          </w:p>
-        </w:tc>
-      </w:tr>
-      <w:tr>
-        <w:tc>
-          <w:tcPr>
-            <w:tcW w:type="dxa" w:w="900"/>
-            <w:tcBorders>
-              <w:top w:val="single" w:color="C4C8CF" w:sz="4"/>
-              <w:left w:val="single" w:color="C4C8CF" w:sz="4"/>
-              <w:bottom w:val="single" w:color="C4C8CF" w:sz="4"/>
-              <w:right w:val="single" w:color="C4C8CF" w:sz="4"/>
-            </w:tcBorders>
-            <w:tcMar>
-              <w:top w:type="dxa" w:w="90"/>
-              <w:left w:type="dxa" w:w="110"/>
-              <w:bottom w:type="dxa" w:w="90"/>
-              <w:right w:type="dxa" w:w="110"/>
-            </w:tcMar>
-          </w:tcPr>
-          <w:p>
-            <w:pPr>
-              <w:spacing w:after="30"/>
-            </w:pPr>
-            <w:r>
-              <w:rPr>
-                <w:rFonts w:ascii="Arial" w:cs="Arial" w:eastAsia="Arial" w:hAnsi="Arial"/>
-                <w:b/>
-                <w:bCs/>
-                <w:color w:val="15151d"/>
-                <w:sz w:val="26"/>
-                <w:szCs w:val="26"/>
-              </w:rPr>
-              <w:t xml:space="preserve">3.13</w:t>
-            </w:r>
-          </w:p>
-        </w:tc>
-        <w:tc>
-          <w:tcPr>
-            <w:tcW w:type="dxa" w:w="3400"/>
-            <w:tcBorders>
-              <w:top w:val="single" w:color="C4C8CF" w:sz="4"/>
-              <w:left w:val="single" w:color="C4C8CF" w:sz="4"/>
-              <w:bottom w:val="single" w:color="C4C8CF" w:sz="4"/>
-              <w:right w:val="single" w:color="C4C8CF" w:sz="4"/>
-            </w:tcBorders>
-            <w:tcMar>
-              <w:top w:type="dxa" w:w="90"/>
-              <w:left w:type="dxa" w:w="110"/>
-              <w:bottom w:type="dxa" w:w="90"/>
-              <w:right w:type="dxa" w:w="110"/>
-            </w:tcMar>
-          </w:tcPr>
-          <w:p>
-            <w:pPr>
-              <w:spacing w:after="30"/>
-            </w:pPr>
-            <w:r>
-              <w:rPr>
-                <w:rFonts w:ascii="Arial" w:cs="Arial" w:eastAsia="Arial" w:hAnsi="Arial"/>
-                <w:b/>
-                <w:bCs/>
-                <w:color w:val="8a2b52"/>
-                <w:sz w:val="14"/>
-                <w:szCs w:val="14"/>
-              </w:rPr>
-              <w:t xml:space="preserve">ON THE LINE</w:t>
-            </w:r>
-          </w:p>
-          <w:p>
-            <w:pPr>
-              <w:spacing w:after="30"/>
-            </w:pPr>
-            <w:r>
-              <w:rPr>
-                <w:rFonts w:ascii="Arial" w:cs="Arial" w:eastAsia="Arial" w:hAnsi="Arial"/>
-                <w:b/>
-                <w:bCs/>
-                <w:i/>
-                <w:iCs/>
-                <w:color w:val="15151d"/>
-                <w:sz w:val="21"/>
-                <w:szCs w:val="21"/>
-              </w:rPr>
-              <w:t xml:space="preserve">“(after his exit)”</w:t>
-            </w:r>
-          </w:p>
-        </w:tc>
-        <w:tc>
-          <w:tcPr>
-            <w:tcW w:type="dxa" w:w="5100"/>
-            <w:tcBorders>
-              <w:top w:val="single" w:color="C4C8CF" w:sz="4"/>
-              <w:left w:val="single" w:color="C4C8CF" w:sz="4"/>
-              <w:bottom w:val="single" w:color="C4C8CF" w:sz="4"/>
-              <w:right w:val="single" w:color="C4C8CF" w:sz="4"/>
-            </w:tcBorders>
-            <w:tcMar>
-              <w:top w:type="dxa" w:w="90"/>
-              <w:left w:type="dxa" w:w="110"/>
-              <w:bottom w:type="dxa" w:w="90"/>
-              <w:right w:type="dxa" w:w="110"/>
-            </w:tcMar>
-          </w:tcPr>
-          <w:p>
-            <w:pPr>
-              <w:spacing w:after="30"/>
-            </w:pPr>
-            <w:r>
-              <w:rPr>
-                <w:rFonts w:ascii="Arial" w:cs="Arial" w:eastAsia="Arial" w:hAnsi="Arial"/>
-                <w:color w:val="15151d"/>
-                <w:sz w:val="20"/>
-                <w:szCs w:val="20"/>
-              </w:rPr>
-              <w:t xml:space="preserve">11:58 PM. Him. Lowercase. Six words.</w:t>
-            </w:r>
-          </w:p>
-          <w:p>
-            <w:pPr>
-              <w:spacing w:after="20"/>
-            </w:pPr>
-            <w:r>
-              <w:rPr>
-                <w:rFonts w:ascii="Arial" w:cs="Arial" w:eastAsia="Arial" w:hAnsi="Arial"/>
-                <w:b/>
-                <w:bCs/>
-                <w:color w:val="8a2b52"/>
-                <w:sz w:val="18"/>
-                <w:szCs w:val="18"/>
-              </w:rPr>
-              <w:t xml:space="preserve">HOLD — </w:t>
-            </w:r>
-            <w:r>
-              <w:rPr>
-                <w:rFonts w:ascii="Arial" w:cs="Arial" w:eastAsia="Arial" w:hAnsi="Arial"/>
-                <w:i/>
-                <w:iCs/>
-                <w:color w:val="8a2b52"/>
-                <w:sz w:val="18"/>
-                <w:szCs w:val="18"/>
-              </w:rPr>
-              <w:t xml:space="preserve">Let the drawer sit before this lands.</w:t>
-            </w:r>
-          </w:p>
-        </w:tc>
-        <w:tc>
-          <w:tcPr>
-            <w:tcW w:type="dxa" w:w="1400"/>
-            <w:tcBorders>
-              <w:top w:val="single" w:color="C4C8CF" w:sz="4"/>
-              <w:left w:val="single" w:color="C4C8CF" w:sz="4"/>
-              <w:bottom w:val="single" w:color="C4C8CF" w:sz="4"/>
-              <w:right w:val="single" w:color="C4C8CF" w:sz="4"/>
-            </w:tcBorders>
-            <w:tcMar>
-              <w:top w:type="dxa" w:w="90"/>
-              <w:left w:type="dxa" w:w="110"/>
-              <w:bottom w:type="dxa" w:w="90"/>
-              <w:right w:type="dxa" w:w="110"/>
-            </w:tcMar>
-          </w:tcPr>
-          <w:p>
-            <w:pPr>
-              <w:spacing w:after="30"/>
-            </w:pPr>
-            <w:r>
-              <w:rPr>
-                <w:rFonts w:ascii="Arial" w:cs="Arial" w:eastAsia="Arial" w:hAnsi="Arial"/>
-                <w:color w:val="6b7280"/>
-                <w:sz w:val="18"/>
-                <w:szCs w:val="18"/>
-              </w:rPr>
-              <w:t xml:space="preserve">p. ____</w:t>
-            </w:r>
-          </w:p>
-          <w:p>
-            <w:pPr>
-              <w:spacing w:after="30"/>
-            </w:pPr>
-            <w:r>
-              <w:rPr>
-                <w:rFonts w:ascii="Arial" w:cs="Arial" w:eastAsia="Arial" w:hAnsi="Arial"/>
-                <w:color w:val="6b7280"/>
-                <w:sz w:val="18"/>
-                <w:szCs w:val="18"/>
-              </w:rPr>
-              <w:t xml:space="preserve">m. ____</w:t>
-            </w:r>
-          </w:p>
-        </w:tc>
-      </w:tr>
-      <w:tr>
-        <w:tc>
-          <w:tcPr>
-            <w:tcW w:type="dxa" w:w="900"/>
-            <w:tcBorders>
-              <w:top w:val="single" w:color="C4C8CF" w:sz="4"/>
-              <w:left w:val="single" w:color="C4C8CF" w:sz="4"/>
-              <w:bottom w:val="single" w:color="C4C8CF" w:sz="4"/>
-              <w:right w:val="single" w:color="C4C8CF" w:sz="4"/>
-            </w:tcBorders>
-            <w:tcMar>
-              <w:top w:type="dxa" w:w="90"/>
-              <w:left w:type="dxa" w:w="110"/>
-              <w:bottom w:type="dxa" w:w="90"/>
-              <w:right w:type="dxa" w:w="110"/>
-            </w:tcMar>
-          </w:tcPr>
-          <w:p>
-            <w:pPr>
-              <w:spacing w:after="30"/>
-            </w:pPr>
-            <w:r>
-              <w:rPr>
-                <w:rFonts w:ascii="Arial" w:cs="Arial" w:eastAsia="Arial" w:hAnsi="Arial"/>
-                <w:b/>
-                <w:bCs/>
-                <w:color w:val="15151d"/>
-                <w:sz w:val="26"/>
-                <w:szCs w:val="26"/>
-              </w:rPr>
-              <w:t xml:space="preserve">3.14</w:t>
-            </w:r>
-          </w:p>
-        </w:tc>
-        <w:tc>
-          <w:tcPr>
-            <w:tcW w:type="dxa" w:w="3400"/>
-            <w:tcBorders>
-              <w:top w:val="single" w:color="C4C8CF" w:sz="4"/>
-              <w:left w:val="single" w:color="C4C8CF" w:sz="4"/>
-              <w:bottom w:val="single" w:color="C4C8CF" w:sz="4"/>
-              <w:right w:val="single" w:color="C4C8CF" w:sz="4"/>
-            </w:tcBorders>
-            <w:shd w:fill="F3F4F6" w:val="clear"/>
-            <w:tcMar>
-              <w:top w:type="dxa" w:w="90"/>
-              <w:left w:type="dxa" w:w="110"/>
-              <w:bottom w:type="dxa" w:w="90"/>
-              <w:right w:type="dxa" w:w="110"/>
-            </w:tcMar>
-          </w:tcPr>
-          <w:p>
-            <w:pPr>
-              <w:spacing w:after="30"/>
-            </w:pPr>
-            <w:r>
-              <w:rPr>
-                <w:rFonts w:ascii="Arial" w:cs="Arial" w:eastAsia="Arial" w:hAnsi="Arial"/>
-                <w:b/>
-                <w:bCs/>
-                <w:color w:val="8a2b52"/>
-                <w:sz w:val="14"/>
-                <w:szCs w:val="14"/>
-              </w:rPr>
-              <w:t xml:space="preserve">ON THE LINE</w:t>
-            </w:r>
-          </w:p>
-          <w:p>
-            <w:pPr>
-              <w:spacing w:after="30"/>
-            </w:pPr>
-            <w:r>
-              <w:rPr>
-                <w:rFonts w:ascii="Arial" w:cs="Arial" w:eastAsia="Arial" w:hAnsi="Arial"/>
-                <w:b/>
-                <w:bCs/>
-                <w:i/>
-                <w:iCs/>
-                <w:color w:val="15151d"/>
-                <w:sz w:val="21"/>
-                <w:szCs w:val="21"/>
-              </w:rPr>
-              <w:t xml:space="preserve">“Final held note”</w:t>
-            </w:r>
-          </w:p>
-        </w:tc>
-        <w:tc>
-          <w:tcPr>
-            <w:tcW w:type="dxa" w:w="5100"/>
-            <w:tcBorders>
-              <w:top w:val="single" w:color="C4C8CF" w:sz="4"/>
-              <w:left w:val="single" w:color="C4C8CF" w:sz="4"/>
-              <w:bottom w:val="single" w:color="C4C8CF" w:sz="4"/>
-              <w:right w:val="single" w:color="C4C8CF" w:sz="4"/>
-            </w:tcBorders>
-            <w:shd w:fill="F3F4F6" w:val="clear"/>
-            <w:tcMar>
-              <w:top w:type="dxa" w:w="90"/>
-              <w:left w:type="dxa" w:w="110"/>
-              <w:bottom w:type="dxa" w:w="90"/>
-              <w:right w:type="dxa" w:w="110"/>
-            </w:tcMar>
-          </w:tcPr>
-          <w:p>
-            <w:pPr>
-              <w:spacing w:after="30"/>
-            </w:pPr>
-            <w:r>
-              <w:rPr>
-                <w:rFonts w:ascii="Arial" w:cs="Arial" w:eastAsia="Arial" w:hAnsi="Arial"/>
-                <w:color w:val="15151d"/>
-                <w:sz w:val="20"/>
-                <w:szCs w:val="20"/>
-              </w:rPr>
-              <w:t xml:space="preserve">She taps his notification. The thread opens on today — the visit that started hopeful this morning, and his six cold words at the end of it. She types the whole rant live.</w:t>
-            </w:r>
-          </w:p>
-        </w:tc>
-        <w:tc>
-          <w:tcPr>
-            <w:tcW w:type="dxa" w:w="1400"/>
-            <w:tcBorders>
-              <w:top w:val="single" w:color="C4C8CF" w:sz="4"/>
-              <w:left w:val="single" w:color="C4C8CF" w:sz="4"/>
-              <w:bottom w:val="single" w:color="C4C8CF" w:sz="4"/>
-              <w:right w:val="single" w:color="C4C8CF" w:sz="4"/>
-            </w:tcBorders>
-            <w:shd w:fill="F3F4F6" w:val="clear"/>
-            <w:tcMar>
-              <w:top w:type="dxa" w:w="90"/>
-              <w:left w:type="dxa" w:w="110"/>
-              <w:bottom w:type="dxa" w:w="90"/>
-              <w:right w:type="dxa" w:w="110"/>
-            </w:tcMar>
-          </w:tcPr>
-          <w:p>
-            <w:pPr>
-              <w:spacing w:after="30"/>
-            </w:pPr>
-            <w:r>
-              <w:rPr>
-                <w:rFonts w:ascii="Arial" w:cs="Arial" w:eastAsia="Arial" w:hAnsi="Arial"/>
-                <w:color w:val="6b7280"/>
-                <w:sz w:val="18"/>
-                <w:szCs w:val="18"/>
-              </w:rPr>
-              <w:t xml:space="preserve">p. ____</w:t>
-            </w:r>
-          </w:p>
-          <w:p>
-            <w:pPr>
-              <w:spacing w:after="30"/>
-            </w:pPr>
-            <w:r>
-              <w:rPr>
-                <w:rFonts w:ascii="Arial" w:cs="Arial" w:eastAsia="Arial" w:hAnsi="Arial"/>
-                <w:color w:val="6b7280"/>
-                <w:sz w:val="18"/>
-                <w:szCs w:val="18"/>
-              </w:rPr>
-              <w:t xml:space="preserve">m. ____</w:t>
-            </w:r>
-          </w:p>
-        </w:tc>
-      </w:tr>
-      <w:tr>
-        <w:tc>
-          <w:tcPr>
-            <w:tcW w:type="dxa" w:w="900"/>
-            <w:tcBorders>
-              <w:top w:val="single" w:color="C4C8CF" w:sz="4"/>
-              <w:left w:val="single" w:color="C4C8CF" w:sz="4"/>
-              <w:bottom w:val="single" w:color="C4C8CF" w:sz="4"/>
-              <w:right w:val="single" w:color="C4C8CF" w:sz="4"/>
-            </w:tcBorders>
-            <w:tcMar>
-              <w:top w:type="dxa" w:w="90"/>
-              <w:left w:type="dxa" w:w="110"/>
-              <w:bottom w:type="dxa" w:w="90"/>
-              <w:right w:type="dxa" w:w="110"/>
-            </w:tcMar>
-          </w:tcPr>
-          <w:p>
-            <w:pPr>
-              <w:spacing w:after="30"/>
-            </w:pPr>
-            <w:r>
-              <w:rPr>
-                <w:rFonts w:ascii="Arial" w:cs="Arial" w:eastAsia="Arial" w:hAnsi="Arial"/>
-                <w:b/>
-                <w:bCs/>
-                <w:color w:val="15151d"/>
-                <w:sz w:val="26"/>
-                <w:szCs w:val="26"/>
-              </w:rPr>
-              <w:t xml:space="preserve">3.15</w:t>
-            </w:r>
-          </w:p>
-        </w:tc>
-        <w:tc>
-          <w:tcPr>
-            <w:tcW w:type="dxa" w:w="3400"/>
-            <w:tcBorders>
-              <w:top w:val="single" w:color="C4C8CF" w:sz="4"/>
-              <w:left w:val="single" w:color="C4C8CF" w:sz="4"/>
-              <w:bottom w:val="single" w:color="C4C8CF" w:sz="4"/>
-              <w:right w:val="single" w:color="C4C8CF" w:sz="4"/>
-            </w:tcBorders>
-            <w:tcMar>
-              <w:top w:type="dxa" w:w="90"/>
-              <w:left w:type="dxa" w:w="110"/>
-              <w:bottom w:type="dxa" w:w="90"/>
-              <w:right w:type="dxa" w:w="110"/>
-            </w:tcMar>
-          </w:tcPr>
-          <w:p>
-            <w:pPr>
-              <w:spacing w:after="30"/>
-            </w:pPr>
-            <w:r>
-              <w:rPr>
-                <w:rFonts w:ascii="Arial" w:cs="Arial" w:eastAsia="Arial" w:hAnsi="Arial"/>
-                <w:b/>
-                <w:bCs/>
-                <w:color w:val="2b4d8a"/>
-                <w:sz w:val="14"/>
-                <w:szCs w:val="14"/>
-              </w:rPr>
-              <w:t xml:space="preserve">ON THE MUSIC</w:t>
-            </w:r>
-          </w:p>
-          <w:p>
-            <w:pPr>
-              <w:spacing w:after="30"/>
-            </w:pPr>
-            <w:r>
-              <w:rPr>
-                <w:rFonts w:ascii="Arial" w:cs="Arial" w:eastAsia="Arial" w:hAnsi="Arial"/>
-                <w:b w:val="false"/>
-                <w:bCs w:val="false"/>
-                <w:i w:val="false"/>
-                <w:iCs w:val="false"/>
-                <w:color w:val="15151d"/>
-                <w:sz w:val="21"/>
-                <w:szCs w:val="21"/>
-              </w:rPr>
-              <w:t xml:space="preserve">Cutoff</w:t>
-            </w:r>
-          </w:p>
-        </w:tc>
-        <w:tc>
-          <w:tcPr>
-            <w:tcW w:type="dxa" w:w="5100"/>
-            <w:tcBorders>
-              <w:top w:val="single" w:color="C4C8CF" w:sz="4"/>
-              <w:left w:val="single" w:color="C4C8CF" w:sz="4"/>
-              <w:bottom w:val="single" w:color="C4C8CF" w:sz="4"/>
-              <w:right w:val="single" w:color="C4C8CF" w:sz="4"/>
-            </w:tcBorders>
-            <w:tcMar>
-              <w:top w:type="dxa" w:w="90"/>
-              <w:left w:type="dxa" w:w="110"/>
-              <w:bottom w:type="dxa" w:w="90"/>
-              <w:right w:type="dxa" w:w="110"/>
-            </w:tcMar>
-          </w:tcPr>
-          <w:p>
-            <w:pPr>
-              <w:spacing w:after="30"/>
-            </w:pPr>
-            <w:r>
-              <w:rPr>
-                <w:rFonts w:ascii="Arial" w:cs="Arial" w:eastAsia="Arial" w:hAnsi="Arial"/>
-                <w:color w:val="15151d"/>
-                <w:sz w:val="20"/>
-                <w:szCs w:val="20"/>
-              </w:rPr>
-              <w:t xml:space="preserve">Deletes it. Black.</w:t>
+              <w:t xml:space="preserve">Back to black.</w:t>
             </w:r>
           </w:p>
         </w:tc>
@@ -8475,7 +6867,7 @@
           <w:sz w:val="20"/>
           <w:szCs w:val="20"/>
         </w:rPr>
-        <w:t xml:space="preserve">   ·   18 cues</w:t>
+        <w:t xml:space="preserve">   ·   7 cues</w:t>
       </w:r>
     </w:p>
     <w:tbl>
@@ -8749,7 +7141,7 @@
                 <w:sz w:val="20"/>
                 <w:szCs w:val="20"/>
               </w:rPr>
-              <w:t xml:space="preserve">His phone, October 2021. Locked, about to detonate.</w:t>
+              <w:t xml:space="preserve">His phone, October 2021. Locked and quiet — the song stays off the screen until the wins start landing. Close-up on the notification shelf.</w:t>
             </w:r>
           </w:p>
         </w:tc>
@@ -8881,7 +7273,7 @@
                 <w:sz w:val="21"/>
                 <w:szCs w:val="21"/>
               </w:rPr>
-              <w:t xml:space="preserve">“I’m up in the morning,”</w:t>
+              <w:t xml:space="preserve">“⚠CONFIRM LINE — “I found an apartment on 73rd””</w:t>
             </w:r>
           </w:p>
         </w:tc>
@@ -8913,7 +7305,7 @@
                 <w:sz w:val="20"/>
                 <w:szCs w:val="20"/>
               </w:rPr>
-              <w:t xml:space="preserve">They want the book.</w:t>
+              <w:t xml:space="preserve">Move-in day pops up — a Calendar notification, both their names on the day.</w:t>
             </w:r>
           </w:p>
         </w:tc>
@@ -9045,7 +7437,7 @@
                 <w:sz w:val="21"/>
                 <w:szCs w:val="21"/>
               </w:rPr>
-              <w:t xml:space="preserve">“I’m taking a shower,”</w:t>
+              <w:t xml:space="preserve">“⚠CONFIRM LINE — “The Atlantic Monthly’s printing my first chapter””</w:t>
             </w:r>
           </w:p>
         </w:tc>
@@ -9208,7 +7600,7 @@
                 <w:sz w:val="21"/>
                 <w:szCs w:val="21"/>
               </w:rPr>
-              <w:t xml:space="preserve">“I’m out on the street,”</w:t>
+              <w:t xml:space="preserve">“⚠CONFIRM LINE — “Two thousand bucks without rewriting one word””</w:t>
             </w:r>
           </w:p>
         </w:tc>
@@ -9240,7 +7632,7 @@
                 <w:sz w:val="20"/>
                 <w:szCs w:val="20"/>
               </w:rPr>
-              <w:t xml:space="preserve">He drops out of Columbia.</w:t>
+              <w:t xml:space="preserve">The deposit lands.</w:t>
             </w:r>
           </w:p>
         </w:tc>
@@ -9372,7 +7764,7 @@
                 <w:sz w:val="21"/>
                 <w:szCs w:val="21"/>
               </w:rPr>
-              <w:t xml:space="preserve">“And I’m dressed and I’m ready,”</w:t>
+              <w:t xml:space="preserve">“⚠CONFIRM LINE — “I left Columbia””</w:t>
             </w:r>
           </w:p>
         </w:tc>
@@ -9403,7 +7795,7 @@
                 <w:sz w:val="20"/>
                 <w:szCs w:val="20"/>
               </w:rPr>
-              <w:t xml:space="preserve">Two thousand dollars.</w:t>
+              <w:t xml:space="preserve">The withdrawal confirmation.</w:t>
             </w:r>
           </w:p>
         </w:tc>
@@ -9535,7 +7927,7 @@
                 <w:sz w:val="21"/>
                 <w:szCs w:val="21"/>
               </w:rPr>
-              <w:t xml:space="preserve">“And I’m taking the stairs,”</w:t>
+              <w:t xml:space="preserve">“⚠CONFIRM LINE — “…and Sonny read it” (his publisher texts)”</w:t>
             </w:r>
           </w:p>
         </w:tc>
@@ -9567,34 +7959,7 @@
                 <w:sz w:val="20"/>
                 <w:szCs w:val="20"/>
               </w:rPr>
-              <w:t xml:space="preserve">JOINT ACCOUNT OPENED. The finale closes this exact account.</w:t>
-            </w:r>
-          </w:p>
-          <w:p>
-            <w:pPr>
-              <w:spacing w:after="20"/>
-            </w:pPr>
-            <w:r>
-              <w:rPr>
-                <w:rFonts w:ascii="Arial" w:cs="Arial" w:eastAsia="Arial" w:hAnsi="Arial"/>
-                <w:b/>
-                <w:bCs/>
-                <w:color w:val="8a2b52"/>
-                <w:sz w:val="18"/>
-                <w:szCs w:val="18"/>
-              </w:rPr>
-              <w:t xml:space="preserve">HOLD — </w:t>
-            </w:r>
-            <w:r>
-              <w:rPr>
-                <w:rFonts w:ascii="Arial" w:cs="Arial" w:eastAsia="Arial" w:hAnsi="Arial"/>
-                <w:i/>
-                <w:iCs/>
-                <w:color w:val="8a2b52"/>
-                <w:sz w:val="18"/>
-                <w:szCs w:val="18"/>
-              </w:rPr>
-              <w:t xml:space="preserve">Plant it clearly. It pays off two hours from now.</w:t>
+              <w:t xml:space="preserve">THE BIGGEST HIT. Sonny read it.</w:t>
             </w:r>
           </w:p>
         </w:tc>
@@ -9688,1858 +8053,6 @@
               <w:bottom w:val="single" w:color="C4C8CF" w:sz="4"/>
               <w:right w:val="single" w:color="C4C8CF" w:sz="4"/>
             </w:tcBorders>
-            <w:tcMar>
-              <w:top w:type="dxa" w:w="90"/>
-              <w:left w:type="dxa" w:w="110"/>
-              <w:bottom w:type="dxa" w:w="90"/>
-              <w:right w:type="dxa" w:w="110"/>
-            </w:tcMar>
-          </w:tcPr>
-          <w:p>
-            <w:pPr>
-              <w:spacing w:after="30"/>
-            </w:pPr>
-            <w:r>
-              <w:rPr>
-                <w:rFonts w:ascii="Arial" w:cs="Arial" w:eastAsia="Arial" w:hAnsi="Arial"/>
-                <w:b/>
-                <w:bCs/>
-                <w:color w:val="8a2b52"/>
-                <w:sz w:val="14"/>
-                <w:szCs w:val="14"/>
-              </w:rPr>
-              <w:t xml:space="preserve">ON THE LINE</w:t>
-            </w:r>
-          </w:p>
-          <w:p>
-            <w:pPr>
-              <w:spacing w:after="30"/>
-            </w:pPr>
-            <w:r>
-              <w:rPr>
-                <w:rFonts w:ascii="Arial" w:cs="Arial" w:eastAsia="Arial" w:hAnsi="Arial"/>
-                <w:b/>
-                <w:bCs/>
-                <w:i/>
-                <w:iCs/>
-                <w:color w:val="15151d"/>
-                <w:sz w:val="21"/>
-                <w:szCs w:val="21"/>
-              </w:rPr>
-              <w:t xml:space="preserve">“Something’s happening!”</w:t>
-            </w:r>
-          </w:p>
-        </w:tc>
-        <w:tc>
-          <w:tcPr>
-            <w:tcW w:type="dxa" w:w="5100"/>
-            <w:tcBorders>
-              <w:top w:val="single" w:color="C4C8CF" w:sz="4"/>
-              <w:left w:val="single" w:color="C4C8CF" w:sz="4"/>
-              <w:bottom w:val="single" w:color="C4C8CF" w:sz="4"/>
-              <w:right w:val="single" w:color="C4C8CF" w:sz="4"/>
-            </w:tcBorders>
-            <w:tcMar>
-              <w:top w:type="dxa" w:w="90"/>
-              <w:left w:type="dxa" w:w="110"/>
-              <w:bottom w:type="dxa" w:w="90"/>
-              <w:right w:type="dxa" w:w="110"/>
-            </w:tcMar>
-          </w:tcPr>
-          <w:p>
-            <w:pPr>
-              <w:spacing w:after="30"/>
-            </w:pPr>
-            <w:r>
-              <w:rPr>
-                <w:rFonts w:ascii="Arial" w:cs="Arial" w:eastAsia="Arial" w:hAnsi="Arial"/>
-                <w:color w:val="15151d"/>
-                <w:sz w:val="20"/>
-                <w:szCs w:val="20"/>
-              </w:rPr>
-              <w:t xml:space="preserve">THE BIGGEST HIT. Sonny read it.</w:t>
-            </w:r>
-          </w:p>
-        </w:tc>
-        <w:tc>
-          <w:tcPr>
-            <w:tcW w:type="dxa" w:w="1400"/>
-            <w:tcBorders>
-              <w:top w:val="single" w:color="C4C8CF" w:sz="4"/>
-              <w:left w:val="single" w:color="C4C8CF" w:sz="4"/>
-              <w:bottom w:val="single" w:color="C4C8CF" w:sz="4"/>
-              <w:right w:val="single" w:color="C4C8CF" w:sz="4"/>
-            </w:tcBorders>
-            <w:tcMar>
-              <w:top w:type="dxa" w:w="90"/>
-              <w:left w:type="dxa" w:w="110"/>
-              <w:bottom w:type="dxa" w:w="90"/>
-              <w:right w:type="dxa" w:w="110"/>
-            </w:tcMar>
-          </w:tcPr>
-          <w:p>
-            <w:pPr>
-              <w:spacing w:after="30"/>
-            </w:pPr>
-            <w:r>
-              <w:rPr>
-                <w:rFonts w:ascii="Arial" w:cs="Arial" w:eastAsia="Arial" w:hAnsi="Arial"/>
-                <w:color w:val="6b7280"/>
-                <w:sz w:val="18"/>
-                <w:szCs w:val="18"/>
-              </w:rPr>
-              <w:t xml:space="preserve">p. ____</w:t>
-            </w:r>
-          </w:p>
-          <w:p>
-            <w:pPr>
-              <w:spacing w:after="30"/>
-            </w:pPr>
-            <w:r>
-              <w:rPr>
-                <w:rFonts w:ascii="Arial" w:cs="Arial" w:eastAsia="Arial" w:hAnsi="Arial"/>
-                <w:color w:val="6b7280"/>
-                <w:sz w:val="18"/>
-                <w:szCs w:val="18"/>
-              </w:rPr>
-              <w:t xml:space="preserve">m. ____</w:t>
-            </w:r>
-          </w:p>
-        </w:tc>
-      </w:tr>
-      <w:tr>
-        <w:tc>
-          <w:tcPr>
-            <w:tcW w:type="dxa" w:w="900"/>
-            <w:tcBorders>
-              <w:top w:val="single" w:color="C4C8CF" w:sz="4"/>
-              <w:left w:val="single" w:color="C4C8CF" w:sz="4"/>
-              <w:bottom w:val="single" w:color="C4C8CF" w:sz="4"/>
-              <w:right w:val="single" w:color="C4C8CF" w:sz="4"/>
-            </w:tcBorders>
-            <w:tcMar>
-              <w:top w:type="dxa" w:w="90"/>
-              <w:left w:type="dxa" w:w="110"/>
-              <w:bottom w:type="dxa" w:w="90"/>
-              <w:right w:type="dxa" w:w="110"/>
-            </w:tcMar>
-          </w:tcPr>
-          <w:p>
-            <w:pPr>
-              <w:spacing w:after="30"/>
-            </w:pPr>
-            <w:r>
-              <w:rPr>
-                <w:rFonts w:ascii="Arial" w:cs="Arial" w:eastAsia="Arial" w:hAnsi="Arial"/>
-                <w:b/>
-                <w:bCs/>
-                <w:color w:val="15151d"/>
-                <w:sz w:val="26"/>
-                <w:szCs w:val="26"/>
-              </w:rPr>
-              <w:t xml:space="preserve">4.8</w:t>
-            </w:r>
-          </w:p>
-        </w:tc>
-        <w:tc>
-          <w:tcPr>
-            <w:tcW w:type="dxa" w:w="3400"/>
-            <w:tcBorders>
-              <w:top w:val="single" w:color="C4C8CF" w:sz="4"/>
-              <w:left w:val="single" w:color="C4C8CF" w:sz="4"/>
-              <w:bottom w:val="single" w:color="C4C8CF" w:sz="4"/>
-              <w:right w:val="single" w:color="C4C8CF" w:sz="4"/>
-            </w:tcBorders>
-            <w:shd w:fill="F3F4F6" w:val="clear"/>
-            <w:tcMar>
-              <w:top w:type="dxa" w:w="90"/>
-              <w:left w:type="dxa" w:w="110"/>
-              <w:bottom w:type="dxa" w:w="90"/>
-              <w:right w:type="dxa" w:w="110"/>
-            </w:tcMar>
-          </w:tcPr>
-          <w:p>
-            <w:pPr>
-              <w:spacing w:after="30"/>
-            </w:pPr>
-            <w:r>
-              <w:rPr>
-                <w:rFonts w:ascii="Arial" w:cs="Arial" w:eastAsia="Arial" w:hAnsi="Arial"/>
-                <w:b/>
-                <w:bCs/>
-                <w:color w:val="8a2b52"/>
-                <w:sz w:val="14"/>
-                <w:szCs w:val="14"/>
-              </w:rPr>
-              <w:t xml:space="preserve">ON THE LINE</w:t>
-            </w:r>
-          </w:p>
-          <w:p>
-            <w:pPr>
-              <w:spacing w:after="30"/>
-            </w:pPr>
-            <w:r>
-              <w:rPr>
-                <w:rFonts w:ascii="Arial" w:cs="Arial" w:eastAsia="Arial" w:hAnsi="Arial"/>
-                <w:b/>
-                <w:bCs/>
-                <w:i/>
-                <w:iCs/>
-                <w:color w:val="15151d"/>
-                <w:sz w:val="21"/>
-                <w:szCs w:val="21"/>
-              </w:rPr>
-              <w:t xml:space="preserve">“I’m feeling alive!”</w:t>
-            </w:r>
-          </w:p>
-        </w:tc>
-        <w:tc>
-          <w:tcPr>
-            <w:tcW w:type="dxa" w:w="5100"/>
-            <w:tcBorders>
-              <w:top w:val="single" w:color="C4C8CF" w:sz="4"/>
-              <w:left w:val="single" w:color="C4C8CF" w:sz="4"/>
-              <w:bottom w:val="single" w:color="C4C8CF" w:sz="4"/>
-              <w:right w:val="single" w:color="C4C8CF" w:sz="4"/>
-            </w:tcBorders>
-            <w:shd w:fill="F3F4F6" w:val="clear"/>
-            <w:tcMar>
-              <w:top w:type="dxa" w:w="90"/>
-              <w:left w:type="dxa" w:w="110"/>
-              <w:bottom w:type="dxa" w:w="90"/>
-              <w:right w:type="dxa" w:w="110"/>
-            </w:tcMar>
-          </w:tcPr>
-          <w:p>
-            <w:pPr>
-              <w:spacing w:after="30"/>
-            </w:pPr>
-            <w:r>
-              <w:rPr>
-                <w:rFonts w:ascii="Arial" w:cs="Arial" w:eastAsia="Arial" w:hAnsi="Arial"/>
-                <w:color w:val="15151d"/>
-                <w:sz w:val="20"/>
-                <w:szCs w:val="20"/>
-              </w:rPr>
-              <w:t xml:space="preserve">NPR wants him.</w:t>
-            </w:r>
-          </w:p>
-        </w:tc>
-        <w:tc>
-          <w:tcPr>
-            <w:tcW w:type="dxa" w:w="1400"/>
-            <w:tcBorders>
-              <w:top w:val="single" w:color="C4C8CF" w:sz="4"/>
-              <w:left w:val="single" w:color="C4C8CF" w:sz="4"/>
-              <w:bottom w:val="single" w:color="C4C8CF" w:sz="4"/>
-              <w:right w:val="single" w:color="C4C8CF" w:sz="4"/>
-            </w:tcBorders>
-            <w:shd w:fill="F3F4F6" w:val="clear"/>
-            <w:tcMar>
-              <w:top w:type="dxa" w:w="90"/>
-              <w:left w:type="dxa" w:w="110"/>
-              <w:bottom w:type="dxa" w:w="90"/>
-              <w:right w:type="dxa" w:w="110"/>
-            </w:tcMar>
-          </w:tcPr>
-          <w:p>
-            <w:pPr>
-              <w:spacing w:after="30"/>
-            </w:pPr>
-            <w:r>
-              <w:rPr>
-                <w:rFonts w:ascii="Arial" w:cs="Arial" w:eastAsia="Arial" w:hAnsi="Arial"/>
-                <w:color w:val="6b7280"/>
-                <w:sz w:val="18"/>
-                <w:szCs w:val="18"/>
-              </w:rPr>
-              <w:t xml:space="preserve">p. ____</w:t>
-            </w:r>
-          </w:p>
-          <w:p>
-            <w:pPr>
-              <w:spacing w:after="30"/>
-            </w:pPr>
-            <w:r>
-              <w:rPr>
-                <w:rFonts w:ascii="Arial" w:cs="Arial" w:eastAsia="Arial" w:hAnsi="Arial"/>
-                <w:color w:val="6b7280"/>
-                <w:sz w:val="18"/>
-                <w:szCs w:val="18"/>
-              </w:rPr>
-              <w:t xml:space="preserve">m. ____</w:t>
-            </w:r>
-          </w:p>
-        </w:tc>
-      </w:tr>
-      <w:tr>
-        <w:tc>
-          <w:tcPr>
-            <w:tcW w:type="dxa" w:w="900"/>
-            <w:tcBorders>
-              <w:top w:val="single" w:color="C4C8CF" w:sz="4"/>
-              <w:left w:val="single" w:color="C4C8CF" w:sz="4"/>
-              <w:bottom w:val="single" w:color="C4C8CF" w:sz="4"/>
-              <w:right w:val="single" w:color="C4C8CF" w:sz="4"/>
-            </w:tcBorders>
-            <w:tcMar>
-              <w:top w:type="dxa" w:w="90"/>
-              <w:left w:type="dxa" w:w="110"/>
-              <w:bottom w:type="dxa" w:w="90"/>
-              <w:right w:type="dxa" w:w="110"/>
-            </w:tcMar>
-          </w:tcPr>
-          <w:p>
-            <w:pPr>
-              <w:spacing w:after="30"/>
-            </w:pPr>
-            <w:r>
-              <w:rPr>
-                <w:rFonts w:ascii="Arial" w:cs="Arial" w:eastAsia="Arial" w:hAnsi="Arial"/>
-                <w:b/>
-                <w:bCs/>
-                <w:color w:val="15151d"/>
-                <w:sz w:val="26"/>
-                <w:szCs w:val="26"/>
-              </w:rPr>
-              <w:t xml:space="preserve">4.9</w:t>
-            </w:r>
-          </w:p>
-        </w:tc>
-        <w:tc>
-          <w:tcPr>
-            <w:tcW w:type="dxa" w:w="3400"/>
-            <w:tcBorders>
-              <w:top w:val="single" w:color="C4C8CF" w:sz="4"/>
-              <w:left w:val="single" w:color="C4C8CF" w:sz="4"/>
-              <w:bottom w:val="single" w:color="C4C8CF" w:sz="4"/>
-              <w:right w:val="single" w:color="C4C8CF" w:sz="4"/>
-            </w:tcBorders>
-            <w:tcMar>
-              <w:top w:type="dxa" w:w="90"/>
-              <w:left w:type="dxa" w:w="110"/>
-              <w:bottom w:type="dxa" w:w="90"/>
-              <w:right w:type="dxa" w:w="110"/>
-            </w:tcMar>
-          </w:tcPr>
-          <w:p>
-            <w:pPr>
-              <w:spacing w:after="30"/>
-            </w:pPr>
-            <w:r>
-              <w:rPr>
-                <w:rFonts w:ascii="Arial" w:cs="Arial" w:eastAsia="Arial" w:hAnsi="Arial"/>
-                <w:b/>
-                <w:bCs/>
-                <w:color w:val="8a2b52"/>
-                <w:sz w:val="14"/>
-                <w:szCs w:val="14"/>
-              </w:rPr>
-              <w:t xml:space="preserve">ON THE LINE</w:t>
-            </w:r>
-          </w:p>
-          <w:p>
-            <w:pPr>
-              <w:spacing w:after="30"/>
-            </w:pPr>
-            <w:r>
-              <w:rPr>
-                <w:rFonts w:ascii="Arial" w:cs="Arial" w:eastAsia="Arial" w:hAnsi="Arial"/>
-                <w:b/>
-                <w:bCs/>
-                <w:i/>
-                <w:iCs/>
-                <w:color w:val="15151d"/>
-                <w:sz w:val="21"/>
-                <w:szCs w:val="21"/>
-              </w:rPr>
-              <w:t xml:space="preserve">“And the sky is bright —”</w:t>
-            </w:r>
-          </w:p>
-        </w:tc>
-        <w:tc>
-          <w:tcPr>
-            <w:tcW w:type="dxa" w:w="5100"/>
-            <w:tcBorders>
-              <w:top w:val="single" w:color="C4C8CF" w:sz="4"/>
-              <w:left w:val="single" w:color="C4C8CF" w:sz="4"/>
-              <w:bottom w:val="single" w:color="C4C8CF" w:sz="4"/>
-              <w:right w:val="single" w:color="C4C8CF" w:sz="4"/>
-            </w:tcBorders>
-            <w:tcMar>
-              <w:top w:type="dxa" w:w="90"/>
-              <w:left w:type="dxa" w:w="110"/>
-              <w:bottom w:type="dxa" w:w="90"/>
-              <w:right w:type="dxa" w:w="110"/>
-            </w:tcMar>
-          </w:tcPr>
-          <w:p>
-            <w:pPr>
-              <w:spacing w:after="30"/>
-            </w:pPr>
-            <w:r>
-              <w:rPr>
-                <w:rFonts w:ascii="Arial" w:cs="Arial" w:eastAsia="Arial" w:hAnsi="Arial"/>
-                <w:color w:val="15151d"/>
-                <w:sz w:val="20"/>
-                <w:szCs w:val="20"/>
-              </w:rPr>
-              <w:t xml:space="preserve">“do NOT answer NPR until we talk.” Let the laugh land.</w:t>
-            </w:r>
-          </w:p>
-        </w:tc>
-        <w:tc>
-          <w:tcPr>
-            <w:tcW w:type="dxa" w:w="1400"/>
-            <w:tcBorders>
-              <w:top w:val="single" w:color="C4C8CF" w:sz="4"/>
-              <w:left w:val="single" w:color="C4C8CF" w:sz="4"/>
-              <w:bottom w:val="single" w:color="C4C8CF" w:sz="4"/>
-              <w:right w:val="single" w:color="C4C8CF" w:sz="4"/>
-            </w:tcBorders>
-            <w:tcMar>
-              <w:top w:type="dxa" w:w="90"/>
-              <w:left w:type="dxa" w:w="110"/>
-              <w:bottom w:type="dxa" w:w="90"/>
-              <w:right w:type="dxa" w:w="110"/>
-            </w:tcMar>
-          </w:tcPr>
-          <w:p>
-            <w:pPr>
-              <w:spacing w:after="30"/>
-            </w:pPr>
-            <w:r>
-              <w:rPr>
-                <w:rFonts w:ascii="Arial" w:cs="Arial" w:eastAsia="Arial" w:hAnsi="Arial"/>
-                <w:color w:val="6b7280"/>
-                <w:sz w:val="18"/>
-                <w:szCs w:val="18"/>
-              </w:rPr>
-              <w:t xml:space="preserve">p. ____</w:t>
-            </w:r>
-          </w:p>
-          <w:p>
-            <w:pPr>
-              <w:spacing w:after="30"/>
-            </w:pPr>
-            <w:r>
-              <w:rPr>
-                <w:rFonts w:ascii="Arial" w:cs="Arial" w:eastAsia="Arial" w:hAnsi="Arial"/>
-                <w:color w:val="6b7280"/>
-                <w:sz w:val="18"/>
-                <w:szCs w:val="18"/>
-              </w:rPr>
-              <w:t xml:space="preserve">m. ____</w:t>
-            </w:r>
-          </w:p>
-        </w:tc>
-      </w:tr>
-      <w:tr>
-        <w:tc>
-          <w:tcPr>
-            <w:tcW w:type="dxa" w:w="900"/>
-            <w:tcBorders>
-              <w:top w:val="single" w:color="C4C8CF" w:sz="4"/>
-              <w:left w:val="single" w:color="C4C8CF" w:sz="4"/>
-              <w:bottom w:val="single" w:color="C4C8CF" w:sz="4"/>
-              <w:right w:val="single" w:color="C4C8CF" w:sz="4"/>
-            </w:tcBorders>
-            <w:tcMar>
-              <w:top w:type="dxa" w:w="90"/>
-              <w:left w:type="dxa" w:w="110"/>
-              <w:bottom w:type="dxa" w:w="90"/>
-              <w:right w:type="dxa" w:w="110"/>
-            </w:tcMar>
-          </w:tcPr>
-          <w:p>
-            <w:pPr>
-              <w:spacing w:after="30"/>
-            </w:pPr>
-            <w:r>
-              <w:rPr>
-                <w:rFonts w:ascii="Arial" w:cs="Arial" w:eastAsia="Arial" w:hAnsi="Arial"/>
-                <w:b/>
-                <w:bCs/>
-                <w:color w:val="15151d"/>
-                <w:sz w:val="26"/>
-                <w:szCs w:val="26"/>
-              </w:rPr>
-              <w:t xml:space="preserve">4.10</w:t>
-            </w:r>
-          </w:p>
-        </w:tc>
-        <w:tc>
-          <w:tcPr>
-            <w:tcW w:type="dxa" w:w="3400"/>
-            <w:tcBorders>
-              <w:top w:val="single" w:color="C4C8CF" w:sz="4"/>
-              <w:left w:val="single" w:color="C4C8CF" w:sz="4"/>
-              <w:bottom w:val="single" w:color="C4C8CF" w:sz="4"/>
-              <w:right w:val="single" w:color="C4C8CF" w:sz="4"/>
-            </w:tcBorders>
-            <w:shd w:fill="F3F4F6" w:val="clear"/>
-            <w:tcMar>
-              <w:top w:type="dxa" w:w="90"/>
-              <w:left w:type="dxa" w:w="110"/>
-              <w:bottom w:type="dxa" w:w="90"/>
-              <w:right w:type="dxa" w:w="110"/>
-            </w:tcMar>
-          </w:tcPr>
-          <w:p>
-            <w:pPr>
-              <w:spacing w:after="30"/>
-            </w:pPr>
-            <w:r>
-              <w:rPr>
-                <w:rFonts w:ascii="Arial" w:cs="Arial" w:eastAsia="Arial" w:hAnsi="Arial"/>
-                <w:b/>
-                <w:bCs/>
-                <w:color w:val="8a2b52"/>
-                <w:sz w:val="14"/>
-                <w:szCs w:val="14"/>
-              </w:rPr>
-              <w:t xml:space="preserve">ON THE LINE</w:t>
-            </w:r>
-          </w:p>
-          <w:p>
-            <w:pPr>
-              <w:spacing w:after="30"/>
-            </w:pPr>
-            <w:r>
-              <w:rPr>
-                <w:rFonts w:ascii="Arial" w:cs="Arial" w:eastAsia="Arial" w:hAnsi="Arial"/>
-                <w:b/>
-                <w:bCs/>
-                <w:i/>
-                <w:iCs/>
-                <w:color w:val="15151d"/>
-                <w:sz w:val="21"/>
-                <w:szCs w:val="21"/>
-              </w:rPr>
-              <w:t xml:space="preserve">“And I’m sure my career will explode,”</w:t>
-            </w:r>
-          </w:p>
-        </w:tc>
-        <w:tc>
-          <w:tcPr>
-            <w:tcW w:type="dxa" w:w="5100"/>
-            <w:tcBorders>
-              <w:top w:val="single" w:color="C4C8CF" w:sz="4"/>
-              <w:left w:val="single" w:color="C4C8CF" w:sz="4"/>
-              <w:bottom w:val="single" w:color="C4C8CF" w:sz="4"/>
-              <w:right w:val="single" w:color="C4C8CF" w:sz="4"/>
-            </w:tcBorders>
-            <w:shd w:fill="F3F4F6" w:val="clear"/>
-            <w:tcMar>
-              <w:top w:type="dxa" w:w="90"/>
-              <w:left w:type="dxa" w:w="110"/>
-              <w:bottom w:type="dxa" w:w="90"/>
-              <w:right w:type="dxa" w:w="110"/>
-            </w:tcMar>
-          </w:tcPr>
-          <w:p>
-            <w:pPr>
-              <w:spacing w:after="30"/>
-            </w:pPr>
-            <w:r>
-              <w:rPr>
-                <w:rFonts w:ascii="Arial" w:cs="Arial" w:eastAsia="Arial" w:hAnsi="Arial"/>
-                <w:color w:val="15151d"/>
-                <w:sz w:val="20"/>
-                <w:szCs w:val="20"/>
-              </w:rPr>
-              <w:t xml:space="preserve">Move-in day goes on the calendar — the real event, on the real app.</w:t>
-            </w:r>
-          </w:p>
-        </w:tc>
-        <w:tc>
-          <w:tcPr>
-            <w:tcW w:type="dxa" w:w="1400"/>
-            <w:tcBorders>
-              <w:top w:val="single" w:color="C4C8CF" w:sz="4"/>
-              <w:left w:val="single" w:color="C4C8CF" w:sz="4"/>
-              <w:bottom w:val="single" w:color="C4C8CF" w:sz="4"/>
-              <w:right w:val="single" w:color="C4C8CF" w:sz="4"/>
-            </w:tcBorders>
-            <w:shd w:fill="F3F4F6" w:val="clear"/>
-            <w:tcMar>
-              <w:top w:type="dxa" w:w="90"/>
-              <w:left w:type="dxa" w:w="110"/>
-              <w:bottom w:type="dxa" w:w="90"/>
-              <w:right w:type="dxa" w:w="110"/>
-            </w:tcMar>
-          </w:tcPr>
-          <w:p>
-            <w:pPr>
-              <w:spacing w:after="30"/>
-            </w:pPr>
-            <w:r>
-              <w:rPr>
-                <w:rFonts w:ascii="Arial" w:cs="Arial" w:eastAsia="Arial" w:hAnsi="Arial"/>
-                <w:color w:val="6b7280"/>
-                <w:sz w:val="18"/>
-                <w:szCs w:val="18"/>
-              </w:rPr>
-              <w:t xml:space="preserve">p. ____</w:t>
-            </w:r>
-          </w:p>
-          <w:p>
-            <w:pPr>
-              <w:spacing w:after="30"/>
-            </w:pPr>
-            <w:r>
-              <w:rPr>
-                <w:rFonts w:ascii="Arial" w:cs="Arial" w:eastAsia="Arial" w:hAnsi="Arial"/>
-                <w:color w:val="6b7280"/>
-                <w:sz w:val="18"/>
-                <w:szCs w:val="18"/>
-              </w:rPr>
-              <w:t xml:space="preserve">m. ____</w:t>
-            </w:r>
-          </w:p>
-        </w:tc>
-      </w:tr>
-      <w:tr>
-        <w:tc>
-          <w:tcPr>
-            <w:tcW w:type="dxa" w:w="900"/>
-            <w:tcBorders>
-              <w:top w:val="single" w:color="C4C8CF" w:sz="4"/>
-              <w:left w:val="single" w:color="C4C8CF" w:sz="4"/>
-              <w:bottom w:val="single" w:color="C4C8CF" w:sz="4"/>
-              <w:right w:val="single" w:color="C4C8CF" w:sz="4"/>
-            </w:tcBorders>
-            <w:tcMar>
-              <w:top w:type="dxa" w:w="90"/>
-              <w:left w:type="dxa" w:w="110"/>
-              <w:bottom w:type="dxa" w:w="90"/>
-              <w:right w:type="dxa" w:w="110"/>
-            </w:tcMar>
-          </w:tcPr>
-          <w:p>
-            <w:pPr>
-              <w:spacing w:after="30"/>
-            </w:pPr>
-            <w:r>
-              <w:rPr>
-                <w:rFonts w:ascii="Arial" w:cs="Arial" w:eastAsia="Arial" w:hAnsi="Arial"/>
-                <w:b/>
-                <w:bCs/>
-                <w:color w:val="15151d"/>
-                <w:sz w:val="26"/>
-                <w:szCs w:val="26"/>
-              </w:rPr>
-              <w:t xml:space="preserve">4.11</w:t>
-            </w:r>
-          </w:p>
-        </w:tc>
-        <w:tc>
-          <w:tcPr>
-            <w:tcW w:type="dxa" w:w="3400"/>
-            <w:tcBorders>
-              <w:top w:val="single" w:color="C4C8CF" w:sz="4"/>
-              <w:left w:val="single" w:color="C4C8CF" w:sz="4"/>
-              <w:bottom w:val="single" w:color="C4C8CF" w:sz="4"/>
-              <w:right w:val="single" w:color="C4C8CF" w:sz="4"/>
-            </w:tcBorders>
-            <w:tcMar>
-              <w:top w:type="dxa" w:w="90"/>
-              <w:left w:type="dxa" w:w="110"/>
-              <w:bottom w:type="dxa" w:w="90"/>
-              <w:right w:type="dxa" w:w="110"/>
-            </w:tcMar>
-          </w:tcPr>
-          <w:p>
-            <w:pPr>
-              <w:spacing w:after="30"/>
-            </w:pPr>
-            <w:r>
-              <w:rPr>
-                <w:rFonts w:ascii="Arial" w:cs="Arial" w:eastAsia="Arial" w:hAnsi="Arial"/>
-                <w:b/>
-                <w:bCs/>
-                <w:color w:val="8a2b52"/>
-                <w:sz w:val="14"/>
-                <w:szCs w:val="14"/>
-              </w:rPr>
-              <w:t xml:space="preserve">ON THE LINE</w:t>
-            </w:r>
-          </w:p>
-          <w:p>
-            <w:pPr>
-              <w:spacing w:after="30"/>
-            </w:pPr>
-            <w:r>
-              <w:rPr>
-                <w:rFonts w:ascii="Arial" w:cs="Arial" w:eastAsia="Arial" w:hAnsi="Arial"/>
-                <w:b/>
-                <w:bCs/>
-                <w:i/>
-                <w:iCs/>
-                <w:color w:val="15151d"/>
-                <w:sz w:val="21"/>
-                <w:szCs w:val="21"/>
-              </w:rPr>
-              <w:t xml:space="preserve">“And I’ll never lose my hair,”</w:t>
-            </w:r>
-          </w:p>
-        </w:tc>
-        <w:tc>
-          <w:tcPr>
-            <w:tcW w:type="dxa" w:w="5100"/>
-            <w:tcBorders>
-              <w:top w:val="single" w:color="C4C8CF" w:sz="4"/>
-              <w:left w:val="single" w:color="C4C8CF" w:sz="4"/>
-              <w:bottom w:val="single" w:color="C4C8CF" w:sz="4"/>
-              <w:right w:val="single" w:color="C4C8CF" w:sz="4"/>
-            </w:tcBorders>
-            <w:tcMar>
-              <w:top w:type="dxa" w:w="90"/>
-              <w:left w:type="dxa" w:w="110"/>
-              <w:bottom w:type="dxa" w:w="90"/>
-              <w:right w:type="dxa" w:w="110"/>
-            </w:tcMar>
-          </w:tcPr>
-          <w:p>
-            <w:pPr>
-              <w:spacing w:after="30"/>
-            </w:pPr>
-            <w:r>
-              <w:rPr>
-                <w:rFonts w:ascii="Arial" w:cs="Arial" w:eastAsia="Arial" w:hAnsi="Arial"/>
-                <w:color w:val="15151d"/>
-                <w:sz w:val="20"/>
-                <w:szCs w:val="20"/>
-              </w:rPr>
-              <w:t xml:space="preserve">The signed lease lands as a banner over the calendar — both names on it.</w:t>
-            </w:r>
-          </w:p>
-        </w:tc>
-        <w:tc>
-          <w:tcPr>
-            <w:tcW w:type="dxa" w:w="1400"/>
-            <w:tcBorders>
-              <w:top w:val="single" w:color="C4C8CF" w:sz="4"/>
-              <w:left w:val="single" w:color="C4C8CF" w:sz="4"/>
-              <w:bottom w:val="single" w:color="C4C8CF" w:sz="4"/>
-              <w:right w:val="single" w:color="C4C8CF" w:sz="4"/>
-            </w:tcBorders>
-            <w:tcMar>
-              <w:top w:type="dxa" w:w="90"/>
-              <w:left w:type="dxa" w:w="110"/>
-              <w:bottom w:type="dxa" w:w="90"/>
-              <w:right w:type="dxa" w:w="110"/>
-            </w:tcMar>
-          </w:tcPr>
-          <w:p>
-            <w:pPr>
-              <w:spacing w:after="30"/>
-            </w:pPr>
-            <w:r>
-              <w:rPr>
-                <w:rFonts w:ascii="Arial" w:cs="Arial" w:eastAsia="Arial" w:hAnsi="Arial"/>
-                <w:color w:val="6b7280"/>
-                <w:sz w:val="18"/>
-                <w:szCs w:val="18"/>
-              </w:rPr>
-              <w:t xml:space="preserve">p. ____</w:t>
-            </w:r>
-          </w:p>
-          <w:p>
-            <w:pPr>
-              <w:spacing w:after="30"/>
-            </w:pPr>
-            <w:r>
-              <w:rPr>
-                <w:rFonts w:ascii="Arial" w:cs="Arial" w:eastAsia="Arial" w:hAnsi="Arial"/>
-                <w:color w:val="6b7280"/>
-                <w:sz w:val="18"/>
-                <w:szCs w:val="18"/>
-              </w:rPr>
-              <w:t xml:space="preserve">m. ____</w:t>
-            </w:r>
-          </w:p>
-        </w:tc>
-      </w:tr>
-      <w:tr>
-        <w:tc>
-          <w:tcPr>
-            <w:tcW w:type="dxa" w:w="900"/>
-            <w:tcBorders>
-              <w:top w:val="single" w:color="C4C8CF" w:sz="4"/>
-              <w:left w:val="single" w:color="C4C8CF" w:sz="4"/>
-              <w:bottom w:val="single" w:color="C4C8CF" w:sz="4"/>
-              <w:right w:val="single" w:color="C4C8CF" w:sz="4"/>
-            </w:tcBorders>
-            <w:tcMar>
-              <w:top w:type="dxa" w:w="90"/>
-              <w:left w:type="dxa" w:w="110"/>
-              <w:bottom w:type="dxa" w:w="90"/>
-              <w:right w:type="dxa" w:w="110"/>
-            </w:tcMar>
-          </w:tcPr>
-          <w:p>
-            <w:pPr>
-              <w:spacing w:after="30"/>
-            </w:pPr>
-            <w:r>
-              <w:rPr>
-                <w:rFonts w:ascii="Arial" w:cs="Arial" w:eastAsia="Arial" w:hAnsi="Arial"/>
-                <w:b/>
-                <w:bCs/>
-                <w:color w:val="15151d"/>
-                <w:sz w:val="26"/>
-                <w:szCs w:val="26"/>
-              </w:rPr>
-              <w:t xml:space="preserve">4.12</w:t>
-            </w:r>
-          </w:p>
-        </w:tc>
-        <w:tc>
-          <w:tcPr>
-            <w:tcW w:type="dxa" w:w="3400"/>
-            <w:tcBorders>
-              <w:top w:val="single" w:color="C4C8CF" w:sz="4"/>
-              <w:left w:val="single" w:color="C4C8CF" w:sz="4"/>
-              <w:bottom w:val="single" w:color="C4C8CF" w:sz="4"/>
-              <w:right w:val="single" w:color="C4C8CF" w:sz="4"/>
-            </w:tcBorders>
-            <w:shd w:fill="F3F4F6" w:val="clear"/>
-            <w:tcMar>
-              <w:top w:type="dxa" w:w="90"/>
-              <w:left w:type="dxa" w:w="110"/>
-              <w:bottom w:type="dxa" w:w="90"/>
-              <w:right w:type="dxa" w:w="110"/>
-            </w:tcMar>
-          </w:tcPr>
-          <w:p>
-            <w:pPr>
-              <w:spacing w:after="30"/>
-            </w:pPr>
-            <w:r>
-              <w:rPr>
-                <w:rFonts w:ascii="Arial" w:cs="Arial" w:eastAsia="Arial" w:hAnsi="Arial"/>
-                <w:b/>
-                <w:bCs/>
-                <w:color w:val="8a2b52"/>
-                <w:sz w:val="14"/>
-                <w:szCs w:val="14"/>
-              </w:rPr>
-              <w:t xml:space="preserve">ON THE LINE</w:t>
-            </w:r>
-          </w:p>
-          <w:p>
-            <w:pPr>
-              <w:spacing w:after="30"/>
-            </w:pPr>
-            <w:r>
-              <w:rPr>
-                <w:rFonts w:ascii="Arial" w:cs="Arial" w:eastAsia="Arial" w:hAnsi="Arial"/>
-                <w:b/>
-                <w:bCs/>
-                <w:i/>
-                <w:iCs/>
-                <w:color w:val="15151d"/>
-                <w:sz w:val="21"/>
-                <w:szCs w:val="21"/>
-              </w:rPr>
-              <w:t xml:space="preserve">“And I’ll never see thirty,”</w:t>
-            </w:r>
-          </w:p>
-        </w:tc>
-        <w:tc>
-          <w:tcPr>
-            <w:tcW w:type="dxa" w:w="5100"/>
-            <w:tcBorders>
-              <w:top w:val="single" w:color="C4C8CF" w:sz="4"/>
-              <w:left w:val="single" w:color="C4C8CF" w:sz="4"/>
-              <w:bottom w:val="single" w:color="C4C8CF" w:sz="4"/>
-              <w:right w:val="single" w:color="C4C8CF" w:sz="4"/>
-            </w:tcBorders>
-            <w:shd w:fill="F3F4F6" w:val="clear"/>
-            <w:tcMar>
-              <w:top w:type="dxa" w:w="90"/>
-              <w:left w:type="dxa" w:w="110"/>
-              <w:bottom w:type="dxa" w:w="90"/>
-              <w:right w:type="dxa" w:w="110"/>
-            </w:tcMar>
-          </w:tcPr>
-          <w:p>
-            <w:pPr>
-              <w:spacing w:after="30"/>
-            </w:pPr>
-            <w:r>
-              <w:rPr>
-                <w:rFonts w:ascii="Arial" w:cs="Arial" w:eastAsia="Arial" w:hAnsi="Arial"/>
-                <w:color w:val="15151d"/>
-                <w:sz w:val="20"/>
-                <w:szCs w:val="20"/>
-              </w:rPr>
-              <w:t xml:space="preserve">Find My — her pin and his on the same map, sharing Until: Forever both ways. Nobody Needs to Know ends it.</w:t>
-            </w:r>
-          </w:p>
-        </w:tc>
-        <w:tc>
-          <w:tcPr>
-            <w:tcW w:type="dxa" w:w="1400"/>
-            <w:tcBorders>
-              <w:top w:val="single" w:color="C4C8CF" w:sz="4"/>
-              <w:left w:val="single" w:color="C4C8CF" w:sz="4"/>
-              <w:bottom w:val="single" w:color="C4C8CF" w:sz="4"/>
-              <w:right w:val="single" w:color="C4C8CF" w:sz="4"/>
-            </w:tcBorders>
-            <w:shd w:fill="F3F4F6" w:val="clear"/>
-            <w:tcMar>
-              <w:top w:type="dxa" w:w="90"/>
-              <w:left w:type="dxa" w:w="110"/>
-              <w:bottom w:type="dxa" w:w="90"/>
-              <w:right w:type="dxa" w:w="110"/>
-            </w:tcMar>
-          </w:tcPr>
-          <w:p>
-            <w:pPr>
-              <w:spacing w:after="30"/>
-            </w:pPr>
-            <w:r>
-              <w:rPr>
-                <w:rFonts w:ascii="Arial" w:cs="Arial" w:eastAsia="Arial" w:hAnsi="Arial"/>
-                <w:color w:val="6b7280"/>
-                <w:sz w:val="18"/>
-                <w:szCs w:val="18"/>
-              </w:rPr>
-              <w:t xml:space="preserve">p. ____</w:t>
-            </w:r>
-          </w:p>
-          <w:p>
-            <w:pPr>
-              <w:spacing w:after="30"/>
-            </w:pPr>
-            <w:r>
-              <w:rPr>
-                <w:rFonts w:ascii="Arial" w:cs="Arial" w:eastAsia="Arial" w:hAnsi="Arial"/>
-                <w:color w:val="6b7280"/>
-                <w:sz w:val="18"/>
-                <w:szCs w:val="18"/>
-              </w:rPr>
-              <w:t xml:space="preserve">m. ____</w:t>
-            </w:r>
-          </w:p>
-        </w:tc>
-      </w:tr>
-      <w:tr>
-        <w:tc>
-          <w:tcPr>
-            <w:tcW w:type="dxa" w:w="900"/>
-            <w:tcBorders>
-              <w:top w:val="single" w:color="C4C8CF" w:sz="4"/>
-              <w:left w:val="single" w:color="C4C8CF" w:sz="4"/>
-              <w:bottom w:val="single" w:color="C4C8CF" w:sz="4"/>
-              <w:right w:val="single" w:color="C4C8CF" w:sz="4"/>
-            </w:tcBorders>
-            <w:tcMar>
-              <w:top w:type="dxa" w:w="90"/>
-              <w:left w:type="dxa" w:w="110"/>
-              <w:bottom w:type="dxa" w:w="90"/>
-              <w:right w:type="dxa" w:w="110"/>
-            </w:tcMar>
-          </w:tcPr>
-          <w:p>
-            <w:pPr>
-              <w:spacing w:after="30"/>
-            </w:pPr>
-            <w:r>
-              <w:rPr>
-                <w:rFonts w:ascii="Arial" w:cs="Arial" w:eastAsia="Arial" w:hAnsi="Arial"/>
-                <w:b/>
-                <w:bCs/>
-                <w:color w:val="15151d"/>
-                <w:sz w:val="26"/>
-                <w:szCs w:val="26"/>
-              </w:rPr>
-              <w:t xml:space="preserve">4.13</w:t>
-            </w:r>
-          </w:p>
-        </w:tc>
-        <w:tc>
-          <w:tcPr>
-            <w:tcW w:type="dxa" w:w="3400"/>
-            <w:tcBorders>
-              <w:top w:val="single" w:color="C4C8CF" w:sz="4"/>
-              <w:left w:val="single" w:color="C4C8CF" w:sz="4"/>
-              <w:bottom w:val="single" w:color="C4C8CF" w:sz="4"/>
-              <w:right w:val="single" w:color="C4C8CF" w:sz="4"/>
-            </w:tcBorders>
-            <w:tcMar>
-              <w:top w:type="dxa" w:w="90"/>
-              <w:left w:type="dxa" w:w="110"/>
-              <w:bottom w:type="dxa" w:w="90"/>
-              <w:right w:type="dxa" w:w="110"/>
-            </w:tcMar>
-          </w:tcPr>
-          <w:p>
-            <w:pPr>
-              <w:spacing w:after="30"/>
-            </w:pPr>
-            <w:r>
-              <w:rPr>
-                <w:rFonts w:ascii="Arial" w:cs="Arial" w:eastAsia="Arial" w:hAnsi="Arial"/>
-                <w:b/>
-                <w:bCs/>
-                <w:color w:val="8a2b52"/>
-                <w:sz w:val="14"/>
-                <w:szCs w:val="14"/>
-              </w:rPr>
-              <w:t xml:space="preserve">ON THE LINE</w:t>
-            </w:r>
-          </w:p>
-          <w:p>
-            <w:pPr>
-              <w:spacing w:after="30"/>
-            </w:pPr>
-            <w:r>
-              <w:rPr>
-                <w:rFonts w:ascii="Arial" w:cs="Arial" w:eastAsia="Arial" w:hAnsi="Arial"/>
-                <w:b/>
-                <w:bCs/>
-                <w:i/>
-                <w:iCs/>
-                <w:color w:val="15151d"/>
-                <w:sz w:val="21"/>
-                <w:szCs w:val="21"/>
-              </w:rPr>
-              <w:t xml:space="preserve">“I’m so happy I won’t last a day!”</w:t>
-            </w:r>
-          </w:p>
-        </w:tc>
-        <w:tc>
-          <w:tcPr>
-            <w:tcW w:type="dxa" w:w="5100"/>
-            <w:tcBorders>
-              <w:top w:val="single" w:color="C4C8CF" w:sz="4"/>
-              <w:left w:val="single" w:color="C4C8CF" w:sz="4"/>
-              <w:bottom w:val="single" w:color="C4C8CF" w:sz="4"/>
-              <w:right w:val="single" w:color="C4C8CF" w:sz="4"/>
-            </w:tcBorders>
-            <w:tcMar>
-              <w:top w:type="dxa" w:w="90"/>
-              <w:left w:type="dxa" w:w="110"/>
-              <w:bottom w:type="dxa" w:w="90"/>
-              <w:right w:type="dxa" w:w="110"/>
-            </w:tcMar>
-          </w:tcPr>
-          <w:p>
-            <w:pPr>
-              <w:spacing w:after="30"/>
-            </w:pPr>
-            <w:r>
-              <w:rPr>
-                <w:rFonts w:ascii="Arial" w:cs="Arial" w:eastAsia="Arial" w:hAnsi="Arial"/>
-                <w:color w:val="15151d"/>
-                <w:sz w:val="20"/>
-                <w:szCs w:val="20"/>
-              </w:rPr>
-              <w:t xml:space="preserve">THE RULE THEY MAKE TOGETHER — a real Focus schedule, 10 PM to 6 AM. Elise gets an exception to this in A Miracle Would Happen.</w:t>
-            </w:r>
-          </w:p>
-          <w:p>
-            <w:pPr>
-              <w:spacing w:after="20"/>
-            </w:pPr>
-            <w:r>
-              <w:rPr>
-                <w:rFonts w:ascii="Arial" w:cs="Arial" w:eastAsia="Arial" w:hAnsi="Arial"/>
-                <w:b/>
-                <w:bCs/>
-                <w:color w:val="8a2b52"/>
-                <w:sz w:val="18"/>
-                <w:szCs w:val="18"/>
-              </w:rPr>
-              <w:t xml:space="preserve">HOLD — </w:t>
-            </w:r>
-            <w:r>
-              <w:rPr>
-                <w:rFonts w:ascii="Arial" w:cs="Arial" w:eastAsia="Arial" w:hAnsi="Arial"/>
-                <w:i/>
-                <w:iCs/>
-                <w:color w:val="8a2b52"/>
-                <w:sz w:val="18"/>
-                <w:szCs w:val="18"/>
-              </w:rPr>
-              <w:t xml:space="preserve">The most important quiet plant in the show.</w:t>
-            </w:r>
-          </w:p>
-        </w:tc>
-        <w:tc>
-          <w:tcPr>
-            <w:tcW w:type="dxa" w:w="1400"/>
-            <w:tcBorders>
-              <w:top w:val="single" w:color="C4C8CF" w:sz="4"/>
-              <w:left w:val="single" w:color="C4C8CF" w:sz="4"/>
-              <w:bottom w:val="single" w:color="C4C8CF" w:sz="4"/>
-              <w:right w:val="single" w:color="C4C8CF" w:sz="4"/>
-            </w:tcBorders>
-            <w:tcMar>
-              <w:top w:type="dxa" w:w="90"/>
-              <w:left w:type="dxa" w:w="110"/>
-              <w:bottom w:type="dxa" w:w="90"/>
-              <w:right w:type="dxa" w:w="110"/>
-            </w:tcMar>
-          </w:tcPr>
-          <w:p>
-            <w:pPr>
-              <w:spacing w:after="30"/>
-            </w:pPr>
-            <w:r>
-              <w:rPr>
-                <w:rFonts w:ascii="Arial" w:cs="Arial" w:eastAsia="Arial" w:hAnsi="Arial"/>
-                <w:color w:val="6b7280"/>
-                <w:sz w:val="18"/>
-                <w:szCs w:val="18"/>
-              </w:rPr>
-              <w:t xml:space="preserve">p. ____</w:t>
-            </w:r>
-          </w:p>
-          <w:p>
-            <w:pPr>
-              <w:spacing w:after="30"/>
-            </w:pPr>
-            <w:r>
-              <w:rPr>
-                <w:rFonts w:ascii="Arial" w:cs="Arial" w:eastAsia="Arial" w:hAnsi="Arial"/>
-                <w:color w:val="6b7280"/>
-                <w:sz w:val="18"/>
-                <w:szCs w:val="18"/>
-              </w:rPr>
-              <w:t xml:space="preserve">m. ____</w:t>
-            </w:r>
-          </w:p>
-        </w:tc>
-      </w:tr>
-      <w:tr>
-        <w:tc>
-          <w:tcPr>
-            <w:tcW w:type="dxa" w:w="900"/>
-            <w:tcBorders>
-              <w:top w:val="single" w:color="C4C8CF" w:sz="4"/>
-              <w:left w:val="single" w:color="C4C8CF" w:sz="4"/>
-              <w:bottom w:val="single" w:color="C4C8CF" w:sz="4"/>
-              <w:right w:val="single" w:color="C4C8CF" w:sz="4"/>
-            </w:tcBorders>
-            <w:tcMar>
-              <w:top w:type="dxa" w:w="90"/>
-              <w:left w:type="dxa" w:w="110"/>
-              <w:bottom w:type="dxa" w:w="90"/>
-              <w:right w:type="dxa" w:w="110"/>
-            </w:tcMar>
-          </w:tcPr>
-          <w:p>
-            <w:pPr>
-              <w:spacing w:after="30"/>
-            </w:pPr>
-            <w:r>
-              <w:rPr>
-                <w:rFonts w:ascii="Arial" w:cs="Arial" w:eastAsia="Arial" w:hAnsi="Arial"/>
-                <w:b/>
-                <w:bCs/>
-                <w:color w:val="15151d"/>
-                <w:sz w:val="26"/>
-                <w:szCs w:val="26"/>
-              </w:rPr>
-              <w:t xml:space="preserve">4.14</w:t>
-            </w:r>
-          </w:p>
-        </w:tc>
-        <w:tc>
-          <w:tcPr>
-            <w:tcW w:type="dxa" w:w="3400"/>
-            <w:tcBorders>
-              <w:top w:val="single" w:color="C4C8CF" w:sz="4"/>
-              <w:left w:val="single" w:color="C4C8CF" w:sz="4"/>
-              <w:bottom w:val="single" w:color="C4C8CF" w:sz="4"/>
-              <w:right w:val="single" w:color="C4C8CF" w:sz="4"/>
-            </w:tcBorders>
-            <w:shd w:fill="F3F4F6" w:val="clear"/>
-            <w:tcMar>
-              <w:top w:type="dxa" w:w="90"/>
-              <w:left w:type="dxa" w:w="110"/>
-              <w:bottom w:type="dxa" w:w="90"/>
-              <w:right w:type="dxa" w:w="110"/>
-            </w:tcMar>
-          </w:tcPr>
-          <w:p>
-            <w:pPr>
-              <w:spacing w:after="30"/>
-            </w:pPr>
-            <w:r>
-              <w:rPr>
-                <w:rFonts w:ascii="Arial" w:cs="Arial" w:eastAsia="Arial" w:hAnsi="Arial"/>
-                <w:b/>
-                <w:bCs/>
-                <w:color w:val="8a2b52"/>
-                <w:sz w:val="14"/>
-                <w:szCs w:val="14"/>
-              </w:rPr>
-              <w:t xml:space="preserve">ON THE LINE</w:t>
-            </w:r>
-          </w:p>
-          <w:p>
-            <w:pPr>
-              <w:spacing w:after="30"/>
-            </w:pPr>
-            <w:r>
-              <w:rPr>
-                <w:rFonts w:ascii="Arial" w:cs="Arial" w:eastAsia="Arial" w:hAnsi="Arial"/>
-                <w:b/>
-                <w:bCs/>
-                <w:i/>
-                <w:iCs/>
-                <w:color w:val="15151d"/>
-                <w:sz w:val="21"/>
-                <w:szCs w:val="21"/>
-              </w:rPr>
-              <w:t xml:space="preserve">“(the couch vignette)”</w:t>
-            </w:r>
-          </w:p>
-        </w:tc>
-        <w:tc>
-          <w:tcPr>
-            <w:tcW w:type="dxa" w:w="5100"/>
-            <w:tcBorders>
-              <w:top w:val="single" w:color="C4C8CF" w:sz="4"/>
-              <w:left w:val="single" w:color="C4C8CF" w:sz="4"/>
-              <w:bottom w:val="single" w:color="C4C8CF" w:sz="4"/>
-              <w:right w:val="single" w:color="C4C8CF" w:sz="4"/>
-            </w:tcBorders>
-            <w:shd w:fill="F3F4F6" w:val="clear"/>
-            <w:tcMar>
-              <w:top w:type="dxa" w:w="90"/>
-              <w:left w:type="dxa" w:w="110"/>
-              <w:bottom w:type="dxa" w:w="90"/>
-              <w:right w:type="dxa" w:w="110"/>
-            </w:tcMar>
-          </w:tcPr>
-          <w:p>
-            <w:pPr>
-              <w:spacing w:after="30"/>
-            </w:pPr>
-            <w:r>
-              <w:rPr>
-                <w:rFonts w:ascii="Arial" w:cs="Arial" w:eastAsia="Arial" w:hAnsi="Arial"/>
-                <w:color w:val="15151d"/>
-                <w:sz w:val="20"/>
-                <w:szCs w:val="20"/>
-              </w:rPr>
-              <w:t xml:space="preserve">Her thread — six weeks deep already, overflowing above — and a real Marketplace link card lands: the hideous couch, $75.</w:t>
-            </w:r>
-          </w:p>
-          <w:p>
-            <w:pPr>
-              <w:spacing w:after="20"/>
-            </w:pPr>
-            <w:r>
-              <w:rPr>
-                <w:rFonts w:ascii="Arial" w:cs="Arial" w:eastAsia="Arial" w:hAnsi="Arial"/>
-                <w:b/>
-                <w:bCs/>
-                <w:color w:val="8a2b52"/>
-                <w:sz w:val="18"/>
-                <w:szCs w:val="18"/>
-              </w:rPr>
-              <w:t xml:space="preserve">HOLD — </w:t>
-            </w:r>
-            <w:r>
-              <w:rPr>
-                <w:rFonts w:ascii="Arial" w:cs="Arial" w:eastAsia="Arial" w:hAnsi="Arial"/>
-                <w:i/>
-                <w:iCs/>
-                <w:color w:val="8a2b52"/>
-                <w:sz w:val="18"/>
-                <w:szCs w:val="18"/>
-              </w:rPr>
-              <w:t xml:space="preserve">Let the listing card land and be read in the house before 4.15 fires.</w:t>
-            </w:r>
-          </w:p>
-        </w:tc>
-        <w:tc>
-          <w:tcPr>
-            <w:tcW w:type="dxa" w:w="1400"/>
-            <w:tcBorders>
-              <w:top w:val="single" w:color="C4C8CF" w:sz="4"/>
-              <w:left w:val="single" w:color="C4C8CF" w:sz="4"/>
-              <w:bottom w:val="single" w:color="C4C8CF" w:sz="4"/>
-              <w:right w:val="single" w:color="C4C8CF" w:sz="4"/>
-            </w:tcBorders>
-            <w:shd w:fill="F3F4F6" w:val="clear"/>
-            <w:tcMar>
-              <w:top w:type="dxa" w:w="90"/>
-              <w:left w:type="dxa" w:w="110"/>
-              <w:bottom w:type="dxa" w:w="90"/>
-              <w:right w:type="dxa" w:w="110"/>
-            </w:tcMar>
-          </w:tcPr>
-          <w:p>
-            <w:pPr>
-              <w:spacing w:after="30"/>
-            </w:pPr>
-            <w:r>
-              <w:rPr>
-                <w:rFonts w:ascii="Arial" w:cs="Arial" w:eastAsia="Arial" w:hAnsi="Arial"/>
-                <w:color w:val="6b7280"/>
-                <w:sz w:val="18"/>
-                <w:szCs w:val="18"/>
-              </w:rPr>
-              <w:t xml:space="preserve">p. ____</w:t>
-            </w:r>
-          </w:p>
-          <w:p>
-            <w:pPr>
-              <w:spacing w:after="30"/>
-            </w:pPr>
-            <w:r>
-              <w:rPr>
-                <w:rFonts w:ascii="Arial" w:cs="Arial" w:eastAsia="Arial" w:hAnsi="Arial"/>
-                <w:color w:val="6b7280"/>
-                <w:sz w:val="18"/>
-                <w:szCs w:val="18"/>
-              </w:rPr>
-              <w:t xml:space="preserve">m. ____</w:t>
-            </w:r>
-          </w:p>
-        </w:tc>
-      </w:tr>
-      <w:tr>
-        <w:tc>
-          <w:tcPr>
-            <w:tcW w:type="dxa" w:w="900"/>
-            <w:tcBorders>
-              <w:top w:val="single" w:color="C4C8CF" w:sz="4"/>
-              <w:left w:val="single" w:color="C4C8CF" w:sz="4"/>
-              <w:bottom w:val="single" w:color="C4C8CF" w:sz="4"/>
-              <w:right w:val="single" w:color="C4C8CF" w:sz="4"/>
-            </w:tcBorders>
-            <w:tcMar>
-              <w:top w:type="dxa" w:w="90"/>
-              <w:left w:type="dxa" w:w="110"/>
-              <w:bottom w:type="dxa" w:w="90"/>
-              <w:right w:type="dxa" w:w="110"/>
-            </w:tcMar>
-          </w:tcPr>
-          <w:p>
-            <w:pPr>
-              <w:spacing w:after="30"/>
-            </w:pPr>
-            <w:r>
-              <w:rPr>
-                <w:rFonts w:ascii="Arial" w:cs="Arial" w:eastAsia="Arial" w:hAnsi="Arial"/>
-                <w:b/>
-                <w:bCs/>
-                <w:color w:val="15151d"/>
-                <w:sz w:val="26"/>
-                <w:szCs w:val="26"/>
-              </w:rPr>
-              <w:t xml:space="preserve">4.15</w:t>
-            </w:r>
-          </w:p>
-        </w:tc>
-        <w:tc>
-          <w:tcPr>
-            <w:tcW w:type="dxa" w:w="3400"/>
-            <w:tcBorders>
-              <w:top w:val="single" w:color="C4C8CF" w:sz="4"/>
-              <w:left w:val="single" w:color="C4C8CF" w:sz="4"/>
-              <w:bottom w:val="single" w:color="C4C8CF" w:sz="4"/>
-              <w:right w:val="single" w:color="C4C8CF" w:sz="4"/>
-            </w:tcBorders>
-            <w:tcMar>
-              <w:top w:type="dxa" w:w="90"/>
-              <w:left w:type="dxa" w:w="110"/>
-              <w:bottom w:type="dxa" w:w="90"/>
-              <w:right w:type="dxa" w:w="110"/>
-            </w:tcMar>
-          </w:tcPr>
-          <w:p>
-            <w:pPr>
-              <w:spacing w:after="30"/>
-            </w:pPr>
-            <w:r>
-              <w:rPr>
-                <w:rFonts w:ascii="Arial" w:cs="Arial" w:eastAsia="Arial" w:hAnsi="Arial"/>
-                <w:b/>
-                <w:bCs/>
-                <w:color w:val="8a2b52"/>
-                <w:sz w:val="14"/>
-                <w:szCs w:val="14"/>
-              </w:rPr>
-              <w:t xml:space="preserve">ON THE LINE</w:t>
-            </w:r>
-          </w:p>
-          <w:p>
-            <w:pPr>
-              <w:spacing w:after="30"/>
-            </w:pPr>
-            <w:r>
-              <w:rPr>
-                <w:rFonts w:ascii="Arial" w:cs="Arial" w:eastAsia="Arial" w:hAnsi="Arial"/>
-                <w:b/>
-                <w:bCs/>
-                <w:i/>
-                <w:iCs/>
-                <w:color w:val="15151d"/>
-                <w:sz w:val="21"/>
-                <w:szCs w:val="21"/>
-              </w:rPr>
-              <w:t xml:space="preserve">“(vamp)”</w:t>
-            </w:r>
-          </w:p>
-        </w:tc>
-        <w:tc>
-          <w:tcPr>
-            <w:tcW w:type="dxa" w:w="5100"/>
-            <w:tcBorders>
-              <w:top w:val="single" w:color="C4C8CF" w:sz="4"/>
-              <w:left w:val="single" w:color="C4C8CF" w:sz="4"/>
-              <w:bottom w:val="single" w:color="C4C8CF" w:sz="4"/>
-              <w:right w:val="single" w:color="C4C8CF" w:sz="4"/>
-            </w:tcBorders>
-            <w:tcMar>
-              <w:top w:type="dxa" w:w="90"/>
-              <w:left w:type="dxa" w:w="110"/>
-              <w:bottom w:type="dxa" w:w="90"/>
-              <w:right w:type="dxa" w:w="110"/>
-            </w:tcMar>
-          </w:tcPr>
-          <w:p>
-            <w:pPr>
-              <w:spacing w:after="30"/>
-            </w:pPr>
-            <w:r>
-              <w:rPr>
-                <w:rFonts w:ascii="Arial" w:cs="Arial" w:eastAsia="Arial" w:hAnsi="Arial"/>
-                <w:color w:val="15151d"/>
-                <w:sz w:val="20"/>
-                <w:szCs w:val="20"/>
-              </w:rPr>
-              <w:t xml:space="preserve">He buys it before she finishes the sentence.</w:t>
-            </w:r>
-          </w:p>
-        </w:tc>
-        <w:tc>
-          <w:tcPr>
-            <w:tcW w:type="dxa" w:w="1400"/>
-            <w:tcBorders>
-              <w:top w:val="single" w:color="C4C8CF" w:sz="4"/>
-              <w:left w:val="single" w:color="C4C8CF" w:sz="4"/>
-              <w:bottom w:val="single" w:color="C4C8CF" w:sz="4"/>
-              <w:right w:val="single" w:color="C4C8CF" w:sz="4"/>
-            </w:tcBorders>
-            <w:tcMar>
-              <w:top w:type="dxa" w:w="90"/>
-              <w:left w:type="dxa" w:w="110"/>
-              <w:bottom w:type="dxa" w:w="90"/>
-              <w:right w:type="dxa" w:w="110"/>
-            </w:tcMar>
-          </w:tcPr>
-          <w:p>
-            <w:pPr>
-              <w:spacing w:after="30"/>
-            </w:pPr>
-            <w:r>
-              <w:rPr>
-                <w:rFonts w:ascii="Arial" w:cs="Arial" w:eastAsia="Arial" w:hAnsi="Arial"/>
-                <w:color w:val="6b7280"/>
-                <w:sz w:val="18"/>
-                <w:szCs w:val="18"/>
-              </w:rPr>
-              <w:t xml:space="preserve">p. ____</w:t>
-            </w:r>
-          </w:p>
-          <w:p>
-            <w:pPr>
-              <w:spacing w:after="30"/>
-            </w:pPr>
-            <w:r>
-              <w:rPr>
-                <w:rFonts w:ascii="Arial" w:cs="Arial" w:eastAsia="Arial" w:hAnsi="Arial"/>
-                <w:color w:val="6b7280"/>
-                <w:sz w:val="18"/>
-                <w:szCs w:val="18"/>
-              </w:rPr>
-              <w:t xml:space="preserve">m. ____</w:t>
-            </w:r>
-          </w:p>
-        </w:tc>
-      </w:tr>
-      <w:tr>
-        <w:tc>
-          <w:tcPr>
-            <w:tcW w:type="dxa" w:w="900"/>
-            <w:tcBorders>
-              <w:top w:val="single" w:color="C4C8CF" w:sz="4"/>
-              <w:left w:val="single" w:color="C4C8CF" w:sz="4"/>
-              <w:bottom w:val="single" w:color="C4C8CF" w:sz="4"/>
-              <w:right w:val="single" w:color="C4C8CF" w:sz="4"/>
-            </w:tcBorders>
-            <w:tcMar>
-              <w:top w:type="dxa" w:w="90"/>
-              <w:left w:type="dxa" w:w="110"/>
-              <w:bottom w:type="dxa" w:w="90"/>
-              <w:right w:type="dxa" w:w="110"/>
-            </w:tcMar>
-          </w:tcPr>
-          <w:p>
-            <w:pPr>
-              <w:spacing w:after="30"/>
-            </w:pPr>
-            <w:r>
-              <w:rPr>
-                <w:rFonts w:ascii="Arial" w:cs="Arial" w:eastAsia="Arial" w:hAnsi="Arial"/>
-                <w:b/>
-                <w:bCs/>
-                <w:color w:val="15151d"/>
-                <w:sz w:val="26"/>
-                <w:szCs w:val="26"/>
-              </w:rPr>
-              <w:t xml:space="preserve">4.16</w:t>
-            </w:r>
-          </w:p>
-        </w:tc>
-        <w:tc>
-          <w:tcPr>
-            <w:tcW w:type="dxa" w:w="3400"/>
-            <w:tcBorders>
-              <w:top w:val="single" w:color="C4C8CF" w:sz="4"/>
-              <w:left w:val="single" w:color="C4C8CF" w:sz="4"/>
-              <w:bottom w:val="single" w:color="C4C8CF" w:sz="4"/>
-              <w:right w:val="single" w:color="C4C8CF" w:sz="4"/>
-            </w:tcBorders>
-            <w:shd w:fill="F3F4F6" w:val="clear"/>
-            <w:tcMar>
-              <w:top w:type="dxa" w:w="90"/>
-              <w:left w:type="dxa" w:w="110"/>
-              <w:bottom w:type="dxa" w:w="90"/>
-              <w:right w:type="dxa" w:w="110"/>
-            </w:tcMar>
-          </w:tcPr>
-          <w:p>
-            <w:pPr>
-              <w:spacing w:after="30"/>
-            </w:pPr>
-            <w:r>
-              <w:rPr>
-                <w:rFonts w:ascii="Arial" w:cs="Arial" w:eastAsia="Arial" w:hAnsi="Arial"/>
-                <w:b/>
-                <w:bCs/>
-                <w:color w:val="8a2b52"/>
-                <w:sz w:val="14"/>
-                <w:szCs w:val="14"/>
-              </w:rPr>
-              <w:t xml:space="preserve">ON THE LINE</w:t>
-            </w:r>
-          </w:p>
-          <w:p>
-            <w:pPr>
-              <w:spacing w:after="30"/>
-            </w:pPr>
-            <w:r>
-              <w:rPr>
-                <w:rFonts w:ascii="Arial" w:cs="Arial" w:eastAsia="Arial" w:hAnsi="Arial"/>
-                <w:b/>
-                <w:bCs/>
-                <w:i/>
-                <w:iCs/>
-                <w:color w:val="15151d"/>
-                <w:sz w:val="21"/>
-                <w:szCs w:val="21"/>
-              </w:rPr>
-              <w:t xml:space="preserve">“(vamp button)”</w:t>
-            </w:r>
-          </w:p>
-        </w:tc>
-        <w:tc>
-          <w:tcPr>
-            <w:tcW w:type="dxa" w:w="5100"/>
-            <w:tcBorders>
-              <w:top w:val="single" w:color="C4C8CF" w:sz="4"/>
-              <w:left w:val="single" w:color="C4C8CF" w:sz="4"/>
-              <w:bottom w:val="single" w:color="C4C8CF" w:sz="4"/>
-              <w:right w:val="single" w:color="C4C8CF" w:sz="4"/>
-            </w:tcBorders>
-            <w:shd w:fill="F3F4F6" w:val="clear"/>
-            <w:tcMar>
-              <w:top w:type="dxa" w:w="90"/>
-              <w:left w:type="dxa" w:w="110"/>
-              <w:bottom w:type="dxa" w:w="90"/>
-              <w:right w:type="dxa" w:w="110"/>
-            </w:tcMar>
-          </w:tcPr>
-          <w:p>
-            <w:pPr>
-              <w:spacing w:after="30"/>
-            </w:pPr>
-            <w:r>
-              <w:rPr>
-                <w:rFonts w:ascii="Arial" w:cs="Arial" w:eastAsia="Arial" w:hAnsi="Arial"/>
-                <w:color w:val="15151d"/>
-                <w:sz w:val="20"/>
-                <w:szCs w:val="20"/>
-              </w:rPr>
-              <w:t xml:space="preserve">Send.</w:t>
-            </w:r>
-          </w:p>
-        </w:tc>
-        <w:tc>
-          <w:tcPr>
-            <w:tcW w:type="dxa" w:w="1400"/>
-            <w:tcBorders>
-              <w:top w:val="single" w:color="C4C8CF" w:sz="4"/>
-              <w:left w:val="single" w:color="C4C8CF" w:sz="4"/>
-              <w:bottom w:val="single" w:color="C4C8CF" w:sz="4"/>
-              <w:right w:val="single" w:color="C4C8CF" w:sz="4"/>
-            </w:tcBorders>
-            <w:shd w:fill="F3F4F6" w:val="clear"/>
-            <w:tcMar>
-              <w:top w:type="dxa" w:w="90"/>
-              <w:left w:type="dxa" w:w="110"/>
-              <w:bottom w:type="dxa" w:w="90"/>
-              <w:right w:type="dxa" w:w="110"/>
-            </w:tcMar>
-          </w:tcPr>
-          <w:p>
-            <w:pPr>
-              <w:spacing w:after="30"/>
-            </w:pPr>
-            <w:r>
-              <w:rPr>
-                <w:rFonts w:ascii="Arial" w:cs="Arial" w:eastAsia="Arial" w:hAnsi="Arial"/>
-                <w:color w:val="6b7280"/>
-                <w:sz w:val="18"/>
-                <w:szCs w:val="18"/>
-              </w:rPr>
-              <w:t xml:space="preserve">p. ____</w:t>
-            </w:r>
-          </w:p>
-          <w:p>
-            <w:pPr>
-              <w:spacing w:after="30"/>
-            </w:pPr>
-            <w:r>
-              <w:rPr>
-                <w:rFonts w:ascii="Arial" w:cs="Arial" w:eastAsia="Arial" w:hAnsi="Arial"/>
-                <w:color w:val="6b7280"/>
-                <w:sz w:val="18"/>
-                <w:szCs w:val="18"/>
-              </w:rPr>
-              <w:t xml:space="preserve">m. ____</w:t>
-            </w:r>
-          </w:p>
-        </w:tc>
-      </w:tr>
-      <w:tr>
-        <w:tc>
-          <w:tcPr>
-            <w:tcW w:type="dxa" w:w="900"/>
-            <w:tcBorders>
-              <w:top w:val="single" w:color="C4C8CF" w:sz="4"/>
-              <w:left w:val="single" w:color="C4C8CF" w:sz="4"/>
-              <w:bottom w:val="single" w:color="C4C8CF" w:sz="4"/>
-              <w:right w:val="single" w:color="C4C8CF" w:sz="4"/>
-            </w:tcBorders>
-            <w:tcMar>
-              <w:top w:type="dxa" w:w="90"/>
-              <w:left w:type="dxa" w:w="110"/>
-              <w:bottom w:type="dxa" w:w="90"/>
-              <w:right w:type="dxa" w:w="110"/>
-            </w:tcMar>
-          </w:tcPr>
-          <w:p>
-            <w:pPr>
-              <w:spacing w:after="30"/>
-            </w:pPr>
-            <w:r>
-              <w:rPr>
-                <w:rFonts w:ascii="Arial" w:cs="Arial" w:eastAsia="Arial" w:hAnsi="Arial"/>
-                <w:b/>
-                <w:bCs/>
-                <w:color w:val="15151d"/>
-                <w:sz w:val="26"/>
-                <w:szCs w:val="26"/>
-              </w:rPr>
-              <w:t xml:space="preserve">4.17</w:t>
-            </w:r>
-          </w:p>
-        </w:tc>
-        <w:tc>
-          <w:tcPr>
-            <w:tcW w:type="dxa" w:w="3400"/>
-            <w:tcBorders>
-              <w:top w:val="single" w:color="C4C8CF" w:sz="4"/>
-              <w:left w:val="single" w:color="C4C8CF" w:sz="4"/>
-              <w:bottom w:val="single" w:color="C4C8CF" w:sz="4"/>
-              <w:right w:val="single" w:color="C4C8CF" w:sz="4"/>
-            </w:tcBorders>
-            <w:tcMar>
-              <w:top w:type="dxa" w:w="90"/>
-              <w:left w:type="dxa" w:w="110"/>
-              <w:bottom w:type="dxa" w:w="90"/>
-              <w:right w:type="dxa" w:w="110"/>
-            </w:tcMar>
-          </w:tcPr>
-          <w:p>
-            <w:pPr>
-              <w:spacing w:after="30"/>
-            </w:pPr>
-            <w:r>
-              <w:rPr>
-                <w:rFonts w:ascii="Arial" w:cs="Arial" w:eastAsia="Arial" w:hAnsi="Arial"/>
-                <w:b/>
-                <w:bCs/>
-                <w:color w:val="8a2b52"/>
-                <w:sz w:val="14"/>
-                <w:szCs w:val="14"/>
-              </w:rPr>
-              <w:t xml:space="preserve">ON THE LINE</w:t>
-            </w:r>
-          </w:p>
-          <w:p>
-            <w:pPr>
-              <w:spacing w:after="30"/>
-            </w:pPr>
-            <w:r>
-              <w:rPr>
-                <w:rFonts w:ascii="Arial" w:cs="Arial" w:eastAsia="Arial" w:hAnsi="Arial"/>
-                <w:b/>
-                <w:bCs/>
-                <w:i/>
-                <w:iCs/>
-                <w:color w:val="15151d"/>
-                <w:sz w:val="21"/>
-                <w:szCs w:val="21"/>
-              </w:rPr>
-              <w:t xml:space="preserve">“Final chorus”</w:t>
-            </w:r>
-          </w:p>
-        </w:tc>
-        <w:tc>
-          <w:tcPr>
-            <w:tcW w:type="dxa" w:w="5100"/>
-            <w:tcBorders>
-              <w:top w:val="single" w:color="C4C8CF" w:sz="4"/>
-              <w:left w:val="single" w:color="C4C8CF" w:sz="4"/>
-              <w:bottom w:val="single" w:color="C4C8CF" w:sz="4"/>
-              <w:right w:val="single" w:color="C4C8CF" w:sz="4"/>
-            </w:tcBorders>
-            <w:tcMar>
-              <w:top w:type="dxa" w:w="90"/>
-              <w:left w:type="dxa" w:w="110"/>
-              <w:bottom w:type="dxa" w:w="90"/>
-              <w:right w:type="dxa" w:w="110"/>
-            </w:tcMar>
-          </w:tcPr>
-          <w:p>
-            <w:pPr>
-              <w:spacing w:after="30"/>
-            </w:pPr>
-            <w:r>
-              <w:rPr>
-                <w:rFonts w:ascii="Arial" w:cs="Arial" w:eastAsia="Arial" w:hAnsi="Arial"/>
-                <w:color w:val="15151d"/>
-                <w:sz w:val="20"/>
-                <w:szCs w:val="20"/>
-              </w:rPr>
-              <w:t xml:space="preserve">He leaves Messages and posts the news.</w:t>
-            </w:r>
-          </w:p>
-        </w:tc>
-        <w:tc>
-          <w:tcPr>
-            <w:tcW w:type="dxa" w:w="1400"/>
-            <w:tcBorders>
-              <w:top w:val="single" w:color="C4C8CF" w:sz="4"/>
-              <w:left w:val="single" w:color="C4C8CF" w:sz="4"/>
-              <w:bottom w:val="single" w:color="C4C8CF" w:sz="4"/>
-              <w:right w:val="single" w:color="C4C8CF" w:sz="4"/>
-            </w:tcBorders>
-            <w:tcMar>
-              <w:top w:type="dxa" w:w="90"/>
-              <w:left w:type="dxa" w:w="110"/>
-              <w:bottom w:type="dxa" w:w="90"/>
-              <w:right w:type="dxa" w:w="110"/>
-            </w:tcMar>
-          </w:tcPr>
-          <w:p>
-            <w:pPr>
-              <w:spacing w:after="30"/>
-            </w:pPr>
-            <w:r>
-              <w:rPr>
-                <w:rFonts w:ascii="Arial" w:cs="Arial" w:eastAsia="Arial" w:hAnsi="Arial"/>
-                <w:color w:val="6b7280"/>
-                <w:sz w:val="18"/>
-                <w:szCs w:val="18"/>
-              </w:rPr>
-              <w:t xml:space="preserve">p. ____</w:t>
-            </w:r>
-          </w:p>
-          <w:p>
-            <w:pPr>
-              <w:spacing w:after="30"/>
-            </w:pPr>
-            <w:r>
-              <w:rPr>
-                <w:rFonts w:ascii="Arial" w:cs="Arial" w:eastAsia="Arial" w:hAnsi="Arial"/>
-                <w:color w:val="6b7280"/>
-                <w:sz w:val="18"/>
-                <w:szCs w:val="18"/>
-              </w:rPr>
-              <w:t xml:space="preserve">m. ____</w:t>
-            </w:r>
-          </w:p>
-        </w:tc>
-      </w:tr>
-      <w:tr>
-        <w:tc>
-          <w:tcPr>
-            <w:tcW w:type="dxa" w:w="900"/>
-            <w:tcBorders>
-              <w:top w:val="single" w:color="C4C8CF" w:sz="4"/>
-              <w:left w:val="single" w:color="C4C8CF" w:sz="4"/>
-              <w:bottom w:val="single" w:color="C4C8CF" w:sz="4"/>
-              <w:right w:val="single" w:color="C4C8CF" w:sz="4"/>
-            </w:tcBorders>
-            <w:tcMar>
-              <w:top w:type="dxa" w:w="90"/>
-              <w:left w:type="dxa" w:w="110"/>
-              <w:bottom w:type="dxa" w:w="90"/>
-              <w:right w:type="dxa" w:w="110"/>
-            </w:tcMar>
-          </w:tcPr>
-          <w:p>
-            <w:pPr>
-              <w:spacing w:after="30"/>
-            </w:pPr>
-            <w:r>
-              <w:rPr>
-                <w:rFonts w:ascii="Arial" w:cs="Arial" w:eastAsia="Arial" w:hAnsi="Arial"/>
-                <w:b/>
-                <w:bCs/>
-                <w:color w:val="15151d"/>
-                <w:sz w:val="26"/>
-                <w:szCs w:val="26"/>
-              </w:rPr>
-              <w:t xml:space="preserve">4.18</w:t>
-            </w:r>
-          </w:p>
-        </w:tc>
-        <w:tc>
-          <w:tcPr>
-            <w:tcW w:type="dxa" w:w="3400"/>
-            <w:tcBorders>
-              <w:top w:val="single" w:color="C4C8CF" w:sz="4"/>
-              <w:left w:val="single" w:color="C4C8CF" w:sz="4"/>
-              <w:bottom w:val="single" w:color="C4C8CF" w:sz="4"/>
-              <w:right w:val="single" w:color="C4C8CF" w:sz="4"/>
-            </w:tcBorders>
-            <w:shd w:fill="F3F4F6" w:val="clear"/>
             <w:tcMar>
               <w:top w:type="dxa" w:w="90"/>
               <w:left w:type="dxa" w:w="110"/>
@@ -11578,7 +8091,7 @@
                 <w:sz w:val="21"/>
                 <w:szCs w:val="21"/>
               </w:rPr>
-              <w:t xml:space="preserve">Ride the outro to the cutoff</w:t>
+              <w:t xml:space="preserve">CUTOFF</w:t>
             </w:r>
           </w:p>
         </w:tc>
@@ -11591,7 +8104,6 @@
               <w:bottom w:val="single" w:color="C4C8CF" w:sz="4"/>
               <w:right w:val="single" w:color="C4C8CF" w:sz="4"/>
             </w:tcBorders>
-            <w:shd w:fill="F3F4F6" w:val="clear"/>
             <w:tcMar>
               <w:top w:type="dxa" w:w="90"/>
               <w:left w:type="dxa" w:w="110"/>
@@ -11610,7 +8122,7 @@
                 <w:sz w:val="20"/>
                 <w:szCs w:val="20"/>
               </w:rPr>
-              <w:t xml:space="preserve">61 → 240.</w:t>
+              <w:t xml:space="preserve">Black on the button.</w:t>
             </w:r>
           </w:p>
         </w:tc>
@@ -11623,7 +8135,6 @@
               <w:bottom w:val="single" w:color="C4C8CF" w:sz="4"/>
               <w:right w:val="single" w:color="C4C8CF" w:sz="4"/>
             </w:tcBorders>
-            <w:shd w:fill="F3F4F6" w:val="clear"/>
             <w:tcMar>
               <w:top w:type="dxa" w:w="90"/>
               <w:left w:type="dxa" w:w="110"/>

--- a/L5Y-Cue-Sheet.docx
+++ b/L5Y-Cue-Sheet.docx
@@ -3346,7 +3346,7 @@
                 <w:sz w:val="21"/>
                 <w:szCs w:val="21"/>
               </w:rPr>
-              <w:t xml:space="preserve">““Give me a day…” — the memories return”</w:t>
+              <w:t xml:space="preserve">““Give me a day, Jamie!” — the memories return, full screen”</w:t>
             </w:r>
           </w:p>
         </w:tc>
@@ -3488,29 +3488,29 @@
                 <w:rFonts w:ascii="Arial" w:cs="Arial" w:eastAsia="Arial" w:hAnsi="Arial"/>
                 <w:b/>
                 <w:bCs/>
-                <w:color w:val="2b4d8a"/>
+                <w:color w:val="8a2b52"/>
                 <w:sz w:val="14"/>
                 <w:szCs w:val="14"/>
               </w:rPr>
-              <w:t xml:space="preserve">ON THE MUSIC</w:t>
-            </w:r>
-          </w:p>
-          <w:p>
-            <w:pPr>
-              <w:spacing w:after="30"/>
-            </w:pPr>
-            <w:r>
-              <w:rPr>
-                <w:rFonts w:ascii="Arial" w:cs="Arial" w:eastAsia="Arial" w:hAnsi="Arial"/>
-                <w:b w:val="false"/>
-                <w:bCs w:val="false"/>
-                <w:i w:val="false"/>
-                <w:iCs w:val="false"/>
+              <w:t xml:space="preserve">ON THE LINE</w:t>
+            </w:r>
+          </w:p>
+          <w:p>
+            <w:pPr>
+              <w:spacing w:after="30"/>
+            </w:pPr>
+            <w:r>
+              <w:rPr>
+                <w:rFonts w:ascii="Arial" w:cs="Arial" w:eastAsia="Arial" w:hAnsi="Arial"/>
+                <w:b/>
+                <w:bCs/>
+                <w:i/>
+                <w:iCs/>
                 <w:color w:val="15151d"/>
                 <w:sz w:val="21"/>
                 <w:szCs w:val="21"/>
               </w:rPr>
-              <w:t xml:space="preserve">The feed drifts on — more memories</w:t>
+              <w:t xml:space="preserve">““Bring back the lies” — back to the beginning”</w:t>
             </w:r>
           </w:p>
         </w:tc>
@@ -5038,7 +5038,7 @@
                 <w:sz w:val="21"/>
                 <w:szCs w:val="21"/>
               </w:rPr>
-              <w:t xml:space="preserve">“⚠CONFIRM LINE — “I’ve been standing…” (garbled in notes) · the phone comes back out”</w:t>
+              <w:t xml:space="preserve">““I’ve been standing for days with the phone in my hand” — it comes back out”</w:t>
             </w:r>
           </w:p>
         </w:tc>
@@ -6564,7 +6564,7 @@
                 <w:sz w:val="21"/>
                 <w:szCs w:val="21"/>
               </w:rPr>
-              <w:t xml:space="preserve">““You’re mine, we’re doing fine” — JAMIE DIALS. Time snaps back.”</w:t>
+              <w:t xml:space="preserve">““And you’re mine… We’re doing fine.” — JAMIE DIALS. Time snaps back.”</w:t>
             </w:r>
           </w:p>
         </w:tc>
@@ -6596,7 +6596,7 @@
                 <w:sz w:val="20"/>
                 <w:szCs w:val="20"/>
               </w:rPr>
-              <w:t xml:space="preserve">HIS phone, 2021 — dialing Miss Whitfield’s office. ⚠Is Linda Whitfield at The Atlantic or Random House? Script check pending.</w:t>
+              <w:t xml:space="preserve">HIS phone, 2021 — a cold call to the agency, via Dr. Adler. She is not his agent yet, so the phone shows the business listing, not a contact. (Script fact: Whitfield is his literary agent at her own agency; Elise is the editor at Random House.)</w:t>
             </w:r>
           </w:p>
         </w:tc>
@@ -7055,7 +7055,7 @@
                 <w:sz w:val="21"/>
                 <w:szCs w:val="21"/>
               </w:rPr>
-              <w:t xml:space="preserve">““It’s all right, we’ll have tonight” — SHE RINGS HIM”</w:t>
+              <w:t xml:space="preserve">““It’s all right — We’ll have tonight.” — the agency calls HIM back”</w:t>
             </w:r>
           </w:p>
         </w:tc>
@@ -7545,7 +7545,7 @@
                 <w:sz w:val="21"/>
                 <w:szCs w:val="21"/>
               </w:rPr>
-              <w:t xml:space="preserve">“After Cathy’s “and not do anything at all” — ROB CALLS”</w:t>
+              <w:t xml:space="preserve">“After Cathy’s “And not do anything at all” — JAMIE DIALS ROB”</w:t>
             </w:r>
           </w:p>
         </w:tc>
@@ -7577,7 +7577,7 @@
                 <w:sz w:val="20"/>
                 <w:szCs w:val="20"/>
               </w:rPr>
-              <w:t xml:space="preserve">HIS phone. Rob, incoming. ⚠Confirm which era this call sits in.</w:t>
+              <w:t xml:space="preserve">SCRIPT: he dials — “perplexed but not unhappy.” The lease is up; an apartment WITH Cathy. 2021, pre-move-in — the era question answers itself.</w:t>
             </w:r>
           </w:p>
         </w:tc>
@@ -7709,7 +7709,7 @@
                 <w:sz w:val="21"/>
                 <w:szCs w:val="21"/>
               </w:rPr>
-              <w:t xml:space="preserve">Instant pickup</w:t>
+              <w:t xml:space="preserve">Rob picks up — “Yeah, listen. You know how my lease is up?”</w:t>
             </w:r>
           </w:p>
         </w:tc>
@@ -7740,7 +7740,7 @@
                 <w:sz w:val="20"/>
                 <w:szCs w:val="20"/>
               </w:rPr>
-              <w:t xml:space="preserve">Connected — Rob and Jamie, visible through the very end of the vamp.</w:t>
+              <w:t xml:space="preserve">Connected — visible through the very end of the vamp.</w:t>
             </w:r>
           </w:p>
         </w:tc>
@@ -8419,7 +8419,7 @@
                 <w:sz w:val="21"/>
                 <w:szCs w:val="21"/>
               </w:rPr>
-              <w:t xml:space="preserve">“⚠CONFIRM LINE — “What else am I supposed to do” · CATHY DIALS”</w:t>
+              <w:t xml:space="preserve">““But oh, oh — what else am I s’pposed to do?” — CATHY DIALS”</w:t>
             </w:r>
           </w:p>
         </w:tc>
@@ -8451,7 +8451,7 @@
                 <w:sz w:val="20"/>
                 <w:szCs w:val="20"/>
               </w:rPr>
-              <w:t xml:space="preserve">HER phone — sometime in 2024–25 (⚠era to confirm) — dialing Mike Stelmyer. ⚠His agency: check whether the script ever names it.</w:t>
+              <w:t xml:space="preserve">HER phone — the gig-hunting era (2024, per the show’s structure; script gives no date) — dialing Mike Stelmyer. Script fact: his agency is never named.</w:t>
             </w:r>
           </w:p>
         </w:tc>
@@ -8583,7 +8583,7 @@
                 <w:sz w:val="21"/>
                 <w:szCs w:val="21"/>
               </w:rPr>
-              <w:t xml:space="preserve">“End of that line — it connects”</w:t>
+              <w:t xml:space="preserve">“On her “Hello, this is Catherine Hiatt, I’m calling for Mike Stelmyer” — it connects”</w:t>
             </w:r>
           </w:p>
         </w:tc>
@@ -8746,7 +8746,7 @@
                 <w:sz w:val="21"/>
                 <w:szCs w:val="21"/>
               </w:rPr>
-              <w:t xml:space="preserve">“⚠CONFIRM LINE — “I’ll call you soon” · the call ends”</w:t>
+              <w:t xml:space="preserve">““I’ll call you soon!” — the call ends”</w:t>
             </w:r>
           </w:p>
         </w:tc>
@@ -8910,7 +8910,7 @@
                 <w:sz w:val="21"/>
                 <w:szCs w:val="21"/>
               </w:rPr>
-              <w:t xml:space="preserve">“⚠LINE from script (worksheet) — the apartment on 73rd”</w:t>
+              <w:t xml:space="preserve">““Found an apartment on Seventy-Third!””</w:t>
             </w:r>
           </w:p>
         </w:tc>
@@ -9073,7 +9073,7 @@
                 <w:sz w:val="21"/>
                 <w:szCs w:val="21"/>
               </w:rPr>
-              <w:t xml:space="preserve">“⚠LINE from script (worksheet) — The Atlantic Monthly”</w:t>
+              <w:t xml:space="preserve">““The Atlantic Monthly’s printing my first chapter””</w:t>
             </w:r>
           </w:p>
         </w:tc>
@@ -9237,7 +9237,7 @@
                 <w:sz w:val="21"/>
                 <w:szCs w:val="21"/>
               </w:rPr>
-              <w:t xml:space="preserve">“⚠LINE from script (worksheet) — the two thousand dollars”</w:t>
+              <w:t xml:space="preserve">““Two thousand bucks without rewriting one word!””</w:t>
             </w:r>
           </w:p>
         </w:tc>
@@ -9400,7 +9400,7 @@
                 <w:sz w:val="21"/>
                 <w:szCs w:val="21"/>
               </w:rPr>
-              <w:t xml:space="preserve">“⚠LINE from script (worksheet) — leaving Columbia”</w:t>
+              <w:t xml:space="preserve">““I left Columbia and don’t regret it””</w:t>
             </w:r>
           </w:p>
         </w:tc>
@@ -9564,7 +9564,7 @@
                 <w:sz w:val="21"/>
                 <w:szCs w:val="21"/>
               </w:rPr>
-              <w:t xml:space="preserve">“⚠LINE from script (worksheet) — Sonny read it”</w:t>
+              <w:t xml:space="preserve">““I wrote a book and Sonny Mehta read it!””</w:t>
             </w:r>
           </w:p>
         </w:tc>
@@ -10274,7 +10274,7 @@
                 <w:sz w:val="21"/>
                 <w:szCs w:val="21"/>
               </w:rPr>
-              <w:t xml:space="preserve">“He looks at me and sees me”</w:t>
+              <w:t xml:space="preserve">““One day we’re just like ‘Leave It to Beaver’””</w:t>
             </w:r>
           </w:p>
         </w:tc>
@@ -10438,7 +10438,7 @@
                 <w:sz w:val="21"/>
                 <w:szCs w:val="21"/>
               </w:rPr>
-              <w:t xml:space="preserve">“And soon he wanders off”</w:t>
+              <w:t xml:space="preserve">““And then he’s off on a trip to Jamie-land””</w:t>
             </w:r>
           </w:p>
         </w:tc>
@@ -10765,7 +10765,7 @@
                 <w:sz w:val="21"/>
                 <w:szCs w:val="21"/>
               </w:rPr>
-              <w:t xml:space="preserve">“He’s got a mind like a diamond”</w:t>
+              <w:t xml:space="preserve">““Staring catatonic out the window””</w:t>
             </w:r>
           </w:p>
         </w:tc>
@@ -10928,7 +10928,7 @@
                 <w:sz w:val="21"/>
                 <w:szCs w:val="21"/>
               </w:rPr>
-              <w:t xml:space="preserve">“He’s got a smile that would blind me,”</w:t>
+              <w:t xml:space="preserve">““Barely even breathing all the while…””</w:t>
             </w:r>
           </w:p>
         </w:tc>
@@ -11255,7 +11255,7 @@
                 <w:sz w:val="21"/>
                 <w:szCs w:val="21"/>
               </w:rPr>
-              <w:t xml:space="preserve">“And I’m a part of that.”</w:t>
+              <w:t xml:space="preserve">““Next day it’s just like it never happened””</w:t>
             </w:r>
           </w:p>
         </w:tc>
@@ -11419,7 +11419,7 @@
                 <w:sz w:val="21"/>
                 <w:szCs w:val="21"/>
               </w:rPr>
-              <w:t xml:space="preserve">“And he smiles.”</w:t>
+              <w:t xml:space="preserve">““And then he smiles””</w:t>
             </w:r>
           </w:p>
         </w:tc>
@@ -11936,7 +11936,7 @@
                 <w:sz w:val="21"/>
                 <w:szCs w:val="21"/>
               </w:rPr>
-              <w:t xml:space="preserve">“And I’m a part of that.”</w:t>
+              <w:t xml:space="preserve">““I’m a part of that… Aren’t I?””</w:t>
             </w:r>
           </w:p>
         </w:tc>
@@ -13603,7 +13603,7 @@
                 <w:sz w:val="21"/>
                 <w:szCs w:val="21"/>
               </w:rPr>
-              <w:t xml:space="preserve">Sightseeing — he pops the question</w:t>
+              <w:t xml:space="preserve">“No, that one’s Jerry Seinfeld… No, the Dakota —” · the rowboat, the question</w:t>
             </w:r>
           </w:p>
         </w:tc>
@@ -13634,7 +13634,7 @@
                 <w:sz w:val="20"/>
                 <w:szCs w:val="20"/>
               </w:rPr>
-              <w:t xml:space="preserve">No animations, by direction: the phones only mark WHERE WE ARE IN TIME. The engagement day. ⚠Confirm the sightseeing placement (“…no, the Dakotas”) against the script.</w:t>
+              <w:t xml:space="preserve">No animations, by direction: the phones only mark WHERE WE ARE IN TIME. The rowboat on the Central Park lake — “No, the Dakota” — pointing at the Upper West Side. The engagement day.</w:t>
             </w:r>
           </w:p>
         </w:tc>
@@ -13930,7 +13930,7 @@
                 <w:sz w:val="21"/>
                 <w:szCs w:val="21"/>
               </w:rPr>
-              <w:t xml:space="preserve">After the waltz and interlude — BACK IN TIME to the engagement</w:t>
+              <w:t xml:space="preserve">CATHY’s “Is that one John Lennon?” — back in time to the engagement</w:t>
             </w:r>
           </w:p>
         </w:tc>
@@ -14640,7 +14640,7 @@
                 <w:sz w:val="21"/>
                 <w:szCs w:val="21"/>
               </w:rPr>
-              <w:t xml:space="preserve">“⚠LINE from script (worksheet) — the first stranger”</w:t>
+              <w:t xml:space="preserve">““Every other woman in the world suddenly finds you attractive””</w:t>
             </w:r>
           </w:p>
         </w:tc>
@@ -14804,7 +14804,7 @@
                 <w:sz w:val="21"/>
                 <w:szCs w:val="21"/>
               </w:rPr>
-              <w:t xml:space="preserve">“⚠LINE from script (worksheet) — another”</w:t>
+              <w:t xml:space="preserve">““And now they’re banging down your door””</w:t>
             </w:r>
           </w:p>
         </w:tc>
@@ -14967,7 +14967,7 @@
                 <w:sz w:val="21"/>
                 <w:szCs w:val="21"/>
               </w:rPr>
-              <w:t xml:space="preserve">“⚠LINE from script (worksheet) — the numbers”</w:t>
+              <w:t xml:space="preserve">““I’m at these parties… I’m the grand fromage””</w:t>
             </w:r>
           </w:p>
         </w:tc>
@@ -15131,7 +15131,7 @@
                 <w:sz w:val="21"/>
                 <w:szCs w:val="21"/>
               </w:rPr>
-              <w:t xml:space="preserve">“⚠LINE from script (worksheet) — Elise”</w:t>
+              <w:t xml:space="preserve">““And here she comes: ‘Let’s get a cup of coffee…’” — Elise”</w:t>
             </w:r>
           </w:p>
         </w:tc>
@@ -15294,7 +15294,7 @@
                 <w:sz w:val="21"/>
                 <w:szCs w:val="21"/>
               </w:rPr>
-              <w:t xml:space="preserve">“⚠LINE from script (worksheet) — it keeps coming”</w:t>
+              <w:t xml:space="preserve">““It’s a challenge to resist temptation””</w:t>
             </w:r>
           </w:p>
         </w:tc>
@@ -16003,7 +16003,7 @@
                 <w:sz w:val="21"/>
                 <w:szCs w:val="21"/>
               </w:rPr>
-              <w:t xml:space="preserve">“I’m climbing uphill,”</w:t>
+              <w:t xml:space="preserve">““I’m climbin’ uphill, Daddy””</w:t>
             </w:r>
           </w:p>
         </w:tc>
@@ -18892,7 +18892,7 @@
                 <w:sz w:val="21"/>
                 <w:szCs w:val="21"/>
               </w:rPr>
-              <w:t xml:space="preserve">“I’d have left you a long time ago.”</w:t>
+              <w:t xml:space="preserve">““I’d walk out the door and say, ‘Cathy, you’re right’””</w:t>
             </w:r>
           </w:p>
         </w:tc>
@@ -20337,7 +20337,7 @@
                 <w:sz w:val="21"/>
                 <w:szCs w:val="21"/>
               </w:rPr>
-              <w:t xml:space="preserve">“I never had a dream come true”</w:t>
+              <w:t xml:space="preserve">““My best friend had a little situation at the end of our senior year””</w:t>
             </w:r>
           </w:p>
         </w:tc>
@@ -20501,7 +20501,7 @@
                 <w:sz w:val="21"/>
                 <w:szCs w:val="21"/>
               </w:rPr>
-              <w:t xml:space="preserve">“Carolann Mitchell married Jeff Metzger”</w:t>
+              <w:t xml:space="preserve">““And like a shot, she and Mitchell got married that summer””</w:t>
             </w:r>
           </w:p>
         </w:tc>
@@ -20664,7 +20664,7 @@
                 <w:sz w:val="21"/>
                 <w:szCs w:val="21"/>
               </w:rPr>
-              <w:t xml:space="preserve">“(next phrase)”</w:t>
+              <w:t xml:space="preserve">““Carolann getting bigger ev’ry minute””</w:t>
             </w:r>
           </w:p>
         </w:tc>
@@ -20828,7 +20828,7 @@
                 <w:sz w:val="21"/>
                 <w:szCs w:val="21"/>
               </w:rPr>
-              <w:t xml:space="preserve">“(next phrase)”</w:t>
+              <w:t xml:space="preserve">““They got a little cute house… with a crucifix on the door””</w:t>
             </w:r>
           </w:p>
         </w:tc>
@@ -21672,7 +21672,7 @@
                 <w:sz w:val="21"/>
                 <w:szCs w:val="21"/>
               </w:rPr>
-              <w:t xml:space="preserve">“Will you share your life with me”</w:t>
+              <w:t xml:space="preserve">““Say you’ll move in with me” — deleted; she asks him out loud”</w:t>
             </w:r>
           </w:p>
         </w:tc>
@@ -22572,7 +22572,7 @@
                 <w:sz w:val="21"/>
                 <w:szCs w:val="21"/>
               </w:rPr>
-              <w:t xml:space="preserve">“I could be in Ohio.”</w:t>
+              <w:t xml:space="preserve">““I’m off to Ohio” — the scroll-back”</w:t>
             </w:r>
           </w:p>
         </w:tc>
@@ -22762,7 +22762,7 @@
                 <w:sz w:val="21"/>
                 <w:szCs w:val="21"/>
               </w:rPr>
-              <w:t xml:space="preserve">“I could be twenty-two —”</w:t>
+              <w:t xml:space="preserve">““Hold on, facts are facts””</w:t>
             </w:r>
           </w:p>
         </w:tc>
@@ -25352,7 +25352,7 @@
                 <w:sz w:val="21"/>
                 <w:szCs w:val="21"/>
               </w:rPr>
-              <w:t xml:space="preserve">“CATHY: And I’m nothing but happy —”</w:t>
+              <w:t xml:space="preserve">“CATHY: “I have been waiting for you!””</w:t>
             </w:r>
           </w:p>
         </w:tc>
@@ -25706,7 +25706,7 @@
                 <w:sz w:val="21"/>
                 <w:szCs w:val="21"/>
               </w:rPr>
-              <w:t xml:space="preserve">“JAMIE: No, no, no —”</w:t>
+              <w:t xml:space="preserve">“JAMIE: “I went downtown and closed the bank account””</w:t>
             </w:r>
           </w:p>
         </w:tc>
